--- a/CA1StrategicThinking.docx
+++ b/CA1StrategicThinking.docx
@@ -2776,191 +2776,16 @@
           <w:szCs w:val="24"/>
           <w:u w:val="single"/>
         </w:rPr>
-        <w:t>Ensure that any content written in red is removed from the document before submission.</w:t>
-      </w:r>
-    </w:p>
-    <w:p>
-      <w:pPr>
-        <w:rPr>
-          <w:color w:val="FF0000"/>
-          <w:sz w:val="32"/>
-          <w:szCs w:val="32"/>
-        </w:rPr>
-      </w:pPr>
-    </w:p>
-    <w:p>
-      <w:pPr>
-        <w:rPr>
-          <w:color w:val="FF0000"/>
-          <w:sz w:val="32"/>
-          <w:szCs w:val="32"/>
-        </w:rPr>
-      </w:pPr>
-    </w:p>
-    <w:p>
-      <w:pPr>
-        <w:rPr>
-          <w:color w:val="FF0000"/>
-          <w:sz w:val="32"/>
-          <w:szCs w:val="32"/>
-        </w:rPr>
-      </w:pPr>
-    </w:p>
-    <w:p>
-      <w:pPr>
-        <w:rPr>
-          <w:rFonts w:ascii="Aptos" w:eastAsia="Aptos" w:hAnsi="Aptos" w:cs="Aptos"/>
-          <w:b/>
-          <w:color w:val="FF0000"/>
-          <w:sz w:val="24"/>
-          <w:szCs w:val="24"/>
-          <w:u w:val="single"/>
-        </w:rPr>
-      </w:pPr>
-    </w:p>
-    <w:p>
-      <w:pPr>
-        <w:rPr>
-          <w:rFonts w:ascii="Aptos" w:eastAsia="Aptos" w:hAnsi="Aptos" w:cs="Aptos"/>
-          <w:b/>
-          <w:color w:val="FF0000"/>
-          <w:sz w:val="24"/>
-          <w:szCs w:val="24"/>
-          <w:u w:val="single"/>
-        </w:rPr>
-      </w:pPr>
-    </w:p>
-    <w:p>
-      <w:pPr>
-        <w:rPr>
-          <w:rFonts w:ascii="Aptos" w:eastAsia="Aptos" w:hAnsi="Aptos" w:cs="Aptos"/>
-          <w:b/>
-          <w:color w:val="FF0000"/>
-          <w:sz w:val="24"/>
-          <w:szCs w:val="24"/>
-          <w:u w:val="single"/>
-        </w:rPr>
-      </w:pPr>
-    </w:p>
-    <w:p>
-      <w:pPr>
-        <w:rPr>
-          <w:rFonts w:ascii="Aptos" w:eastAsia="Aptos" w:hAnsi="Aptos" w:cs="Aptos"/>
-          <w:b/>
-          <w:color w:val="FF0000"/>
-          <w:sz w:val="24"/>
-          <w:szCs w:val="24"/>
-          <w:u w:val="single"/>
-        </w:rPr>
-      </w:pPr>
-    </w:p>
-    <w:p>
-      <w:pPr>
-        <w:rPr>
-          <w:color w:val="FF0000"/>
-          <w:sz w:val="32"/>
-          <w:szCs w:val="32"/>
-        </w:rPr>
-      </w:pPr>
-    </w:p>
-    <w:p>
-      <w:pPr>
-        <w:rPr>
-          <w:color w:val="FF0000"/>
-          <w:sz w:val="32"/>
-          <w:szCs w:val="32"/>
-        </w:rPr>
-      </w:pPr>
-    </w:p>
-    <w:p>
-      <w:pPr>
-        <w:rPr>
-          <w:color w:val="FF0000"/>
-          <w:sz w:val="32"/>
-          <w:szCs w:val="32"/>
-        </w:rPr>
-      </w:pPr>
-    </w:p>
-    <w:p>
-      <w:pPr>
-        <w:rPr>
-          <w:color w:val="FF0000"/>
-          <w:sz w:val="32"/>
-          <w:szCs w:val="32"/>
-        </w:rPr>
-      </w:pPr>
-    </w:p>
-    <w:p>
-      <w:pPr>
-        <w:rPr>
-          <w:color w:val="FF0000"/>
-          <w:sz w:val="32"/>
-          <w:szCs w:val="32"/>
-        </w:rPr>
-      </w:pPr>
-    </w:p>
-    <w:p>
-      <w:pPr>
-        <w:rPr>
-          <w:color w:val="3A3A3A"/>
-          <w:sz w:val="40"/>
-          <w:szCs w:val="40"/>
-        </w:rPr>
-      </w:pPr>
-      <w:r>
-        <w:rPr>
-          <w:color w:val="3A3A3A"/>
-          <w:sz w:val="40"/>
-          <w:szCs w:val="40"/>
-        </w:rPr>
-        <w:lastRenderedPageBreak/>
-        <w:t>Abstract</w:t>
-      </w:r>
-    </w:p>
-    <w:p/>
-    <w:p>
-      <w:pPr>
-        <w:rPr>
-          <w:color w:val="FF0000"/>
-        </w:rPr>
-      </w:pPr>
-      <w:r>
-        <w:rPr>
-          <w:color w:val="FF0000"/>
-        </w:rPr>
-        <w:t xml:space="preserve">[NOTE: This section is designated for the abstract. Abstracts are not assigned page numbers and should precede the table of contents. If an abstract is unnecessary for your work, please delete this page.] </w:t>
-      </w:r>
-    </w:p>
-    <w:p>
-      <w:pPr>
-        <w:rPr>
-          <w:color w:val="FF0000"/>
-        </w:rPr>
-      </w:pPr>
-    </w:p>
-    <w:p>
-      <w:pPr>
-        <w:rPr>
-          <w:color w:val="FF0000"/>
-        </w:rPr>
-      </w:pPr>
-    </w:p>
-    <w:p>
-      <w:pPr>
-        <w:rPr>
-          <w:color w:val="FF0000"/>
-        </w:rPr>
-      </w:pPr>
-    </w:p>
-    <w:p/>
-    <w:p/>
-    <w:p/>
-    <w:p/>
-    <w:p/>
-    <w:p/>
-    <w:p/>
-    <w:p/>
-    <w:p/>
+        <w:t>Ensure that any content written in red is removed from the document before submissi</w:t>
+      </w:r>
+    </w:p>
+    <w:p>
+      <w:pPr>
+        <w:rPr>
+          <w:color w:val="FF0000"/>
+        </w:rPr>
+      </w:pPr>
+    </w:p>
     <w:p/>
     <w:p/>
     <w:p/>
@@ -3239,196 +3064,99 @@
       </w:pPr>
     </w:p>
     <w:p>
-      <w:pPr>
-        <w:pStyle w:val="Heading1"/>
-        <w:spacing w:after="0"/>
-      </w:pPr>
       <w:bookmarkStart w:id="16" w:name="_heading=h.gjdgxs" w:colFirst="0" w:colLast="0"/>
+      <w:bookmarkStart w:id="17" w:name="_heading=h.2et92p0" w:colFirst="0" w:colLast="0"/>
       <w:bookmarkEnd w:id="16"/>
+      <w:bookmarkEnd w:id="17"/>
       <w:r>
         <w:lastRenderedPageBreak/>
-        <w:t>Introduction</w:t>
-      </w:r>
-    </w:p>
-    <w:p>
-      <w:pPr>
-        <w:pStyle w:val="Heading1"/>
-        <w:spacing w:before="0"/>
-      </w:pPr>
-      <w:bookmarkStart w:id="17" w:name="_heading=h.30j0zll" w:colFirst="0" w:colLast="0"/>
-      <w:bookmarkEnd w:id="17"/>
-      <w:r>
-        <w:t>Chapter 1</w:t>
-      </w:r>
-    </w:p>
-    <w:p>
-      <w:pPr>
-        <w:pStyle w:val="Heading2"/>
-      </w:pPr>
-      <w:bookmarkStart w:id="18" w:name="_heading=h.1fob9te" w:colFirst="0" w:colLast="0"/>
-      <w:bookmarkEnd w:id="18"/>
-      <w:r>
-        <w:t>Chapter 1.1</w:t>
-      </w:r>
-    </w:p>
-    <w:p>
-      <w:pPr>
-        <w:pStyle w:val="Heading3"/>
-      </w:pPr>
-      <w:bookmarkStart w:id="19" w:name="_heading=h.3znysh7" w:colFirst="0" w:colLast="0"/>
-      <w:bookmarkEnd w:id="19"/>
-      <w:r>
-        <w:t>Chapter 1.1.1.</w:t>
+        <w:t>1. Project Title</w:t>
+      </w:r>
+    </w:p>
+    <w:p>
+      <w:r>
+        <w:t xml:space="preserve">Consumer shopping </w:t>
+      </w:r>
+      <w:r>
+        <w:t>behaviour evolution in Ireland</w:t>
       </w:r>
     </w:p>
     <w:p/>
     <w:p>
       <w:r>
-        <w:rPr>
-          <w:noProof/>
-        </w:rPr>
-        <w:drawing>
-          <wp:inline distT="0" distB="0" distL="0" distR="0" wp14:anchorId="3D568519" wp14:editId="3B3CDB16">
-            <wp:extent cx="3571875" cy="819150"/>
-            <wp:effectExtent l="0" t="0" r="0" b="0"/>
-            <wp:docPr id="1728545884" name="image2.png" descr="A screenshot of a computer&#10;&#10;Description automatically generated"/>
-            <wp:cNvGraphicFramePr/>
-            <a:graphic xmlns:a="http://schemas.openxmlformats.org/drawingml/2006/main">
-              <a:graphicData uri="http://schemas.openxmlformats.org/drawingml/2006/picture">
-                <pic:pic xmlns:pic="http://schemas.openxmlformats.org/drawingml/2006/picture">
-                  <pic:nvPicPr>
-                    <pic:cNvPr id="0" name="image2.png" descr="A screenshot of a computer&#10;&#10;Description automatically generated"/>
-                    <pic:cNvPicPr preferRelativeResize="0"/>
-                  </pic:nvPicPr>
-                  <pic:blipFill>
-                    <a:blip r:embed="rId15"/>
-                    <a:srcRect/>
-                    <a:stretch>
-                      <a:fillRect/>
-                    </a:stretch>
-                  </pic:blipFill>
-                  <pic:spPr>
-                    <a:xfrm>
-                      <a:off x="0" y="0"/>
-                      <a:ext cx="3571875" cy="819150"/>
-                    </a:xfrm>
-                    <a:prstGeom prst="rect">
-                      <a:avLst/>
-                    </a:prstGeom>
-                    <a:ln/>
-                  </pic:spPr>
-                </pic:pic>
-              </a:graphicData>
-            </a:graphic>
-          </wp:inline>
-        </w:drawing>
-      </w:r>
-    </w:p>
-    <w:p>
-      <w:pPr>
-        <w:rPr>
-          <w:color w:val="FF0000"/>
-        </w:rPr>
-      </w:pPr>
-    </w:p>
-    <w:p>
-      <w:pPr>
-        <w:rPr>
-          <w:color w:val="FF0000"/>
-        </w:rPr>
-      </w:pPr>
-      <w:r>
-        <w:rPr>
-          <w:color w:val="FF0000"/>
-        </w:rPr>
-        <w:t>[NOTE: For the table of contents to function properly, you must use the correct headings for all your chapters and subchapters.</w:t>
-      </w:r>
-    </w:p>
-    <w:p>
-      <w:pPr>
-        <w:rPr>
-          <w:color w:val="FF0000"/>
-        </w:rPr>
-      </w:pPr>
-      <w:r>
-        <w:rPr>
-          <w:b/>
-          <w:color w:val="FF0000"/>
-        </w:rPr>
-        <w:t>Heading 1:</w:t>
-      </w:r>
-      <w:r>
-        <w:rPr>
-          <w:color w:val="FF0000"/>
-        </w:rPr>
-        <w:t xml:space="preserve"> This is the main heading and should be employed for the primary title or chapter. For example: CHAPTER 1.</w:t>
-      </w:r>
-    </w:p>
-    <w:p>
-      <w:pPr>
-        <w:rPr>
-          <w:color w:val="FF0000"/>
-        </w:rPr>
-      </w:pPr>
-      <w:r>
-        <w:rPr>
-          <w:b/>
-          <w:color w:val="FF0000"/>
-        </w:rPr>
-        <w:t>Heading 2:</w:t>
-      </w:r>
-      <w:r>
-        <w:rPr>
-          <w:color w:val="FF0000"/>
-        </w:rPr>
-        <w:t xml:space="preserve"> Use Heading 2 as a subheading. For instance: Chapter 1.1.</w:t>
-      </w:r>
-    </w:p>
-    <w:p>
-      <w:pPr>
-        <w:rPr>
-          <w:color w:val="FF0000"/>
-        </w:rPr>
-      </w:pPr>
-      <w:r>
-        <w:rPr>
-          <w:b/>
-          <w:color w:val="FF0000"/>
-        </w:rPr>
-        <w:t>Heading 3:</w:t>
-      </w:r>
-      <w:r>
-        <w:rPr>
-          <w:color w:val="FF0000"/>
-        </w:rPr>
-        <w:t xml:space="preserve"> Heading 3 provides a more detailed breakdown, such as Chapter 1.1.1.</w:t>
-      </w:r>
-    </w:p>
-    <w:p>
-      <w:pPr>
-        <w:rPr>
-          <w:color w:val="FF0000"/>
-        </w:rPr>
-      </w:pPr>
-      <w:r>
-        <w:rPr>
-          <w:color w:val="FF0000"/>
-        </w:rPr>
-        <w:t>By adhering to this hierarchical structure, you ensure an organized and effective document outline, enhancing readability and navigation. However, you are not forced to use all 3 headings, usually heading 1 and 2 are sufficient.</w:t>
-      </w:r>
-    </w:p>
-    <w:p>
-      <w:pPr>
-        <w:rPr>
-          <w:color w:val="FF0000"/>
-        </w:rPr>
-      </w:pPr>
-      <w:r>
-        <w:rPr>
-          <w:color w:val="FF0000"/>
-        </w:rPr>
-        <w:t>The remainder of your text should be written using a normal font.]</w:t>
-      </w:r>
+        <w:t>2. Introduction</w:t>
+      </w:r>
+    </w:p>
+    <w:p>
+      <w:pPr>
+        <w:spacing w:after="100" w:line="276" w:lineRule="auto"/>
+        <w:rPr>
+          <w:rFonts w:ascii="Aptos" w:eastAsia="MS Mincho" w:hAnsi="Aptos" w:cs="Times New Roman"/>
+          <w:sz w:val="20"/>
+          <w:lang w:val="en-US" w:eastAsia="en-US"/>
+        </w:rPr>
+      </w:pPr>
+      <w:r>
+        <w:rPr>
+          <w:rFonts w:ascii="Aptos" w:eastAsia="MS Mincho" w:hAnsi="Aptos" w:cs="Times New Roman"/>
+          <w:sz w:val="20"/>
+          <w:lang w:val="en-US" w:eastAsia="en-US"/>
+        </w:rPr>
+        <w:t>There have been changes in how customers look for goods, price them and buy them because of digital commerce. For Irish businesses, it is no longer a case of just looking at whether online commerce is increasing or not; rather, it is about understanding the relationship between digital activity and physical activity in retail and the implications for investments that will have to be made in the future. A business can get advantage from online searching, click-and-collect and face-to-face selling all at once. Therefore, both online and offline marketing activities should not be considered contradictory without justification.</w:t>
+      </w:r>
+    </w:p>
+    <w:p>
+      <w:pPr>
+        <w:spacing w:after="100" w:line="276" w:lineRule="auto"/>
+        <w:rPr>
+          <w:rFonts w:ascii="Aptos" w:eastAsia="MS Mincho" w:hAnsi="Aptos" w:cs="Times New Roman"/>
+          <w:sz w:val="20"/>
+          <w:lang w:val="en-US" w:eastAsia="en-US"/>
+        </w:rPr>
+      </w:pPr>
+      <w:r>
+        <w:rPr>
+          <w:rFonts w:ascii="Aptos" w:eastAsia="MS Mincho" w:hAnsi="Aptos" w:cs="Times New Roman"/>
+          <w:sz w:val="20"/>
+          <w:lang w:val="en-US" w:eastAsia="en-US"/>
+        </w:rPr>
+        <w:t>The analysis and subsequent prediction will focus on observable shifts in the pattern of Irish retail and e-commerce activity. This study can be used to make business decisions regarding resource allocation and digital readiness. The entire project will take two semesters, and this is the proposed approach to the project, not a report on its findings.</w:t>
+      </w:r>
+    </w:p>
+    <w:p>
+      <w:pPr>
+        <w:spacing w:after="100" w:line="276" w:lineRule="auto"/>
+        <w:rPr>
+          <w:rFonts w:ascii="Aptos" w:eastAsia="MS Mincho" w:hAnsi="Aptos" w:cs="Times New Roman"/>
+          <w:sz w:val="20"/>
+          <w:lang w:val="en-US" w:eastAsia="en-US"/>
+        </w:rPr>
+      </w:pPr>
+    </w:p>
+    <w:p>
+      <w:pPr>
+        <w:spacing w:after="100" w:line="276" w:lineRule="auto"/>
+        <w:rPr>
+          <w:rFonts w:ascii="Aptos" w:eastAsia="MS Mincho" w:hAnsi="Aptos" w:cs="Times New Roman"/>
+          <w:sz w:val="20"/>
+          <w:lang w:val="en-US" w:eastAsia="en-US"/>
+        </w:rPr>
+      </w:pPr>
+      <w:r>
+        <w:rPr>
+          <w:rFonts w:ascii="Aptos" w:eastAsia="MS Mincho" w:hAnsi="Aptos" w:cs="Times New Roman"/>
+          <w:sz w:val="20"/>
+          <w:lang w:val="en-US" w:eastAsia="en-US"/>
+        </w:rPr>
+        <w:t>3. Problem Definition</w:t>
+      </w:r>
+    </w:p>
+    <w:p>
+      <w:pPr>
+        <w:rPr>
+          <w:lang w:val="en-US"/>
+        </w:rPr>
+      </w:pPr>
     </w:p>
     <w:p/>
     <w:p/>
@@ -3440,32 +3168,20 @@
     <w:p/>
     <w:p/>
     <w:p/>
-    <w:p/>
-    <w:p/>
-    <w:p>
-      <w:pPr>
-        <w:pStyle w:val="Heading1"/>
-      </w:pPr>
-      <w:bookmarkStart w:id="20" w:name="_heading=h.2et92p0" w:colFirst="0" w:colLast="0"/>
-      <w:bookmarkEnd w:id="20"/>
-      <w:r>
-        <w:lastRenderedPageBreak/>
-        <w:t>References</w:t>
-      </w:r>
-    </w:p>
-    <w:p/>
-    <w:p>
-      <w:pPr>
-        <w:rPr>
-          <w:color w:val="FF0000"/>
-        </w:rPr>
-      </w:pPr>
-      <w:r>
-        <w:rPr>
-          <w:color w:val="FF0000"/>
-        </w:rPr>
-        <w:t>Please list all the references you have used in your assignment alphabetically and in the Harvard style. You can find information on how to correctly reference in Harvard at this link: https://library.cct.ie/referencing/harvard</w:t>
-      </w:r>
+    <w:p>
+      <w:pPr>
+        <w:pBdr>
+          <w:top w:val="nil"/>
+          <w:left w:val="nil"/>
+          <w:bottom w:val="nil"/>
+          <w:right w:val="nil"/>
+          <w:between w:val="nil"/>
+        </w:pBdr>
+        <w:spacing w:after="0" w:line="240" w:lineRule="auto"/>
+        <w:rPr>
+          <w:color w:val="000000"/>
+        </w:rPr>
+      </w:pPr>
     </w:p>
     <w:p/>
     <w:p/>
@@ -3477,44 +3193,12 @@
     <w:p/>
     <w:p/>
     <w:p/>
-    <w:p/>
-    <w:p/>
-    <w:p/>
-    <w:p/>
-    <w:p/>
-    <w:p/>
-    <w:p/>
-    <w:p>
-      <w:pPr>
-        <w:pBdr>
-          <w:top w:val="nil"/>
-          <w:left w:val="nil"/>
-          <w:bottom w:val="nil"/>
-          <w:right w:val="nil"/>
-          <w:between w:val="nil"/>
-        </w:pBdr>
-        <w:spacing w:after="0" w:line="240" w:lineRule="auto"/>
-        <w:rPr>
-          <w:color w:val="000000"/>
-        </w:rPr>
-      </w:pPr>
-    </w:p>
-    <w:p/>
-    <w:p/>
-    <w:p/>
-    <w:p/>
-    <w:p/>
-    <w:p/>
-    <w:p/>
-    <w:p/>
-    <w:p/>
-    <w:p/>
     <w:p>
       <w:pPr>
         <w:pStyle w:val="Heading1"/>
       </w:pPr>
-      <w:bookmarkStart w:id="21" w:name="_heading=h.kfkjs3rwl2c1" w:colFirst="0" w:colLast="0"/>
-      <w:bookmarkEnd w:id="21"/>
+      <w:bookmarkStart w:id="18" w:name="_heading=h.kfkjs3rwl2c1" w:colFirst="0" w:colLast="0"/>
+      <w:bookmarkEnd w:id="18"/>
       <w:r>
         <w:t>Appendix</w:t>
       </w:r>
@@ -3575,7 +3259,7 @@
     </w:p>
     <w:p/>
     <w:sectPr>
-      <w:footerReference w:type="default" r:id="rId16"/>
+      <w:footerReference w:type="default" r:id="rId15"/>
       <w:pgSz w:w="11906" w:h="16838"/>
       <w:pgMar w:top="1440" w:right="1440" w:bottom="1440" w:left="1440" w:header="708" w:footer="708" w:gutter="0"/>
       <w:pgNumType w:start="1"/>
@@ -4405,7 +4089,7 @@
   <w:abstractNum w:abstractNumId="5" w15:restartNumberingAfterBreak="0">
     <w:nsid w:val="7A490A53"/>
     <w:multiLevelType w:val="multilevel"/>
-    <w:tmpl w:val="9EA23756"/>
+    <w:tmpl w:val="4294BA5E"/>
     <w:lvl w:ilvl="0">
       <w:start w:val="1"/>
       <w:numFmt w:val="bullet"/>
@@ -4422,20 +4106,16 @@
         <w:sz w:val="20"/>
       </w:rPr>
     </w:lvl>
-    <w:lvl w:ilvl="1" w:tentative="1">
+    <w:lvl w:ilvl="1">
       <w:start w:val="1"/>
-      <w:numFmt w:val="bullet"/>
-      <w:lvlText w:val="o"/>
+      <w:numFmt w:val="decimal"/>
+      <w:lvlText w:val="%2."/>
       <w:lvlJc w:val="left"/>
       <w:pPr>
-        <w:tabs>
-          <w:tab w:val="num" w:pos="1440"/>
-        </w:tabs>
         <w:ind w:left="1440" w:hanging="360"/>
       </w:pPr>
       <w:rPr>
-        <w:rFonts w:ascii="Courier New" w:hAnsi="Courier New" w:hint="default"/>
-        <w:sz w:val="20"/>
+        <w:rFonts w:hint="default"/>
       </w:rPr>
     </w:lvl>
     <w:lvl w:ilvl="2" w:tentative="1">

--- a/CA1StrategicThinking.docx
+++ b/CA1StrategicThinking.docx
@@ -561,9 +561,20 @@
                   <w:sz w:val="32"/>
                   <w:szCs w:val="32"/>
                 </w:rPr>
-                <w:t>Machine Learning for Businness</w:t>
+                <w:t xml:space="preserve">Machine Learning for </w:t>
+              </w:r>
+              <w:proofErr w:type="spellStart"/>
+              <w:r>
+                <w:rPr>
+                  <w:i/>
+                  <w:color w:val="156082"/>
+                  <w:sz w:val="32"/>
+                  <w:szCs w:val="32"/>
+                </w:rPr>
+                <w:t>Businness</w:t>
               </w:r>
             </w:ins>
+            <w:proofErr w:type="spellEnd"/>
           </w:p>
         </w:tc>
         <w:tc>
@@ -639,9 +650,20 @@
                   <w:sz w:val="32"/>
                   <w:szCs w:val="32"/>
                 </w:rPr>
-                <w:t>Muhammad lqbal</w:t>
+                <w:t xml:space="preserve">Muhammad </w:t>
+              </w:r>
+              <w:proofErr w:type="spellStart"/>
+              <w:r>
+                <w:rPr>
+                  <w:i/>
+                  <w:color w:val="156082"/>
+                  <w:sz w:val="32"/>
+                  <w:szCs w:val="32"/>
+                </w:rPr>
+                <w:t>lqbal</w:t>
               </w:r>
             </w:ins>
+            <w:proofErr w:type="spellEnd"/>
           </w:p>
         </w:tc>
         <w:tc>
@@ -1120,7 +1142,6 @@
     <w:p/>
     <w:p/>
     <w:p/>
-    <w:p/>
     <w:p>
       <w:pPr>
         <w:sectPr>
@@ -1131,1674 +1152,6 @@
         </w:sectPr>
       </w:pPr>
     </w:p>
-    <w:p>
-      <w:pPr>
-        <w:rPr>
-          <w:rFonts w:ascii="Aptos" w:eastAsia="Aptos" w:hAnsi="Aptos" w:cs="Aptos"/>
-          <w:b/>
-          <w:color w:val="FF0000"/>
-          <w:sz w:val="30"/>
-          <w:szCs w:val="30"/>
-          <w:u w:val="single"/>
-        </w:rPr>
-      </w:pPr>
-      <w:r>
-        <w:rPr>
-          <w:rFonts w:ascii="Aptos" w:eastAsia="Aptos" w:hAnsi="Aptos" w:cs="Aptos"/>
-          <w:b/>
-          <w:color w:val="FF0000"/>
-          <w:sz w:val="30"/>
-          <w:szCs w:val="30"/>
-          <w:u w:val="single"/>
-        </w:rPr>
-        <w:lastRenderedPageBreak/>
-        <w:t>Please read all the instructions on this document carefully!!!</w:t>
-      </w:r>
-    </w:p>
-    <w:p>
-      <w:pPr>
-        <w:rPr>
-          <w:rFonts w:ascii="Aptos" w:eastAsia="Aptos" w:hAnsi="Aptos" w:cs="Aptos"/>
-          <w:color w:val="FF0000"/>
-          <w:sz w:val="24"/>
-          <w:szCs w:val="24"/>
-        </w:rPr>
-      </w:pPr>
-    </w:p>
-    <w:p>
-      <w:pPr>
-        <w:rPr>
-          <w:rFonts w:ascii="Aptos" w:eastAsia="Aptos" w:hAnsi="Aptos" w:cs="Aptos"/>
-          <w:b/>
-          <w:color w:val="FF0000"/>
-          <w:sz w:val="24"/>
-          <w:szCs w:val="24"/>
-        </w:rPr>
-      </w:pPr>
-      <w:r>
-        <w:rPr>
-          <w:rFonts w:ascii="Aptos" w:eastAsia="Aptos" w:hAnsi="Aptos" w:cs="Aptos"/>
-          <w:b/>
-          <w:color w:val="FF0000"/>
-          <w:sz w:val="24"/>
-          <w:szCs w:val="24"/>
-        </w:rPr>
-        <w:t>Filling out the cover sheet</w:t>
-      </w:r>
-    </w:p>
-    <w:p>
-      <w:pPr>
-        <w:rPr>
-          <w:rFonts w:ascii="Aptos" w:eastAsia="Aptos" w:hAnsi="Aptos" w:cs="Aptos"/>
-          <w:b/>
-          <w:color w:val="FF0000"/>
-          <w:sz w:val="24"/>
-          <w:szCs w:val="24"/>
-        </w:rPr>
-      </w:pPr>
-    </w:p>
-    <w:p>
-      <w:pPr>
-        <w:rPr>
-          <w:rFonts w:ascii="Aptos" w:eastAsia="Aptos" w:hAnsi="Aptos" w:cs="Aptos"/>
-          <w:color w:val="FF0000"/>
-          <w:sz w:val="24"/>
-          <w:szCs w:val="24"/>
-        </w:rPr>
-      </w:pPr>
-      <w:r>
-        <w:rPr>
-          <w:rFonts w:ascii="Aptos" w:eastAsia="Aptos" w:hAnsi="Aptos" w:cs="Aptos"/>
-          <w:color w:val="FF0000"/>
-          <w:sz w:val="24"/>
-          <w:szCs w:val="24"/>
-        </w:rPr>
-        <w:t>Fill out the top section of the cover page with all the required information.</w:t>
-      </w:r>
-    </w:p>
-    <w:p>
-      <w:pPr>
-        <w:rPr>
-          <w:rFonts w:ascii="Aptos" w:eastAsia="Aptos" w:hAnsi="Aptos" w:cs="Aptos"/>
-          <w:color w:val="FF0000"/>
-          <w:sz w:val="24"/>
-          <w:szCs w:val="24"/>
-        </w:rPr>
-      </w:pPr>
-    </w:p>
-    <w:p>
-      <w:pPr>
-        <w:rPr>
-          <w:rFonts w:ascii="Aptos" w:eastAsia="Aptos" w:hAnsi="Aptos" w:cs="Aptos"/>
-          <w:color w:val="FF0000"/>
-          <w:sz w:val="24"/>
-          <w:szCs w:val="24"/>
-        </w:rPr>
-      </w:pPr>
-      <w:r>
-        <w:rPr>
-          <w:rFonts w:ascii="Aptos" w:eastAsia="Aptos" w:hAnsi="Aptos" w:cs="Aptos"/>
-          <w:color w:val="FF0000"/>
-          <w:sz w:val="24"/>
-          <w:szCs w:val="24"/>
-        </w:rPr>
-        <w:t>In the "Use of AI" section, choose the statement that accurately reflects your work:</w:t>
-      </w:r>
-    </w:p>
-    <w:p>
-      <w:pPr>
-        <w:rPr>
-          <w:rFonts w:ascii="Aptos" w:eastAsia="Aptos" w:hAnsi="Aptos" w:cs="Aptos"/>
-          <w:b/>
-          <w:color w:val="FF0000"/>
-          <w:sz w:val="24"/>
-          <w:szCs w:val="24"/>
-        </w:rPr>
-      </w:pPr>
-    </w:p>
-    <w:p>
-      <w:pPr>
-        <w:rPr>
-          <w:rFonts w:ascii="Aptos" w:eastAsia="Aptos" w:hAnsi="Aptos" w:cs="Aptos"/>
-          <w:color w:val="FF0000"/>
-          <w:sz w:val="24"/>
-          <w:szCs w:val="24"/>
-        </w:rPr>
-      </w:pPr>
-      <w:r>
-        <w:rPr>
-          <w:rFonts w:ascii="Aptos" w:eastAsia="Aptos" w:hAnsi="Aptos" w:cs="Aptos"/>
-          <w:b/>
-          <w:color w:val="FF0000"/>
-          <w:sz w:val="24"/>
-          <w:szCs w:val="24"/>
-        </w:rPr>
-        <w:t>If you utilized AI</w:t>
-      </w:r>
-      <w:r>
-        <w:rPr>
-          <w:rFonts w:ascii="Aptos" w:eastAsia="Aptos" w:hAnsi="Aptos" w:cs="Aptos"/>
-          <w:color w:val="FF0000"/>
-          <w:sz w:val="24"/>
-          <w:szCs w:val="24"/>
-        </w:rPr>
-        <w:t>: select the first statement. Provide details about the AI tool used and its application. Delete the second statement.</w:t>
-      </w:r>
-    </w:p>
-    <w:p>
-      <w:pPr>
-        <w:rPr>
-          <w:rFonts w:ascii="Aptos" w:eastAsia="Aptos" w:hAnsi="Aptos" w:cs="Aptos"/>
-          <w:color w:val="FF0000"/>
-          <w:sz w:val="24"/>
-          <w:szCs w:val="24"/>
-        </w:rPr>
-      </w:pPr>
-      <w:r>
-        <w:rPr>
-          <w:rFonts w:ascii="Aptos" w:eastAsia="Aptos" w:hAnsi="Aptos" w:cs="Aptos"/>
-          <w:color w:val="FF0000"/>
-          <w:sz w:val="24"/>
-          <w:szCs w:val="24"/>
-        </w:rPr>
-        <w:t>Example: "I acknowledge the use of Grammarly for improving spelling and grammar."</w:t>
-      </w:r>
-    </w:p>
-    <w:p>
-      <w:pPr>
-        <w:rPr>
-          <w:rFonts w:ascii="Aptos" w:eastAsia="Aptos" w:hAnsi="Aptos" w:cs="Aptos"/>
-          <w:color w:val="FF0000"/>
-          <w:sz w:val="24"/>
-          <w:szCs w:val="24"/>
-        </w:rPr>
-      </w:pPr>
-      <w:r>
-        <w:rPr>
-          <w:rFonts w:ascii="Aptos" w:eastAsia="Aptos" w:hAnsi="Aptos" w:cs="Aptos"/>
-          <w:color w:val="FF0000"/>
-          <w:sz w:val="24"/>
-          <w:szCs w:val="24"/>
-        </w:rPr>
-        <w:t>OR: "I acknowledge the use of ChatGPT for structuring the assignment."</w:t>
-      </w:r>
-    </w:p>
-    <w:p>
-      <w:pPr>
-        <w:rPr>
-          <w:rFonts w:ascii="Aptos" w:eastAsia="Aptos" w:hAnsi="Aptos" w:cs="Aptos"/>
-          <w:color w:val="FF0000"/>
-          <w:sz w:val="24"/>
-          <w:szCs w:val="24"/>
-        </w:rPr>
-      </w:pPr>
-      <w:r>
-        <w:rPr>
-          <w:rFonts w:ascii="Aptos" w:eastAsia="Aptos" w:hAnsi="Aptos" w:cs="Aptos"/>
-          <w:color w:val="FF0000"/>
-          <w:sz w:val="24"/>
-          <w:szCs w:val="24"/>
-        </w:rPr>
-        <w:t>Additionally, if you have used AI-generated content to inform a particular section of an assignment, you should cite its use as though you are referencing any other resource such as a journal article or book. You should then provide an appendix that shows the prompt you used, and text generated by the AI tool as evidence.</w:t>
-      </w:r>
-    </w:p>
-    <w:p>
-      <w:pPr>
-        <w:rPr>
-          <w:rFonts w:ascii="Aptos" w:eastAsia="Aptos" w:hAnsi="Aptos" w:cs="Aptos"/>
-          <w:color w:val="FF0000"/>
-          <w:sz w:val="24"/>
-          <w:szCs w:val="24"/>
-        </w:rPr>
-      </w:pPr>
-      <w:r>
-        <w:rPr>
-          <w:rFonts w:ascii="Aptos" w:eastAsia="Aptos" w:hAnsi="Aptos" w:cs="Aptos"/>
-          <w:color w:val="FF0000"/>
-          <w:sz w:val="24"/>
-          <w:szCs w:val="24"/>
-        </w:rPr>
-        <w:t>Information on how to reference AI tools is available in the Harvard Referencing Handbook, which can be downloaded at:</w:t>
-      </w:r>
-      <w:r>
-        <w:t xml:space="preserve"> </w:t>
-      </w:r>
-      <w:r>
-        <w:rPr>
-          <w:rFonts w:ascii="Aptos" w:eastAsia="Aptos" w:hAnsi="Aptos" w:cs="Aptos"/>
-          <w:color w:val="FF0000"/>
-          <w:sz w:val="24"/>
-          <w:szCs w:val="24"/>
-        </w:rPr>
-        <w:t>https://library.cct.ie/referencing/harvard</w:t>
-      </w:r>
-    </w:p>
-    <w:p>
-      <w:pPr>
-        <w:rPr>
-          <w:rFonts w:ascii="Aptos" w:eastAsia="Aptos" w:hAnsi="Aptos" w:cs="Aptos"/>
-          <w:b/>
-          <w:color w:val="FF0000"/>
-          <w:sz w:val="24"/>
-          <w:szCs w:val="24"/>
-        </w:rPr>
-      </w:pPr>
-    </w:p>
-    <w:p>
-      <w:pPr>
-        <w:rPr>
-          <w:rFonts w:ascii="Aptos" w:eastAsia="Aptos" w:hAnsi="Aptos" w:cs="Aptos"/>
-          <w:color w:val="FF0000"/>
-          <w:sz w:val="24"/>
-          <w:szCs w:val="24"/>
-        </w:rPr>
-      </w:pPr>
-      <w:r>
-        <w:rPr>
-          <w:rFonts w:ascii="Aptos" w:eastAsia="Aptos" w:hAnsi="Aptos" w:cs="Aptos"/>
-          <w:b/>
-          <w:color w:val="FF0000"/>
-          <w:sz w:val="24"/>
-          <w:szCs w:val="24"/>
-        </w:rPr>
-        <w:t>If you did not use AI tools</w:t>
-      </w:r>
-      <w:r>
-        <w:rPr>
-          <w:rFonts w:ascii="Aptos" w:eastAsia="Aptos" w:hAnsi="Aptos" w:cs="Aptos"/>
-          <w:color w:val="FF0000"/>
-          <w:sz w:val="24"/>
-          <w:szCs w:val="24"/>
-        </w:rPr>
-        <w:t>: delete the first statement and keep the second one.</w:t>
-      </w:r>
-    </w:p>
-    <w:p>
-      <w:pPr>
-        <w:rPr>
-          <w:rFonts w:ascii="Aptos" w:eastAsia="Aptos" w:hAnsi="Aptos" w:cs="Aptos"/>
-          <w:color w:val="FF0000"/>
-          <w:sz w:val="24"/>
-          <w:szCs w:val="24"/>
-        </w:rPr>
-      </w:pPr>
-    </w:p>
-    <w:p>
-      <w:pPr>
-        <w:spacing w:line="240" w:lineRule="auto"/>
-        <w:rPr>
-          <w:rFonts w:ascii="Times New Roman" w:eastAsia="Times New Roman" w:hAnsi="Times New Roman" w:cs="Times New Roman"/>
-          <w:color w:val="FF0000"/>
-          <w:sz w:val="24"/>
-          <w:szCs w:val="24"/>
-        </w:rPr>
-      </w:pPr>
-      <w:r>
-        <w:rPr>
-          <w:rFonts w:ascii="Aptos" w:eastAsia="Times New Roman" w:hAnsi="Aptos" w:cs="Times New Roman"/>
-          <w:b/>
-          <w:bCs/>
-          <w:color w:val="FF0000"/>
-          <w:sz w:val="30"/>
-          <w:szCs w:val="30"/>
-          <w:u w:val="single"/>
-        </w:rPr>
-        <w:t>Please read all the instructions on this document carefully!!!</w:t>
-      </w:r>
-    </w:p>
-    <w:p>
-      <w:pPr>
-        <w:spacing w:after="0" w:line="240" w:lineRule="auto"/>
-        <w:rPr>
-          <w:rFonts w:ascii="Times New Roman" w:eastAsia="Times New Roman" w:hAnsi="Times New Roman" w:cs="Times New Roman"/>
-          <w:color w:val="FF0000"/>
-          <w:sz w:val="24"/>
-          <w:szCs w:val="24"/>
-        </w:rPr>
-      </w:pPr>
-    </w:p>
-    <w:p>
-      <w:pPr>
-        <w:pStyle w:val="ListParagraph"/>
-        <w:numPr>
-          <w:ilvl w:val="0"/>
-          <w:numId w:val="2"/>
-        </w:numPr>
-        <w:spacing w:line="240" w:lineRule="auto"/>
-        <w:rPr>
-          <w:rFonts w:ascii="Times New Roman" w:eastAsia="Times New Roman" w:hAnsi="Times New Roman" w:cs="Times New Roman"/>
-          <w:color w:val="FF0000"/>
-          <w:sz w:val="24"/>
-          <w:szCs w:val="24"/>
-        </w:rPr>
-      </w:pPr>
-      <w:r>
-        <w:rPr>
-          <w:rFonts w:ascii="Aptos" w:eastAsia="Times New Roman" w:hAnsi="Aptos" w:cs="Times New Roman"/>
-          <w:b/>
-          <w:bCs/>
-          <w:color w:val="FF0000"/>
-          <w:sz w:val="24"/>
-          <w:szCs w:val="24"/>
-        </w:rPr>
-        <w:t>Filling out the cover sheet</w:t>
-      </w:r>
-    </w:p>
-    <w:p>
-      <w:pPr>
-        <w:spacing w:line="240" w:lineRule="auto"/>
-        <w:ind w:left="720"/>
-        <w:rPr>
-          <w:rFonts w:ascii="Times New Roman" w:eastAsia="Times New Roman" w:hAnsi="Times New Roman" w:cs="Times New Roman"/>
-          <w:color w:val="FF0000"/>
-          <w:sz w:val="24"/>
-          <w:szCs w:val="24"/>
-        </w:rPr>
-      </w:pPr>
-      <w:r>
-        <w:rPr>
-          <w:rFonts w:ascii="Aptos" w:eastAsia="Times New Roman" w:hAnsi="Aptos" w:cs="Times New Roman"/>
-          <w:color w:val="FF0000"/>
-          <w:sz w:val="24"/>
-          <w:szCs w:val="24"/>
-        </w:rPr>
-        <w:t>Fill out the top section of the cover page with all the required information.</w:t>
-      </w:r>
-    </w:p>
-    <w:p>
-      <w:pPr>
-        <w:spacing w:after="0" w:line="240" w:lineRule="auto"/>
-        <w:ind w:left="720"/>
-        <w:rPr>
-          <w:rFonts w:ascii="Times New Roman" w:eastAsia="Times New Roman" w:hAnsi="Times New Roman" w:cs="Times New Roman"/>
-          <w:color w:val="FF0000"/>
-          <w:sz w:val="24"/>
-          <w:szCs w:val="24"/>
-        </w:rPr>
-      </w:pPr>
-    </w:p>
-    <w:p>
-      <w:pPr>
-        <w:spacing w:line="240" w:lineRule="auto"/>
-        <w:ind w:left="720"/>
-        <w:rPr>
-          <w:rFonts w:ascii="Times New Roman" w:eastAsia="Times New Roman" w:hAnsi="Times New Roman" w:cs="Times New Roman"/>
-          <w:color w:val="FF0000"/>
-          <w:sz w:val="24"/>
-          <w:szCs w:val="24"/>
-        </w:rPr>
-      </w:pPr>
-      <w:r>
-        <w:rPr>
-          <w:rFonts w:ascii="Aptos" w:eastAsia="Times New Roman" w:hAnsi="Aptos" w:cs="Times New Roman"/>
-          <w:color w:val="FF0000"/>
-          <w:sz w:val="24"/>
-          <w:szCs w:val="24"/>
-        </w:rPr>
-        <w:t>In the "Use of AI" section, choose the statement that accurately reflects your work:</w:t>
-      </w:r>
-    </w:p>
-    <w:p>
-      <w:pPr>
-        <w:spacing w:after="0" w:line="240" w:lineRule="auto"/>
-        <w:ind w:left="720"/>
-        <w:rPr>
-          <w:rFonts w:ascii="Times New Roman" w:eastAsia="Times New Roman" w:hAnsi="Times New Roman" w:cs="Times New Roman"/>
-          <w:color w:val="FF0000"/>
-          <w:sz w:val="24"/>
-          <w:szCs w:val="24"/>
-        </w:rPr>
-      </w:pPr>
-    </w:p>
-    <w:p>
-      <w:pPr>
-        <w:spacing w:line="240" w:lineRule="auto"/>
-        <w:ind w:left="720"/>
-        <w:rPr>
-          <w:rFonts w:ascii="Times New Roman" w:eastAsia="Times New Roman" w:hAnsi="Times New Roman" w:cs="Times New Roman"/>
-          <w:color w:val="FF0000"/>
-          <w:sz w:val="24"/>
-          <w:szCs w:val="24"/>
-        </w:rPr>
-      </w:pPr>
-      <w:r>
-        <w:rPr>
-          <w:rFonts w:ascii="Aptos" w:eastAsia="Times New Roman" w:hAnsi="Aptos" w:cs="Times New Roman"/>
-          <w:b/>
-          <w:bCs/>
-          <w:color w:val="FF0000"/>
-          <w:sz w:val="24"/>
-          <w:szCs w:val="24"/>
-        </w:rPr>
-        <w:t>If you utilized AI</w:t>
-      </w:r>
-      <w:r>
-        <w:rPr>
-          <w:rFonts w:ascii="Aptos" w:eastAsia="Times New Roman" w:hAnsi="Aptos" w:cs="Times New Roman"/>
-          <w:color w:val="FF0000"/>
-          <w:sz w:val="24"/>
-          <w:szCs w:val="24"/>
-        </w:rPr>
-        <w:t>: select the first statement. Provide details about the AI tool used and its application. Delete the second statement.</w:t>
-      </w:r>
-    </w:p>
-    <w:p>
-      <w:pPr>
-        <w:spacing w:line="240" w:lineRule="auto"/>
-        <w:ind w:left="720"/>
-        <w:rPr>
-          <w:rFonts w:ascii="Times New Roman" w:eastAsia="Times New Roman" w:hAnsi="Times New Roman" w:cs="Times New Roman"/>
-          <w:color w:val="FF0000"/>
-          <w:sz w:val="24"/>
-          <w:szCs w:val="24"/>
-        </w:rPr>
-      </w:pPr>
-      <w:r>
-        <w:rPr>
-          <w:rFonts w:ascii="Aptos" w:eastAsia="Times New Roman" w:hAnsi="Aptos" w:cs="Times New Roman"/>
-          <w:color w:val="FF0000"/>
-          <w:sz w:val="24"/>
-          <w:szCs w:val="24"/>
-        </w:rPr>
-        <w:t>Example: "I acknowledge the use of Grammarly for improving spelling and grammar."</w:t>
-      </w:r>
-    </w:p>
-    <w:p>
-      <w:pPr>
-        <w:spacing w:line="240" w:lineRule="auto"/>
-        <w:ind w:left="720"/>
-        <w:rPr>
-          <w:rFonts w:ascii="Times New Roman" w:eastAsia="Times New Roman" w:hAnsi="Times New Roman" w:cs="Times New Roman"/>
-          <w:color w:val="FF0000"/>
-          <w:sz w:val="24"/>
-          <w:szCs w:val="24"/>
-        </w:rPr>
-      </w:pPr>
-      <w:r>
-        <w:rPr>
-          <w:rFonts w:ascii="Aptos" w:eastAsia="Times New Roman" w:hAnsi="Aptos" w:cs="Times New Roman"/>
-          <w:color w:val="FF0000"/>
-          <w:sz w:val="24"/>
-          <w:szCs w:val="24"/>
-        </w:rPr>
-        <w:lastRenderedPageBreak/>
-        <w:t>OR: "I acknowledge the use of ChatGPT for structuring the assignment."</w:t>
-      </w:r>
-    </w:p>
-    <w:p>
-      <w:pPr>
-        <w:spacing w:line="240" w:lineRule="auto"/>
-        <w:ind w:left="720"/>
-        <w:rPr>
-          <w:rFonts w:ascii="Times New Roman" w:eastAsia="Times New Roman" w:hAnsi="Times New Roman" w:cs="Times New Roman"/>
-          <w:color w:val="FF0000"/>
-          <w:sz w:val="24"/>
-          <w:szCs w:val="24"/>
-        </w:rPr>
-      </w:pPr>
-      <w:r>
-        <w:rPr>
-          <w:rFonts w:ascii="Aptos" w:eastAsia="Times New Roman" w:hAnsi="Aptos" w:cs="Times New Roman"/>
-          <w:color w:val="FF0000"/>
-          <w:sz w:val="24"/>
-          <w:szCs w:val="24"/>
-        </w:rPr>
-        <w:t>Additionally, if you have used AI-generated content to inform a particular section of an assignment, you should cite its use as though you are referencing any other resource such as a journal article or book. You should then provide an appendix that shows the prompt you used, and text generated by the AI tool as evidence.</w:t>
-      </w:r>
-    </w:p>
-    <w:p>
-      <w:pPr>
-        <w:spacing w:line="240" w:lineRule="auto"/>
-        <w:ind w:left="720"/>
-        <w:rPr>
-          <w:rFonts w:ascii="Times New Roman" w:eastAsia="Times New Roman" w:hAnsi="Times New Roman" w:cs="Times New Roman"/>
-          <w:color w:val="FF0000"/>
-          <w:sz w:val="24"/>
-          <w:szCs w:val="24"/>
-        </w:rPr>
-      </w:pPr>
-      <w:r>
-        <w:rPr>
-          <w:rFonts w:ascii="Aptos" w:eastAsia="Times New Roman" w:hAnsi="Aptos" w:cs="Times New Roman"/>
-          <w:color w:val="FF0000"/>
-          <w:sz w:val="24"/>
-          <w:szCs w:val="24"/>
-        </w:rPr>
-        <w:t>Information on how to reference AI tools is available in the Harvard Referencing Handbook, which can be downloaded at:</w:t>
-      </w:r>
-      <w:r>
-        <w:rPr>
-          <w:rFonts w:eastAsia="Times New Roman"/>
-          <w:color w:val="FF0000"/>
-        </w:rPr>
-        <w:t xml:space="preserve"> </w:t>
-      </w:r>
-      <w:r>
-        <w:rPr>
-          <w:rFonts w:ascii="Aptos" w:eastAsia="Times New Roman" w:hAnsi="Aptos" w:cs="Times New Roman"/>
-          <w:color w:val="FF0000"/>
-          <w:sz w:val="24"/>
-          <w:szCs w:val="24"/>
-        </w:rPr>
-        <w:t>https://library.cct.ie/referencing/harvard</w:t>
-      </w:r>
-    </w:p>
-    <w:p>
-      <w:pPr>
-        <w:spacing w:after="0" w:line="240" w:lineRule="auto"/>
-        <w:ind w:left="720"/>
-        <w:rPr>
-          <w:rFonts w:ascii="Times New Roman" w:eastAsia="Times New Roman" w:hAnsi="Times New Roman" w:cs="Times New Roman"/>
-          <w:color w:val="FF0000"/>
-          <w:sz w:val="24"/>
-          <w:szCs w:val="24"/>
-        </w:rPr>
-      </w:pPr>
-    </w:p>
-    <w:p>
-      <w:pPr>
-        <w:spacing w:line="240" w:lineRule="auto"/>
-        <w:ind w:left="720"/>
-        <w:rPr>
-          <w:rFonts w:ascii="Aptos" w:eastAsia="Times New Roman" w:hAnsi="Aptos" w:cs="Times New Roman"/>
-          <w:color w:val="FF0000"/>
-          <w:sz w:val="24"/>
-          <w:szCs w:val="24"/>
-        </w:rPr>
-      </w:pPr>
-      <w:r>
-        <w:rPr>
-          <w:rFonts w:ascii="Aptos" w:eastAsia="Times New Roman" w:hAnsi="Aptos" w:cs="Times New Roman"/>
-          <w:b/>
-          <w:bCs/>
-          <w:color w:val="FF0000"/>
-          <w:sz w:val="24"/>
-          <w:szCs w:val="24"/>
-        </w:rPr>
-        <w:t>If you did not use AI tools</w:t>
-      </w:r>
-      <w:r>
-        <w:rPr>
-          <w:rFonts w:ascii="Aptos" w:eastAsia="Times New Roman" w:hAnsi="Aptos" w:cs="Times New Roman"/>
-          <w:color w:val="FF0000"/>
-          <w:sz w:val="24"/>
-          <w:szCs w:val="24"/>
-        </w:rPr>
-        <w:t>: delete the first statement and keep the second one.</w:t>
-      </w:r>
-    </w:p>
-    <w:p>
-      <w:pPr>
-        <w:spacing w:line="240" w:lineRule="auto"/>
-        <w:rPr>
-          <w:rFonts w:ascii="Aptos" w:eastAsia="Times New Roman" w:hAnsi="Aptos" w:cs="Times New Roman"/>
-          <w:color w:val="FF0000"/>
-          <w:sz w:val="24"/>
-          <w:szCs w:val="24"/>
-        </w:rPr>
-      </w:pPr>
-    </w:p>
-    <w:p>
-      <w:pPr>
-        <w:pStyle w:val="ListParagraph"/>
-        <w:numPr>
-          <w:ilvl w:val="0"/>
-          <w:numId w:val="1"/>
-        </w:numPr>
-        <w:rPr>
-          <w:rFonts w:asciiTheme="minorHAnsi" w:hAnsiTheme="minorHAnsi"/>
-          <w:b/>
-          <w:bCs/>
-          <w:color w:val="FF0000"/>
-          <w:sz w:val="24"/>
-          <w:szCs w:val="24"/>
-        </w:rPr>
-      </w:pPr>
-      <w:r>
-        <w:rPr>
-          <w:rFonts w:asciiTheme="minorHAnsi" w:hAnsiTheme="minorHAnsi"/>
-          <w:b/>
-          <w:bCs/>
-          <w:color w:val="FF0000"/>
-          <w:sz w:val="24"/>
-          <w:szCs w:val="24"/>
-        </w:rPr>
-        <w:t>Version Control</w:t>
-      </w:r>
-    </w:p>
-    <w:p>
-      <w:pPr>
-        <w:spacing w:before="100" w:beforeAutospacing="1" w:after="100" w:afterAutospacing="1" w:line="240" w:lineRule="auto"/>
-        <w:ind w:left="720"/>
-        <w:outlineLvl w:val="2"/>
-        <w:rPr>
-          <w:rFonts w:asciiTheme="minorHAnsi" w:eastAsia="Times New Roman" w:hAnsiTheme="minorHAnsi" w:cs="Times New Roman"/>
-          <w:b/>
-          <w:bCs/>
-          <w:color w:val="FF0000"/>
-          <w:sz w:val="24"/>
-          <w:szCs w:val="24"/>
-        </w:rPr>
-      </w:pPr>
-      <w:r>
-        <w:rPr>
-          <w:rFonts w:asciiTheme="minorHAnsi" w:eastAsia="Times New Roman" w:hAnsiTheme="minorHAnsi" w:cs="Times New Roman"/>
-          <w:b/>
-          <w:bCs/>
-          <w:color w:val="FF0000"/>
-          <w:sz w:val="24"/>
-          <w:szCs w:val="24"/>
-        </w:rPr>
-        <w:t>Enabling Version Control in Microsoft Word:</w:t>
-      </w:r>
-    </w:p>
-    <w:p>
-      <w:pPr>
-        <w:spacing w:before="100" w:beforeAutospacing="1" w:after="100" w:afterAutospacing="1" w:line="240" w:lineRule="auto"/>
-        <w:ind w:left="720"/>
-        <w:rPr>
-          <w:rFonts w:asciiTheme="minorHAnsi" w:eastAsia="Times New Roman" w:hAnsiTheme="minorHAnsi" w:cs="Times New Roman"/>
-          <w:color w:val="FF0000"/>
-          <w:sz w:val="24"/>
-          <w:szCs w:val="24"/>
-        </w:rPr>
-      </w:pPr>
-      <w:r>
-        <w:rPr>
-          <w:rFonts w:asciiTheme="minorHAnsi" w:eastAsia="Times New Roman" w:hAnsiTheme="minorHAnsi" w:cs="Times New Roman"/>
-          <w:color w:val="FF0000"/>
-          <w:sz w:val="24"/>
-          <w:szCs w:val="24"/>
-        </w:rPr>
-        <w:t>Version control in Microsoft Word can be achieved in a few ways. Here’s how to do it:</w:t>
-      </w:r>
-    </w:p>
-    <w:p>
-      <w:pPr>
-        <w:spacing w:before="100" w:beforeAutospacing="1" w:after="100" w:afterAutospacing="1" w:line="240" w:lineRule="auto"/>
-        <w:ind w:left="720"/>
-        <w:outlineLvl w:val="3"/>
-        <w:rPr>
-          <w:rFonts w:asciiTheme="minorHAnsi" w:eastAsia="Times New Roman" w:hAnsiTheme="minorHAnsi" w:cs="Times New Roman"/>
-          <w:b/>
-          <w:bCs/>
-          <w:color w:val="FF0000"/>
-          <w:sz w:val="24"/>
-          <w:szCs w:val="24"/>
-        </w:rPr>
-      </w:pPr>
-      <w:r>
-        <w:rPr>
-          <w:rFonts w:asciiTheme="minorHAnsi" w:eastAsia="Times New Roman" w:hAnsiTheme="minorHAnsi" w:cs="Times New Roman"/>
-          <w:b/>
-          <w:bCs/>
-          <w:color w:val="FF0000"/>
-          <w:sz w:val="24"/>
-          <w:szCs w:val="24"/>
-        </w:rPr>
-        <w:t>1. Using Track Changes:</w:t>
-      </w:r>
-    </w:p>
-    <w:p>
-      <w:pPr>
-        <w:numPr>
-          <w:ilvl w:val="0"/>
-          <w:numId w:val="3"/>
-        </w:numPr>
-        <w:tabs>
-          <w:tab w:val="clear" w:pos="720"/>
-          <w:tab w:val="num" w:pos="1440"/>
-        </w:tabs>
-        <w:spacing w:before="100" w:beforeAutospacing="1" w:after="100" w:afterAutospacing="1" w:line="240" w:lineRule="auto"/>
-        <w:ind w:left="1440"/>
-        <w:rPr>
-          <w:rFonts w:asciiTheme="minorHAnsi" w:eastAsia="Times New Roman" w:hAnsiTheme="minorHAnsi" w:cs="Times New Roman"/>
-          <w:color w:val="FF0000"/>
-          <w:sz w:val="24"/>
-          <w:szCs w:val="24"/>
-        </w:rPr>
-      </w:pPr>
-      <w:r>
-        <w:rPr>
-          <w:rFonts w:asciiTheme="minorHAnsi" w:eastAsia="Times New Roman" w:hAnsiTheme="minorHAnsi" w:cs="Times New Roman"/>
-          <w:b/>
-          <w:bCs/>
-          <w:color w:val="FF0000"/>
-          <w:sz w:val="24"/>
-          <w:szCs w:val="24"/>
-        </w:rPr>
-        <w:t>Track Changes</w:t>
-      </w:r>
-      <w:r>
-        <w:rPr>
-          <w:rFonts w:asciiTheme="minorHAnsi" w:eastAsia="Times New Roman" w:hAnsiTheme="minorHAnsi" w:cs="Times New Roman"/>
-          <w:color w:val="FF0000"/>
-          <w:sz w:val="24"/>
-          <w:szCs w:val="24"/>
-        </w:rPr>
-        <w:t xml:space="preserve"> is a built-in feature of Word that helps users monitor edits. </w:t>
-      </w:r>
-    </w:p>
-    <w:p>
-      <w:pPr>
-        <w:spacing w:before="100" w:beforeAutospacing="1" w:after="100" w:afterAutospacing="1" w:line="240" w:lineRule="auto"/>
-        <w:ind w:left="1440"/>
-        <w:rPr>
-          <w:rFonts w:asciiTheme="minorHAnsi" w:eastAsia="Times New Roman" w:hAnsiTheme="minorHAnsi" w:cs="Times New Roman"/>
-          <w:color w:val="FF0000"/>
-          <w:sz w:val="24"/>
-          <w:szCs w:val="24"/>
-        </w:rPr>
-      </w:pPr>
-      <w:r>
-        <w:rPr>
-          <w:rFonts w:asciiTheme="minorHAnsi" w:eastAsia="Times New Roman" w:hAnsiTheme="minorHAnsi" w:cs="Times New Roman"/>
-          <w:color w:val="FF0000"/>
-          <w:sz w:val="24"/>
-          <w:szCs w:val="24"/>
-        </w:rPr>
-        <w:t>To enable:</w:t>
-      </w:r>
-    </w:p>
-    <w:p>
-      <w:pPr>
-        <w:numPr>
-          <w:ilvl w:val="1"/>
-          <w:numId w:val="3"/>
-        </w:numPr>
-        <w:tabs>
-          <w:tab w:val="clear" w:pos="1440"/>
-          <w:tab w:val="num" w:pos="2160"/>
-        </w:tabs>
-        <w:spacing w:before="100" w:beforeAutospacing="1" w:after="100" w:afterAutospacing="1" w:line="240" w:lineRule="auto"/>
-        <w:ind w:left="2160"/>
-        <w:rPr>
-          <w:rFonts w:asciiTheme="minorHAnsi" w:eastAsia="Times New Roman" w:hAnsiTheme="minorHAnsi" w:cs="Times New Roman"/>
-          <w:color w:val="FF0000"/>
-          <w:sz w:val="24"/>
-          <w:szCs w:val="24"/>
-        </w:rPr>
-      </w:pPr>
-      <w:r>
-        <w:rPr>
-          <w:rFonts w:asciiTheme="minorHAnsi" w:eastAsia="Times New Roman" w:hAnsiTheme="minorHAnsi" w:cs="Times New Roman"/>
-          <w:color w:val="FF0000"/>
-          <w:sz w:val="24"/>
-          <w:szCs w:val="24"/>
-        </w:rPr>
-        <w:t xml:space="preserve">Go to the </w:t>
-      </w:r>
-      <w:r>
-        <w:rPr>
-          <w:rFonts w:asciiTheme="minorHAnsi" w:eastAsia="Times New Roman" w:hAnsiTheme="minorHAnsi" w:cs="Times New Roman"/>
-          <w:b/>
-          <w:bCs/>
-          <w:color w:val="FF0000"/>
-          <w:sz w:val="24"/>
-          <w:szCs w:val="24"/>
-        </w:rPr>
-        <w:t>Review</w:t>
-      </w:r>
-      <w:r>
-        <w:rPr>
-          <w:rFonts w:asciiTheme="minorHAnsi" w:eastAsia="Times New Roman" w:hAnsiTheme="minorHAnsi" w:cs="Times New Roman"/>
-          <w:color w:val="FF0000"/>
-          <w:sz w:val="24"/>
-          <w:szCs w:val="24"/>
-        </w:rPr>
-        <w:t xml:space="preserve"> tab.</w:t>
-      </w:r>
-    </w:p>
-    <w:p>
-      <w:pPr>
-        <w:numPr>
-          <w:ilvl w:val="1"/>
-          <w:numId w:val="3"/>
-        </w:numPr>
-        <w:tabs>
-          <w:tab w:val="clear" w:pos="1440"/>
-          <w:tab w:val="num" w:pos="2160"/>
-        </w:tabs>
-        <w:spacing w:before="100" w:beforeAutospacing="1" w:after="100" w:afterAutospacing="1" w:line="240" w:lineRule="auto"/>
-        <w:ind w:left="2160"/>
-        <w:rPr>
-          <w:rFonts w:asciiTheme="minorHAnsi" w:eastAsia="Times New Roman" w:hAnsiTheme="minorHAnsi" w:cs="Times New Roman"/>
-          <w:color w:val="FF0000"/>
-          <w:sz w:val="24"/>
-          <w:szCs w:val="24"/>
-        </w:rPr>
-      </w:pPr>
-      <w:r>
-        <w:rPr>
-          <w:rFonts w:asciiTheme="minorHAnsi" w:eastAsia="Times New Roman" w:hAnsiTheme="minorHAnsi" w:cs="Times New Roman"/>
-          <w:color w:val="FF0000"/>
-          <w:sz w:val="24"/>
-          <w:szCs w:val="24"/>
-        </w:rPr>
-        <w:t xml:space="preserve">Click </w:t>
-      </w:r>
-      <w:r>
-        <w:rPr>
-          <w:rFonts w:asciiTheme="minorHAnsi" w:eastAsia="Times New Roman" w:hAnsiTheme="minorHAnsi" w:cs="Times New Roman"/>
-          <w:b/>
-          <w:bCs/>
-          <w:color w:val="FF0000"/>
-          <w:sz w:val="24"/>
-          <w:szCs w:val="24"/>
-        </w:rPr>
-        <w:t>Track Changes</w:t>
-      </w:r>
-      <w:r>
-        <w:rPr>
-          <w:rFonts w:asciiTheme="minorHAnsi" w:eastAsia="Times New Roman" w:hAnsiTheme="minorHAnsi" w:cs="Times New Roman"/>
-          <w:color w:val="FF0000"/>
-          <w:sz w:val="24"/>
-          <w:szCs w:val="24"/>
-        </w:rPr>
-        <w:t xml:space="preserve"> </w:t>
-      </w:r>
-    </w:p>
-    <w:p>
-      <w:pPr>
-        <w:numPr>
-          <w:ilvl w:val="1"/>
-          <w:numId w:val="3"/>
-        </w:numPr>
-        <w:tabs>
-          <w:tab w:val="clear" w:pos="1440"/>
-          <w:tab w:val="num" w:pos="2160"/>
-        </w:tabs>
-        <w:spacing w:before="100" w:beforeAutospacing="1" w:after="100" w:afterAutospacing="1" w:line="240" w:lineRule="auto"/>
-        <w:ind w:left="2160"/>
-        <w:rPr>
-          <w:rFonts w:asciiTheme="minorHAnsi" w:eastAsia="Times New Roman" w:hAnsiTheme="minorHAnsi" w:cs="Times New Roman"/>
-          <w:color w:val="FF0000"/>
-          <w:sz w:val="24"/>
-          <w:szCs w:val="24"/>
-        </w:rPr>
-      </w:pPr>
-      <w:r>
-        <w:rPr>
-          <w:rFonts w:asciiTheme="minorHAnsi" w:eastAsia="Times New Roman" w:hAnsiTheme="minorHAnsi" w:cs="Times New Roman"/>
-          <w:color w:val="FF0000"/>
-          <w:sz w:val="24"/>
-          <w:szCs w:val="24"/>
-        </w:rPr>
-        <w:t>Word will start recording changes and can show who made each edit.</w:t>
-      </w:r>
-    </w:p>
-    <w:p>
-      <w:pPr>
-        <w:numPr>
-          <w:ilvl w:val="1"/>
-          <w:numId w:val="3"/>
-        </w:numPr>
-        <w:tabs>
-          <w:tab w:val="clear" w:pos="1440"/>
-          <w:tab w:val="num" w:pos="2160"/>
-        </w:tabs>
-        <w:spacing w:before="100" w:beforeAutospacing="1" w:after="100" w:afterAutospacing="1" w:line="240" w:lineRule="auto"/>
-        <w:ind w:left="2160"/>
-        <w:rPr>
-          <w:rFonts w:asciiTheme="minorHAnsi" w:eastAsia="Times New Roman" w:hAnsiTheme="minorHAnsi" w:cs="Times New Roman"/>
-          <w:color w:val="FF0000"/>
-          <w:sz w:val="24"/>
-          <w:szCs w:val="24"/>
-        </w:rPr>
-      </w:pPr>
-      <w:r>
-        <w:rPr>
-          <w:rFonts w:asciiTheme="minorHAnsi" w:eastAsia="Times New Roman" w:hAnsiTheme="minorHAnsi" w:cs="Times New Roman"/>
-          <w:color w:val="FF0000"/>
-          <w:sz w:val="24"/>
-          <w:szCs w:val="24"/>
-        </w:rPr>
-        <w:t xml:space="preserve">Select </w:t>
-      </w:r>
-      <w:r>
-        <w:rPr>
-          <w:rFonts w:asciiTheme="minorHAnsi" w:eastAsia="Times New Roman" w:hAnsiTheme="minorHAnsi" w:cs="Times New Roman"/>
-          <w:b/>
-          <w:bCs/>
-          <w:color w:val="FF0000"/>
-          <w:sz w:val="24"/>
-          <w:szCs w:val="24"/>
-        </w:rPr>
-        <w:t>No Markup</w:t>
-      </w:r>
-      <w:r>
-        <w:rPr>
-          <w:rFonts w:asciiTheme="minorHAnsi" w:eastAsia="Times New Roman" w:hAnsiTheme="minorHAnsi" w:cs="Times New Roman"/>
-          <w:color w:val="FF0000"/>
-          <w:sz w:val="24"/>
-          <w:szCs w:val="24"/>
-        </w:rPr>
-        <w:t xml:space="preserve"> from the drop-down menu.</w:t>
-      </w:r>
-    </w:p>
-    <w:p>
-      <w:pPr>
-        <w:spacing w:before="100" w:beforeAutospacing="1" w:after="100" w:afterAutospacing="1" w:line="240" w:lineRule="auto"/>
-        <w:ind w:left="2160"/>
-        <w:rPr>
-          <w:rFonts w:asciiTheme="minorHAnsi" w:eastAsia="Times New Roman" w:hAnsiTheme="minorHAnsi" w:cs="Times New Roman"/>
-          <w:color w:val="FF0000"/>
-          <w:sz w:val="24"/>
-          <w:szCs w:val="24"/>
-        </w:rPr>
-      </w:pPr>
-      <w:r>
-        <w:rPr>
-          <w:noProof/>
-        </w:rPr>
-        <w:drawing>
-          <wp:inline distT="0" distB="0" distL="0" distR="0" wp14:anchorId="74A2B1EC" wp14:editId="2090A0D3">
-            <wp:extent cx="2047875" cy="1038225"/>
-            <wp:effectExtent l="0" t="0" r="9525" b="9525"/>
-            <wp:docPr id="86440146" name="Picture 1" descr="A screenshot of a computer&#10;&#10;Description automatically generated"/>
-            <wp:cNvGraphicFramePr>
-              <a:graphicFrameLocks xmlns:a="http://schemas.openxmlformats.org/drawingml/2006/main" noChangeAspect="1"/>
-            </wp:cNvGraphicFramePr>
-            <a:graphic xmlns:a="http://schemas.openxmlformats.org/drawingml/2006/main">
-              <a:graphicData uri="http://schemas.openxmlformats.org/drawingml/2006/picture">
-                <pic:pic xmlns:pic="http://schemas.openxmlformats.org/drawingml/2006/picture">
-                  <pic:nvPicPr>
-                    <pic:cNvPr id="86440146" name="Picture 1" descr="A screenshot of a computer&#10;&#10;Description automatically generated"/>
-                    <pic:cNvPicPr/>
-                  </pic:nvPicPr>
-                  <pic:blipFill>
-                    <a:blip r:embed="rId13"/>
-                    <a:stretch>
-                      <a:fillRect/>
-                    </a:stretch>
-                  </pic:blipFill>
-                  <pic:spPr>
-                    <a:xfrm>
-                      <a:off x="0" y="0"/>
-                      <a:ext cx="2047875" cy="1038225"/>
-                    </a:xfrm>
-                    <a:prstGeom prst="rect">
-                      <a:avLst/>
-                    </a:prstGeom>
-                  </pic:spPr>
-                </pic:pic>
-              </a:graphicData>
-            </a:graphic>
-          </wp:inline>
-        </w:drawing>
-      </w:r>
-    </w:p>
-    <w:p>
-      <w:pPr>
-        <w:spacing w:before="100" w:beforeAutospacing="1" w:after="100" w:afterAutospacing="1" w:line="240" w:lineRule="auto"/>
-        <w:ind w:left="720"/>
-        <w:outlineLvl w:val="3"/>
-        <w:rPr>
-          <w:rFonts w:asciiTheme="minorHAnsi" w:eastAsia="Times New Roman" w:hAnsiTheme="minorHAnsi" w:cs="Times New Roman"/>
-          <w:b/>
-          <w:bCs/>
-          <w:color w:val="FF0000"/>
-          <w:sz w:val="24"/>
-          <w:szCs w:val="24"/>
-        </w:rPr>
-      </w:pPr>
-      <w:r>
-        <w:rPr>
-          <w:rFonts w:asciiTheme="minorHAnsi" w:eastAsia="Times New Roman" w:hAnsiTheme="minorHAnsi" w:cs="Times New Roman"/>
-          <w:b/>
-          <w:bCs/>
-          <w:color w:val="FF0000"/>
-          <w:sz w:val="24"/>
-          <w:szCs w:val="24"/>
-        </w:rPr>
-        <w:t>2. Using Microsoft OneDrive or SharePoint:</w:t>
-      </w:r>
-    </w:p>
-    <w:p>
-      <w:pPr>
-        <w:numPr>
-          <w:ilvl w:val="0"/>
-          <w:numId w:val="4"/>
-        </w:numPr>
-        <w:tabs>
-          <w:tab w:val="clear" w:pos="720"/>
-          <w:tab w:val="num" w:pos="1440"/>
-        </w:tabs>
-        <w:spacing w:before="100" w:beforeAutospacing="1" w:after="100" w:afterAutospacing="1" w:line="240" w:lineRule="auto"/>
-        <w:ind w:left="1440"/>
-        <w:rPr>
-          <w:rFonts w:asciiTheme="minorHAnsi" w:eastAsia="Times New Roman" w:hAnsiTheme="minorHAnsi" w:cs="Times New Roman"/>
-          <w:color w:val="FF0000"/>
-          <w:sz w:val="24"/>
-          <w:szCs w:val="24"/>
-        </w:rPr>
-      </w:pPr>
-      <w:r>
-        <w:rPr>
-          <w:rFonts w:asciiTheme="minorHAnsi" w:eastAsia="Times New Roman" w:hAnsiTheme="minorHAnsi" w:cs="Times New Roman"/>
-          <w:color w:val="FF0000"/>
-          <w:sz w:val="24"/>
-          <w:szCs w:val="24"/>
-        </w:rPr>
-        <w:t xml:space="preserve">Save Word documents to </w:t>
-      </w:r>
-      <w:r>
-        <w:rPr>
-          <w:rFonts w:asciiTheme="minorHAnsi" w:eastAsia="Times New Roman" w:hAnsiTheme="minorHAnsi" w:cs="Times New Roman"/>
-          <w:b/>
-          <w:bCs/>
-          <w:color w:val="FF0000"/>
-          <w:sz w:val="24"/>
-          <w:szCs w:val="24"/>
-        </w:rPr>
-        <w:t>OneDrive</w:t>
-      </w:r>
-      <w:r>
-        <w:rPr>
-          <w:rFonts w:asciiTheme="minorHAnsi" w:eastAsia="Times New Roman" w:hAnsiTheme="minorHAnsi" w:cs="Times New Roman"/>
-          <w:color w:val="FF0000"/>
-          <w:sz w:val="24"/>
-          <w:szCs w:val="24"/>
-        </w:rPr>
-        <w:t xml:space="preserve"> or </w:t>
-      </w:r>
-      <w:r>
-        <w:rPr>
-          <w:rFonts w:asciiTheme="minorHAnsi" w:eastAsia="Times New Roman" w:hAnsiTheme="minorHAnsi" w:cs="Times New Roman"/>
-          <w:b/>
-          <w:bCs/>
-          <w:color w:val="FF0000"/>
-          <w:sz w:val="24"/>
-          <w:szCs w:val="24"/>
-        </w:rPr>
-        <w:t>SharePoint</w:t>
-      </w:r>
-      <w:r>
-        <w:rPr>
-          <w:rFonts w:asciiTheme="minorHAnsi" w:eastAsia="Times New Roman" w:hAnsiTheme="minorHAnsi" w:cs="Times New Roman"/>
-          <w:color w:val="FF0000"/>
-          <w:sz w:val="24"/>
-          <w:szCs w:val="24"/>
-        </w:rPr>
-        <w:t xml:space="preserve"> to automatically enable version history.</w:t>
-      </w:r>
-    </w:p>
-    <w:p>
-      <w:pPr>
-        <w:numPr>
-          <w:ilvl w:val="1"/>
-          <w:numId w:val="4"/>
-        </w:numPr>
-        <w:tabs>
-          <w:tab w:val="clear" w:pos="1440"/>
-          <w:tab w:val="num" w:pos="2160"/>
-        </w:tabs>
-        <w:spacing w:before="100" w:beforeAutospacing="1" w:after="100" w:afterAutospacing="1" w:line="240" w:lineRule="auto"/>
-        <w:ind w:left="2160"/>
-        <w:rPr>
-          <w:rFonts w:asciiTheme="minorHAnsi" w:eastAsia="Times New Roman" w:hAnsiTheme="minorHAnsi" w:cs="Times New Roman"/>
-          <w:color w:val="FF0000"/>
-          <w:sz w:val="24"/>
-          <w:szCs w:val="24"/>
-        </w:rPr>
-      </w:pPr>
-      <w:r>
-        <w:rPr>
-          <w:rFonts w:asciiTheme="minorHAnsi" w:eastAsia="Times New Roman" w:hAnsiTheme="minorHAnsi" w:cs="Times New Roman"/>
-          <w:color w:val="FF0000"/>
-          <w:sz w:val="24"/>
-          <w:szCs w:val="24"/>
-        </w:rPr>
-        <w:t xml:space="preserve">Go to </w:t>
-      </w:r>
-      <w:r>
-        <w:rPr>
-          <w:rFonts w:asciiTheme="minorHAnsi" w:eastAsia="Times New Roman" w:hAnsiTheme="minorHAnsi" w:cs="Times New Roman"/>
-          <w:b/>
-          <w:bCs/>
-          <w:color w:val="FF0000"/>
-          <w:sz w:val="24"/>
-          <w:szCs w:val="24"/>
-        </w:rPr>
-        <w:t>File</w:t>
-      </w:r>
-      <w:r>
-        <w:rPr>
-          <w:rFonts w:asciiTheme="minorHAnsi" w:eastAsia="Times New Roman" w:hAnsiTheme="minorHAnsi" w:cs="Times New Roman"/>
-          <w:color w:val="FF0000"/>
-          <w:sz w:val="24"/>
-          <w:szCs w:val="24"/>
-        </w:rPr>
-        <w:t xml:space="preserve"> &gt; </w:t>
-      </w:r>
-      <w:r>
-        <w:rPr>
-          <w:rFonts w:asciiTheme="minorHAnsi" w:eastAsia="Times New Roman" w:hAnsiTheme="minorHAnsi" w:cs="Times New Roman"/>
-          <w:b/>
-          <w:bCs/>
-          <w:color w:val="FF0000"/>
-          <w:sz w:val="24"/>
-          <w:szCs w:val="24"/>
-        </w:rPr>
-        <w:t>Save As</w:t>
-      </w:r>
-      <w:r>
-        <w:rPr>
-          <w:rFonts w:asciiTheme="minorHAnsi" w:eastAsia="Times New Roman" w:hAnsiTheme="minorHAnsi" w:cs="Times New Roman"/>
-          <w:color w:val="FF0000"/>
-          <w:sz w:val="24"/>
-          <w:szCs w:val="24"/>
-        </w:rPr>
-        <w:t xml:space="preserve"> &gt; </w:t>
-      </w:r>
-      <w:r>
-        <w:rPr>
-          <w:rFonts w:asciiTheme="minorHAnsi" w:eastAsia="Times New Roman" w:hAnsiTheme="minorHAnsi" w:cs="Times New Roman"/>
-          <w:b/>
-          <w:bCs/>
-          <w:color w:val="FF0000"/>
-          <w:sz w:val="24"/>
-          <w:szCs w:val="24"/>
-        </w:rPr>
-        <w:t>OneDrive</w:t>
-      </w:r>
-      <w:r>
-        <w:rPr>
-          <w:rFonts w:asciiTheme="minorHAnsi" w:eastAsia="Times New Roman" w:hAnsiTheme="minorHAnsi" w:cs="Times New Roman"/>
-          <w:color w:val="FF0000"/>
-          <w:sz w:val="24"/>
-          <w:szCs w:val="24"/>
-        </w:rPr>
-        <w:t xml:space="preserve"> or </w:t>
-      </w:r>
-      <w:r>
-        <w:rPr>
-          <w:rFonts w:asciiTheme="minorHAnsi" w:eastAsia="Times New Roman" w:hAnsiTheme="minorHAnsi" w:cs="Times New Roman"/>
-          <w:b/>
-          <w:bCs/>
-          <w:color w:val="FF0000"/>
-          <w:sz w:val="24"/>
-          <w:szCs w:val="24"/>
-        </w:rPr>
-        <w:t>SharePoint</w:t>
-      </w:r>
-      <w:r>
-        <w:rPr>
-          <w:rFonts w:asciiTheme="minorHAnsi" w:eastAsia="Times New Roman" w:hAnsiTheme="minorHAnsi" w:cs="Times New Roman"/>
-          <w:color w:val="FF0000"/>
-          <w:sz w:val="24"/>
-          <w:szCs w:val="24"/>
-        </w:rPr>
-        <w:t>.</w:t>
-      </w:r>
-    </w:p>
-    <w:p>
-      <w:pPr>
-        <w:numPr>
-          <w:ilvl w:val="1"/>
-          <w:numId w:val="4"/>
-        </w:numPr>
-        <w:tabs>
-          <w:tab w:val="clear" w:pos="1440"/>
-          <w:tab w:val="num" w:pos="2160"/>
-        </w:tabs>
-        <w:spacing w:before="100" w:beforeAutospacing="1" w:after="100" w:afterAutospacing="1" w:line="240" w:lineRule="auto"/>
-        <w:ind w:left="2160"/>
-        <w:rPr>
-          <w:rFonts w:asciiTheme="minorHAnsi" w:eastAsia="Times New Roman" w:hAnsiTheme="minorHAnsi" w:cs="Times New Roman"/>
-          <w:color w:val="FF0000"/>
-          <w:sz w:val="24"/>
-          <w:szCs w:val="24"/>
-        </w:rPr>
-      </w:pPr>
-      <w:r>
-        <w:rPr>
-          <w:rFonts w:asciiTheme="minorHAnsi" w:eastAsia="Times New Roman" w:hAnsiTheme="minorHAnsi" w:cs="Times New Roman"/>
-          <w:color w:val="FF0000"/>
-          <w:sz w:val="24"/>
-          <w:szCs w:val="24"/>
-        </w:rPr>
-        <w:t xml:space="preserve">In OneDrive or SharePoint, right-click the document, and select </w:t>
-      </w:r>
-      <w:r>
-        <w:rPr>
-          <w:rFonts w:asciiTheme="minorHAnsi" w:eastAsia="Times New Roman" w:hAnsiTheme="minorHAnsi" w:cs="Times New Roman"/>
-          <w:b/>
-          <w:bCs/>
-          <w:color w:val="FF0000"/>
-          <w:sz w:val="24"/>
-          <w:szCs w:val="24"/>
-        </w:rPr>
-        <w:t>Version History</w:t>
-      </w:r>
-      <w:r>
-        <w:rPr>
-          <w:rFonts w:asciiTheme="minorHAnsi" w:eastAsia="Times New Roman" w:hAnsiTheme="minorHAnsi" w:cs="Times New Roman"/>
-          <w:color w:val="FF0000"/>
-          <w:sz w:val="24"/>
-          <w:szCs w:val="24"/>
-        </w:rPr>
-        <w:t xml:space="preserve"> to view or restore previous versions.</w:t>
-      </w:r>
-    </w:p>
-    <w:p>
-      <w:pPr>
-        <w:spacing w:before="100" w:beforeAutospacing="1" w:after="100" w:afterAutospacing="1" w:line="240" w:lineRule="auto"/>
-        <w:ind w:left="720"/>
-        <w:outlineLvl w:val="3"/>
-        <w:rPr>
-          <w:rFonts w:asciiTheme="minorHAnsi" w:eastAsia="Times New Roman" w:hAnsiTheme="minorHAnsi" w:cs="Times New Roman"/>
-          <w:b/>
-          <w:bCs/>
-          <w:color w:val="FF0000"/>
-          <w:sz w:val="24"/>
-          <w:szCs w:val="24"/>
-        </w:rPr>
-      </w:pPr>
-      <w:r>
-        <w:rPr>
-          <w:rFonts w:asciiTheme="minorHAnsi" w:eastAsia="Times New Roman" w:hAnsiTheme="minorHAnsi" w:cs="Times New Roman"/>
-          <w:b/>
-          <w:bCs/>
-          <w:color w:val="FF0000"/>
-          <w:sz w:val="24"/>
-          <w:szCs w:val="24"/>
-        </w:rPr>
-        <w:lastRenderedPageBreak/>
-        <w:t xml:space="preserve">3. </w:t>
-      </w:r>
-      <w:r>
-        <w:rPr>
-          <w:rFonts w:asciiTheme="minorHAnsi" w:eastAsia="Times New Roman" w:hAnsiTheme="minorHAnsi" w:cs="Times New Roman"/>
-          <w:b/>
-          <w:bCs/>
-          <w:color w:val="FF0000"/>
-          <w:sz w:val="24"/>
-          <w:szCs w:val="24"/>
-        </w:rPr>
-        <w:t>Saving files manually</w:t>
-      </w:r>
-      <w:r>
-        <w:rPr>
-          <w:rFonts w:asciiTheme="minorHAnsi" w:eastAsia="Times New Roman" w:hAnsiTheme="minorHAnsi" w:cs="Times New Roman"/>
-          <w:b/>
-          <w:bCs/>
-          <w:color w:val="FF0000"/>
-          <w:sz w:val="24"/>
-          <w:szCs w:val="24"/>
-        </w:rPr>
-        <w:t>:</w:t>
-      </w:r>
-    </w:p>
-    <w:p>
-      <w:pPr>
-        <w:numPr>
-          <w:ilvl w:val="0"/>
-          <w:numId w:val="5"/>
-        </w:numPr>
-        <w:tabs>
-          <w:tab w:val="clear" w:pos="720"/>
-          <w:tab w:val="num" w:pos="1440"/>
-        </w:tabs>
-        <w:spacing w:before="100" w:beforeAutospacing="1" w:after="100" w:afterAutospacing="1" w:line="240" w:lineRule="auto"/>
-        <w:ind w:left="1440"/>
-        <w:rPr>
-          <w:rFonts w:asciiTheme="minorHAnsi" w:eastAsia="Times New Roman" w:hAnsiTheme="minorHAnsi" w:cs="Times New Roman"/>
-          <w:color w:val="FF0000"/>
-          <w:sz w:val="24"/>
-          <w:szCs w:val="24"/>
-        </w:rPr>
-      </w:pPr>
-      <w:r>
-        <w:rPr>
-          <w:rFonts w:asciiTheme="minorHAnsi" w:eastAsia="Times New Roman" w:hAnsiTheme="minorHAnsi" w:cs="Times New Roman"/>
-          <w:color w:val="FF0000"/>
-          <w:sz w:val="24"/>
-          <w:szCs w:val="24"/>
-        </w:rPr>
-        <w:t xml:space="preserve">Users can create manual versions by saving files with date or version numbers in the filename, like </w:t>
-      </w:r>
-      <w:r>
-        <w:rPr>
-          <w:rFonts w:asciiTheme="minorHAnsi" w:eastAsia="Times New Roman" w:hAnsiTheme="minorHAnsi" w:cs="Courier New"/>
-          <w:color w:val="FF0000"/>
-          <w:sz w:val="24"/>
-          <w:szCs w:val="24"/>
-        </w:rPr>
-        <w:t>Document_v1</w:t>
-      </w:r>
-      <w:r>
-        <w:rPr>
-          <w:rFonts w:asciiTheme="minorHAnsi" w:eastAsia="Times New Roman" w:hAnsiTheme="minorHAnsi" w:cs="Times New Roman"/>
-          <w:color w:val="FF0000"/>
-          <w:sz w:val="24"/>
-          <w:szCs w:val="24"/>
-        </w:rPr>
-        <w:t xml:space="preserve">, </w:t>
-      </w:r>
-      <w:r>
-        <w:rPr>
-          <w:rFonts w:asciiTheme="minorHAnsi" w:eastAsia="Times New Roman" w:hAnsiTheme="minorHAnsi" w:cs="Courier New"/>
-          <w:color w:val="FF0000"/>
-          <w:sz w:val="24"/>
-          <w:szCs w:val="24"/>
-        </w:rPr>
-        <w:t>Document_v2</w:t>
-      </w:r>
-      <w:r>
-        <w:rPr>
-          <w:rFonts w:asciiTheme="minorHAnsi" w:eastAsia="Times New Roman" w:hAnsiTheme="minorHAnsi" w:cs="Times New Roman"/>
-          <w:color w:val="FF0000"/>
-          <w:sz w:val="24"/>
-          <w:szCs w:val="24"/>
-        </w:rPr>
-        <w:t>, etc.</w:t>
-      </w:r>
-    </w:p>
-    <w:p>
-      <w:pPr>
-        <w:numPr>
-          <w:ilvl w:val="0"/>
-          <w:numId w:val="5"/>
-        </w:numPr>
-        <w:tabs>
-          <w:tab w:val="clear" w:pos="720"/>
-          <w:tab w:val="num" w:pos="1440"/>
-        </w:tabs>
-        <w:spacing w:before="100" w:beforeAutospacing="1" w:after="100" w:afterAutospacing="1" w:line="240" w:lineRule="auto"/>
-        <w:ind w:left="1440"/>
-        <w:rPr>
-          <w:rFonts w:asciiTheme="minorHAnsi" w:eastAsia="Times New Roman" w:hAnsiTheme="minorHAnsi" w:cs="Times New Roman"/>
-          <w:color w:val="FF0000"/>
-          <w:sz w:val="24"/>
-          <w:szCs w:val="24"/>
-        </w:rPr>
-      </w:pPr>
-      <w:r>
-        <w:rPr>
-          <w:rFonts w:asciiTheme="minorHAnsi" w:eastAsia="Times New Roman" w:hAnsiTheme="minorHAnsi" w:cs="Times New Roman"/>
-          <w:color w:val="FF0000"/>
-          <w:sz w:val="24"/>
-          <w:szCs w:val="24"/>
-        </w:rPr>
-        <w:t>This method requires consistent discipline and a well-maintained naming system.</w:t>
-      </w:r>
-    </w:p>
-    <w:p>
-      <w:pPr>
-        <w:spacing w:before="100" w:beforeAutospacing="1" w:after="100" w:afterAutospacing="1" w:line="240" w:lineRule="auto"/>
-        <w:ind w:left="1080"/>
-        <w:rPr>
-          <w:rFonts w:asciiTheme="minorHAnsi" w:eastAsia="Times New Roman" w:hAnsiTheme="minorHAnsi" w:cs="Times New Roman"/>
-          <w:color w:val="FF0000"/>
-          <w:sz w:val="24"/>
-          <w:szCs w:val="24"/>
-        </w:rPr>
-      </w:pPr>
-      <w:r>
-        <w:rPr>
-          <w:rFonts w:asciiTheme="minorHAnsi" w:eastAsia="Times New Roman" w:hAnsiTheme="minorHAnsi" w:cs="Times New Roman"/>
-          <w:color w:val="FF0000"/>
-          <w:sz w:val="24"/>
-          <w:szCs w:val="24"/>
-        </w:rPr>
-        <w:t>Proper file naming is critical for version control. To efficiently track different versions of a document, file names should include essential details such as:</w:t>
-      </w:r>
-    </w:p>
-    <w:p>
-      <w:pPr>
-        <w:numPr>
-          <w:ilvl w:val="0"/>
-          <w:numId w:val="6"/>
-        </w:numPr>
-        <w:tabs>
-          <w:tab w:val="clear" w:pos="720"/>
-          <w:tab w:val="num" w:pos="1800"/>
-        </w:tabs>
-        <w:spacing w:before="100" w:beforeAutospacing="1" w:after="100" w:afterAutospacing="1" w:line="240" w:lineRule="auto"/>
-        <w:ind w:left="1800"/>
-        <w:rPr>
-          <w:rFonts w:asciiTheme="minorHAnsi" w:eastAsia="Times New Roman" w:hAnsiTheme="minorHAnsi" w:cs="Times New Roman"/>
-          <w:color w:val="FF0000"/>
-          <w:sz w:val="24"/>
-          <w:szCs w:val="24"/>
-        </w:rPr>
-      </w:pPr>
-      <w:r>
-        <w:rPr>
-          <w:rFonts w:asciiTheme="minorHAnsi" w:eastAsia="Times New Roman" w:hAnsiTheme="minorHAnsi" w:cs="Times New Roman"/>
-          <w:b/>
-          <w:bCs/>
-          <w:color w:val="FF0000"/>
-          <w:sz w:val="24"/>
-          <w:szCs w:val="24"/>
-        </w:rPr>
-        <w:t>Student number</w:t>
-      </w:r>
-    </w:p>
-    <w:p>
-      <w:pPr>
-        <w:numPr>
-          <w:ilvl w:val="0"/>
-          <w:numId w:val="6"/>
-        </w:numPr>
-        <w:tabs>
-          <w:tab w:val="clear" w:pos="720"/>
-          <w:tab w:val="num" w:pos="1800"/>
-        </w:tabs>
-        <w:spacing w:before="100" w:beforeAutospacing="1" w:after="100" w:afterAutospacing="1" w:line="240" w:lineRule="auto"/>
-        <w:ind w:left="1800"/>
-        <w:rPr>
-          <w:rFonts w:asciiTheme="minorHAnsi" w:eastAsia="Times New Roman" w:hAnsiTheme="minorHAnsi" w:cs="Times New Roman"/>
-          <w:color w:val="FF0000"/>
-          <w:sz w:val="24"/>
-          <w:szCs w:val="24"/>
-        </w:rPr>
-      </w:pPr>
-      <w:r>
-        <w:rPr>
-          <w:rFonts w:asciiTheme="minorHAnsi" w:eastAsia="Times New Roman" w:hAnsiTheme="minorHAnsi" w:cs="Times New Roman"/>
-          <w:b/>
-          <w:bCs/>
-          <w:color w:val="FF0000"/>
-          <w:sz w:val="24"/>
-          <w:szCs w:val="24"/>
-        </w:rPr>
-        <w:t xml:space="preserve">Assignment </w:t>
-      </w:r>
-    </w:p>
-    <w:p>
-      <w:pPr>
-        <w:numPr>
-          <w:ilvl w:val="0"/>
-          <w:numId w:val="6"/>
-        </w:numPr>
-        <w:tabs>
-          <w:tab w:val="clear" w:pos="720"/>
-          <w:tab w:val="num" w:pos="1800"/>
-        </w:tabs>
-        <w:spacing w:before="100" w:beforeAutospacing="1" w:after="100" w:afterAutospacing="1" w:line="240" w:lineRule="auto"/>
-        <w:ind w:left="1800"/>
-        <w:rPr>
-          <w:rFonts w:asciiTheme="minorHAnsi" w:eastAsia="Times New Roman" w:hAnsiTheme="minorHAnsi" w:cs="Times New Roman"/>
-          <w:color w:val="FF0000"/>
-          <w:sz w:val="24"/>
-          <w:szCs w:val="24"/>
-        </w:rPr>
-      </w:pPr>
-      <w:r>
-        <w:rPr>
-          <w:rFonts w:asciiTheme="minorHAnsi" w:eastAsia="Times New Roman" w:hAnsiTheme="minorHAnsi" w:cs="Times New Roman"/>
-          <w:b/>
-          <w:bCs/>
-          <w:color w:val="FF0000"/>
-          <w:sz w:val="24"/>
-          <w:szCs w:val="24"/>
-        </w:rPr>
-        <w:t>Module title</w:t>
-      </w:r>
-    </w:p>
-    <w:p>
-      <w:pPr>
-        <w:numPr>
-          <w:ilvl w:val="0"/>
-          <w:numId w:val="6"/>
-        </w:numPr>
-        <w:tabs>
-          <w:tab w:val="clear" w:pos="720"/>
-          <w:tab w:val="num" w:pos="1800"/>
-        </w:tabs>
-        <w:spacing w:before="100" w:beforeAutospacing="1" w:after="100" w:afterAutospacing="1" w:line="240" w:lineRule="auto"/>
-        <w:ind w:left="1800"/>
-        <w:rPr>
-          <w:rFonts w:asciiTheme="minorHAnsi" w:eastAsia="Times New Roman" w:hAnsiTheme="minorHAnsi" w:cs="Times New Roman"/>
-          <w:color w:val="FF0000"/>
-          <w:sz w:val="24"/>
-          <w:szCs w:val="24"/>
-        </w:rPr>
-      </w:pPr>
-      <w:r>
-        <w:rPr>
-          <w:rFonts w:asciiTheme="minorHAnsi" w:eastAsia="Times New Roman" w:hAnsiTheme="minorHAnsi" w:cs="Times New Roman"/>
-          <w:b/>
-          <w:bCs/>
-          <w:color w:val="FF0000"/>
-          <w:sz w:val="24"/>
-          <w:szCs w:val="24"/>
-        </w:rPr>
-        <w:t>Version Number</w:t>
-      </w:r>
-    </w:p>
-    <w:p>
-      <w:pPr>
-        <w:spacing w:before="100" w:beforeAutospacing="1" w:after="100" w:afterAutospacing="1" w:line="240" w:lineRule="auto"/>
-        <w:ind w:left="1440"/>
-        <w:rPr>
-          <w:rFonts w:asciiTheme="minorHAnsi" w:eastAsia="Times New Roman" w:hAnsiTheme="minorHAnsi" w:cs="Times New Roman"/>
-          <w:color w:val="FF0000"/>
-          <w:sz w:val="24"/>
-          <w:szCs w:val="24"/>
-        </w:rPr>
-      </w:pPr>
-      <w:r>
-        <w:rPr>
-          <w:rFonts w:asciiTheme="minorHAnsi" w:eastAsia="Times New Roman" w:hAnsiTheme="minorHAnsi" w:cs="Times New Roman"/>
-          <w:b/>
-          <w:bCs/>
-          <w:color w:val="FF0000"/>
-          <w:sz w:val="24"/>
-          <w:szCs w:val="24"/>
-        </w:rPr>
-        <w:t>For example: 2024998_CA1_</w:t>
-      </w:r>
-      <w:r>
-        <w:t xml:space="preserve"> </w:t>
-      </w:r>
-      <w:r>
-        <w:rPr>
-          <w:rFonts w:asciiTheme="minorHAnsi" w:eastAsia="Times New Roman" w:hAnsiTheme="minorHAnsi" w:cs="Times New Roman"/>
-          <w:b/>
-          <w:bCs/>
-          <w:color w:val="FF0000"/>
-          <w:sz w:val="24"/>
-          <w:szCs w:val="24"/>
-        </w:rPr>
-        <w:t>Data Visualisation &amp; Communication</w:t>
-      </w:r>
-      <w:r>
-        <w:rPr>
-          <w:rFonts w:asciiTheme="minorHAnsi" w:eastAsia="Times New Roman" w:hAnsiTheme="minorHAnsi" w:cs="Times New Roman"/>
-          <w:b/>
-          <w:bCs/>
-          <w:color w:val="FF0000"/>
-          <w:sz w:val="24"/>
-          <w:szCs w:val="24"/>
-        </w:rPr>
-        <w:t>_v1</w:t>
-      </w:r>
-    </w:p>
-    <w:p>
-      <w:pPr>
-        <w:spacing w:before="100" w:beforeAutospacing="1" w:after="100" w:afterAutospacing="1" w:line="240" w:lineRule="auto"/>
-        <w:ind w:left="1080"/>
-        <w:rPr>
-          <w:rFonts w:asciiTheme="minorHAnsi" w:eastAsia="Times New Roman" w:hAnsiTheme="minorHAnsi" w:cs="Times New Roman"/>
-          <w:color w:val="FF0000"/>
-          <w:sz w:val="24"/>
-          <w:szCs w:val="24"/>
-        </w:rPr>
-      </w:pPr>
-      <w:r>
-        <w:rPr>
-          <w:rFonts w:asciiTheme="minorHAnsi" w:eastAsia="Times New Roman" w:hAnsiTheme="minorHAnsi" w:cs="Times New Roman"/>
-          <w:color w:val="FF0000"/>
-          <w:sz w:val="24"/>
-          <w:szCs w:val="24"/>
-        </w:rPr>
-        <w:t>By adhering to a consistent file-naming convention, it's easier to identify and retrieve specific versions of a file, avoid confusion, and ensure efficient collaboration across multiple contributor</w:t>
-      </w:r>
-      <w:r>
-        <w:rPr>
-          <w:rFonts w:asciiTheme="minorHAnsi" w:eastAsia="Times New Roman" w:hAnsiTheme="minorHAnsi" w:cs="Times New Roman"/>
-          <w:color w:val="FF0000"/>
-          <w:sz w:val="24"/>
-          <w:szCs w:val="24"/>
-        </w:rPr>
-        <w:t>s.</w:t>
-      </w:r>
-    </w:p>
-    <w:p>
-      <w:pPr>
-        <w:spacing w:after="0" w:line="240" w:lineRule="auto"/>
-        <w:rPr>
-          <w:rFonts w:ascii="Times New Roman" w:eastAsia="Times New Roman" w:hAnsi="Times New Roman" w:cs="Times New Roman"/>
-          <w:sz w:val="24"/>
-          <w:szCs w:val="24"/>
-        </w:rPr>
-      </w:pPr>
-    </w:p>
-    <w:p>
-      <w:pPr>
-        <w:spacing w:line="240" w:lineRule="auto"/>
-        <w:rPr>
-          <w:rFonts w:ascii="Times New Roman" w:eastAsia="Times New Roman" w:hAnsi="Times New Roman" w:cs="Times New Roman"/>
-          <w:sz w:val="24"/>
-          <w:szCs w:val="24"/>
-        </w:rPr>
-      </w:pPr>
-      <w:r>
-        <w:rPr>
-          <w:rFonts w:ascii="Aptos" w:eastAsia="Times New Roman" w:hAnsi="Aptos" w:cs="Times New Roman"/>
-          <w:b/>
-          <w:bCs/>
-          <w:color w:val="FF0000"/>
-          <w:sz w:val="24"/>
-          <w:szCs w:val="24"/>
-          <w:u w:val="single"/>
-        </w:rPr>
-        <w:t>Ensure that any content written in red is removed from the document before submissi</w:t>
-      </w:r>
-    </w:p>
-    <w:p>
-      <w:pPr>
-        <w:rPr>
-          <w:color w:val="FF0000"/>
-        </w:rPr>
-      </w:pPr>
-    </w:p>
-    <w:p/>
-    <w:p/>
-    <w:p/>
-    <w:p/>
-    <w:p/>
-    <w:p/>
-    <w:p/>
-    <w:p/>
-    <w:p/>
-    <w:p/>
-    <w:p/>
-    <w:p/>
-    <w:p/>
     <w:p>
       <w:pPr>
         <w:keepNext/>
@@ -3056,7 +1409,7 @@
     <w:p>
       <w:pPr>
         <w:sectPr>
-          <w:footerReference w:type="default" r:id="rId14"/>
+          <w:footerReference w:type="default" r:id="rId13"/>
           <w:pgSz w:w="11906" w:h="16838"/>
           <w:pgMar w:top="1440" w:right="1440" w:bottom="1440" w:left="1440" w:header="708" w:footer="708" w:gutter="0"/>
           <w:cols w:space="720"/>
@@ -3259,7 +1612,7 @@
     </w:p>
     <w:p/>
     <w:sectPr>
-      <w:footerReference w:type="default" r:id="rId15"/>
+      <w:footerReference w:type="default" r:id="rId14"/>
       <w:pgSz w:w="11906" w:h="16838"/>
       <w:pgMar w:top="1440" w:right="1440" w:bottom="1440" w:left="1440" w:header="708" w:footer="708" w:gutter="0"/>
       <w:pgNumType w:start="1"/>
@@ -5669,9 +4022,12 @@
 </file>
 
 <file path=customXml/item1.xml><?xml version="1.0" encoding="utf-8"?>
-<go:gDocsCustomXmlDataStorage xmlns:go="http://customooxmlschemas.google.com/" xmlns:r="http://schemas.openxmlformats.org/officeDocument/2006/relationships" uri="GoogleDocsCustomDataVersion2">
-  <go:docsCustomData xmlns:go="http://customooxmlschemas.google.com/" roundtripDataSignature="AMtx7miehlgh2pzFvkmpnhkVaeODs3Wnuw==">CgMxLjAyCGguZ2pkZ3hzMgloLjMwajB6bGwyCWguMWZvYjl0ZTIJaC4zem55c2g3MgloLjJldDkycDAyDmgua2ZranMzcndsMmMxOAByITF6bEVRVXYyWkdtTjZWemdfYk5uaGpmb0x1c2hhYUo3dw==</go:docsCustomData>
-</go:gDocsCustomXmlDataStorage>
+<?mso-contentType ?>
+<FormTemplates xmlns="http://schemas.microsoft.com/sharepoint/v3/contenttype/forms">
+  <Display>DocumentLibraryForm</Display>
+  <Edit>DocumentLibraryForm</Edit>
+  <New>DocumentLibraryForm</New>
+</FormTemplates>
 </file>
 
 <file path=customXml/item2.xml><?xml version="1.0" encoding="utf-8"?>
@@ -5683,19 +4039,12 @@
 </file>
 
 <file path=customXml/item3.xml><?xml version="1.0" encoding="utf-8"?>
-<?mso-contentType ?>
-<FormTemplates xmlns="http://schemas.microsoft.com/sharepoint/v3/contenttype/forms">
-  <Display>DocumentLibraryForm</Display>
-  <Edit>DocumentLibraryForm</Edit>
-  <New>DocumentLibraryForm</New>
-</FormTemplates>
+<go:gDocsCustomXmlDataStorage xmlns:go="http://customooxmlschemas.google.com/" xmlns:r="http://schemas.openxmlformats.org/officeDocument/2006/relationships" uri="GoogleDocsCustomDataVersion2">
+  <go:docsCustomData xmlns:go="http://customooxmlschemas.google.com/" roundtripDataSignature="AMtx7miehlgh2pzFvkmpnhkVaeODs3Wnuw==">CgMxLjAyCGguZ2pkZ3hzMgloLjMwajB6bGwyCWguMWZvYjl0ZTIJaC4zem55c2g3MgloLjJldDkycDAyDmgua2ZranMzcndsMmMxOAByITF6bEVRVXYyWkdtTjZWemdfYk5uaGpmb0x1c2hhYUo3dw==</go:docsCustomData>
+</go:gDocsCustomXmlDataStorage>
 </file>
 
 <file path=customXml/item4.xml><?xml version="1.0" encoding="utf-8"?>
-<b:Sources xmlns:b="http://schemas.openxmlformats.org/officeDocument/2006/bibliography" xmlns="http://schemas.openxmlformats.org/officeDocument/2006/bibliography" SelectedStyle="\APASixthEditionOfficeOnline.xsl" StyleName="APA" Version="6"/>
-</file>
-
-<file path=customXml/item5.xml><?xml version="1.0" encoding="utf-8"?>
 <ct:contentTypeSchema xmlns:ct="http://schemas.microsoft.com/office/2006/metadata/contentType" xmlns:ma="http://schemas.microsoft.com/office/2006/metadata/properties/metaAttributes" ct:_="" ma:_="" ma:contentTypeName="Document" ma:contentTypeID="0x01010091CA7052A48FB44E8BAE44044031FC77" ma:contentTypeVersion="5" ma:contentTypeDescription="Create a new document." ma:contentTypeScope="" ma:versionID="72110da391d7bf7bbbd9879cda66318c">
   <xsd:schema xmlns:xsd="http://www.w3.org/2001/XMLSchema" xmlns:xs="http://www.w3.org/2001/XMLSchema" xmlns:p="http://schemas.microsoft.com/office/2006/metadata/properties" xmlns:ns3="b16a9495-4dfd-42d3-807b-98cb11f03b43" targetNamespace="http://schemas.microsoft.com/office/2006/metadata/properties" ma:root="true" ma:fieldsID="65d4c4ab10123b5e2192ffab3149626d" ns3:_="">
     <xsd:import namespace="b16a9495-4dfd-42d3-807b-98cb11f03b43"/>
@@ -5845,11 +4194,14 @@
 </ct:contentTypeSchema>
 </file>
 
+<file path=customXml/item5.xml><?xml version="1.0" encoding="utf-8"?>
+<b:Sources xmlns:b="http://schemas.openxmlformats.org/officeDocument/2006/bibliography" xmlns="http://schemas.openxmlformats.org/officeDocument/2006/bibliography" SelectedStyle="\APASixthEditionOfficeOnline.xsl" StyleName="APA" Version="6"/>
+</file>
+
 <file path=customXml/itemProps1.xml><?xml version="1.0" encoding="utf-8"?>
-<ds:datastoreItem xmlns:ds="http://schemas.openxmlformats.org/officeDocument/2006/customXml" ds:itemID="{11111111-1234-1234-1234-123412341234}">
+<ds:datastoreItem xmlns:ds="http://schemas.openxmlformats.org/officeDocument/2006/customXml" ds:itemID="{AD64260C-1345-4C21-A804-B9FBE7B91489}">
   <ds:schemaRefs>
-    <ds:schemaRef ds:uri="http://customooxmlschemas.google.com/"/>
-    <ds:schemaRef ds:uri="http://schemas.openxmlformats.org/officeDocument/2006/relationships"/>
+    <ds:schemaRef ds:uri="http://schemas.microsoft.com/sharepoint/v3/contenttype/forms"/>
   </ds:schemaRefs>
 </ds:datastoreItem>
 </file>
@@ -5865,22 +4217,15 @@
 </file>
 
 <file path=customXml/itemProps3.xml><?xml version="1.0" encoding="utf-8"?>
-<ds:datastoreItem xmlns:ds="http://schemas.openxmlformats.org/officeDocument/2006/customXml" ds:itemID="{AD64260C-1345-4C21-A804-B9FBE7B91489}">
+<ds:datastoreItem xmlns:ds="http://schemas.openxmlformats.org/officeDocument/2006/customXml" ds:itemID="{11111111-1234-1234-1234-123412341234}">
   <ds:schemaRefs>
-    <ds:schemaRef ds:uri="http://schemas.microsoft.com/sharepoint/v3/contenttype/forms"/>
+    <ds:schemaRef ds:uri="http://customooxmlschemas.google.com/"/>
+    <ds:schemaRef ds:uri="http://schemas.openxmlformats.org/officeDocument/2006/relationships"/>
   </ds:schemaRefs>
 </ds:datastoreItem>
 </file>
 
 <file path=customXml/itemProps4.xml><?xml version="1.0" encoding="utf-8"?>
-<ds:datastoreItem xmlns:ds="http://schemas.openxmlformats.org/officeDocument/2006/customXml" ds:itemID="{A5C61161-19E4-4D42-A5DA-EC591AFE0A7D}">
-  <ds:schemaRefs>
-    <ds:schemaRef ds:uri="http://schemas.openxmlformats.org/officeDocument/2006/bibliography"/>
-  </ds:schemaRefs>
-</ds:datastoreItem>
-</file>
-
-<file path=customXml/itemProps5.xml><?xml version="1.0" encoding="utf-8"?>
 <ds:datastoreItem xmlns:ds="http://schemas.openxmlformats.org/officeDocument/2006/customXml" ds:itemID="{1CD39011-2B34-4226-8638-59B13D86301D}">
   <ds:schemaRefs>
     <ds:schemaRef ds:uri="http://schemas.microsoft.com/office/2006/metadata/contentType"/>
@@ -5896,4 +4241,12 @@
     <ds:schemaRef ds:uri="http://schemas.microsoft.com/internal/obd"/>
   </ds:schemaRefs>
 </ds:datastoreItem>
+</file>
+
+<file path=customXml/itemProps5.xml><?xml version="1.0" encoding="utf-8"?>
+<ds:datastoreItem xmlns:ds="http://schemas.openxmlformats.org/officeDocument/2006/customXml" ds:itemID="{A5C61161-19E4-4D42-A5DA-EC591AFE0A7D}">
+  <ds:schemaRefs>
+    <ds:schemaRef ds:uri="http://schemas.openxmlformats.org/officeDocument/2006/bibliography"/>
+  </ds:schemaRefs>
+</ds:datastoreItem>
 </file>
--- a/CA1StrategicThinking.docx
+++ b/CA1StrategicThinking.docx
@@ -561,20 +561,9 @@
                   <w:sz w:val="32"/>
                   <w:szCs w:val="32"/>
                 </w:rPr>
-                <w:t xml:space="preserve">Machine Learning for </w:t>
-              </w:r>
-              <w:proofErr w:type="spellStart"/>
-              <w:r>
-                <w:rPr>
-                  <w:i/>
-                  <w:color w:val="156082"/>
-                  <w:sz w:val="32"/>
-                  <w:szCs w:val="32"/>
-                </w:rPr>
-                <w:t>Businness</w:t>
+                <w:t>Machine Learning for Businness</w:t>
               </w:r>
             </w:ins>
-            <w:proofErr w:type="spellEnd"/>
           </w:p>
         </w:tc>
         <w:tc>
@@ -650,20 +639,9 @@
                   <w:sz w:val="32"/>
                   <w:szCs w:val="32"/>
                 </w:rPr>
-                <w:t xml:space="preserve">Muhammad </w:t>
-              </w:r>
-              <w:proofErr w:type="spellStart"/>
-              <w:r>
-                <w:rPr>
-                  <w:i/>
-                  <w:color w:val="156082"/>
-                  <w:sz w:val="32"/>
-                  <w:szCs w:val="32"/>
-                </w:rPr>
-                <w:t>lqbal</w:t>
+                <w:t>Muhammad lqbal</w:t>
               </w:r>
             </w:ins>
-            <w:proofErr w:type="spellEnd"/>
           </w:p>
         </w:tc>
         <w:tc>
@@ -1190,7 +1168,6 @@
           <w:docPartUnique/>
         </w:docPartObj>
       </w:sdtPr>
-      <w:sdtEndPr/>
       <w:sdtContent>
         <w:p>
           <w:pPr>
@@ -1505,6 +1482,271 @@
       </w:r>
     </w:p>
     <w:p>
+      <w:r>
+        <w:t>Despite the uncertainty regarding the future requirements for the channels, retailers have to make strategic decisions on their e-commerce infrastructures, stocks, marketing, and store management. The commonly accepted belief regarding the growth of online shopping replacing brick-and-mortar shopping can lead to wrong investments. An empirically-based strategy demands making a distinction between consumer involvement into online shopping and the share of turnover of the retailer realized online.</w:t>
+      </w:r>
+    </w:p>
+    <w:p>
+      <w:r>
+        <w:t>In that regard, the issue facing the firm becomes that of the absence of easily understandable evidence to allow them to predict the direction of their digital retailing activities in Ireland. This study seeks to investigate the following: What has been the pattern of involvement in online shopping and online retail sales in Ireland, and how well does historical retailing data predict the proportion of online sales to total retail sales?</w:t>
+      </w:r>
+    </w:p>
+    <w:p/>
+    <w:p>
+      <w:r>
+        <w:t>4. Objectives</w:t>
+      </w:r>
+    </w:p>
+    <w:p>
+      <w:r>
+        <w:t xml:space="preserve">Objective: To study the shifts in online shopping </w:t>
+      </w:r>
+      <w:r>
+        <w:t>behaviour</w:t>
+      </w:r>
+      <w:r>
+        <w:t xml:space="preserve"> in Ireland and to create a scientific forecasting strategy for making decisions on behalf of retailers running their business online and in the store.</w:t>
+      </w:r>
+    </w:p>
+    <w:p>
+      <w:r>
+        <w:t>• Historical developments in online shopping involvement and online sales turnover in Ireland.</w:t>
+      </w:r>
+    </w:p>
+    <w:p>
+      <w:r>
+        <w:t>• Study variations among different demographic categories and retail industries, based on dataset availability.</w:t>
+      </w:r>
+    </w:p>
+    <w:p>
+      <w:r>
+        <w:t>• Assess the quality, comparability and limitations of relevant official datasets.</w:t>
+      </w:r>
+    </w:p>
+    <w:p>
+      <w:r>
+        <w:t>• Construct and assess models for a chosen online retail turnover share time series.</w:t>
+      </w:r>
+    </w:p>
+    <w:p>
+      <w:r>
+        <w:t>• Translate findings and forecast uncertainty into practical retail strategy recommendations.</w:t>
+      </w:r>
+    </w:p>
+    <w:p>
+      <w:r>
+        <w:lastRenderedPageBreak/>
+        <w:t>Working hypothesis: Past trends include helpful elements for forecasting turnover share in online retail for the near future; however, the forecast might not be better than a naive on</w:t>
+      </w:r>
+      <w:r>
+        <w:t>es.</w:t>
+      </w:r>
+    </w:p>
+    <w:p/>
+    <w:p>
+      <w:r>
+        <w:t>5. Scopes</w:t>
+      </w:r>
+    </w:p>
+    <w:p>
+      <w:pPr>
+        <w:spacing w:after="100" w:line="276" w:lineRule="auto"/>
+        <w:rPr>
+          <w:rFonts w:ascii="Aptos" w:eastAsia="MS Mincho" w:hAnsi="Aptos" w:cs="Times New Roman"/>
+          <w:sz w:val="20"/>
+          <w:lang w:val="en-US" w:eastAsia="en-US"/>
+        </w:rPr>
+      </w:pPr>
+      <w:r>
+        <w:rPr>
+          <w:rFonts w:ascii="Aptos" w:eastAsia="MS Mincho" w:hAnsi="Aptos" w:cs="Times New Roman"/>
+          <w:sz w:val="20"/>
+          <w:lang w:val="en-US" w:eastAsia="en-US"/>
+        </w:rPr>
+        <w:t>The area in question is the Republic of Ireland. The analysis will place more importance on the comparable time series data that can be found for each of the years covered by the selected sources rather than any random year of interest. Factors such as participation in online buying and online turnover by sectors will be considered. The main variable to predict would be the percentage of retailer turnover made up of online sales for a certain sector.</w:t>
+      </w:r>
+    </w:p>
+    <w:p>
+      <w:pPr>
+        <w:spacing w:after="100" w:line="276" w:lineRule="auto"/>
+        <w:rPr>
+          <w:rFonts w:ascii="Aptos" w:eastAsia="MS Mincho" w:hAnsi="Aptos" w:cs="Times New Roman"/>
+          <w:sz w:val="20"/>
+          <w:lang w:val="en-US" w:eastAsia="en-US"/>
+        </w:rPr>
+      </w:pPr>
+      <w:r>
+        <w:rPr>
+          <w:rFonts w:ascii="Aptos" w:eastAsia="MS Mincho" w:hAnsi="Aptos" w:cs="Times New Roman"/>
+          <w:sz w:val="20"/>
+          <w:lang w:val="en-US" w:eastAsia="en-US"/>
+        </w:rPr>
+        <w:t>It is worth noting that the research will not make any assumptions regarding the preferences of individuals based on aggregate data, identify cause-and-effect relationships between online trading and store closures, nor will it provide prediction for all types of retailing. Surveys, personal interviews and personal transactions will not form part of the main research methodology.</w:t>
+      </w:r>
+    </w:p>
+    <w:p>
+      <w:pPr>
+        <w:rPr>
+          <w:lang w:val="en-US"/>
+        </w:rPr>
+      </w:pPr>
+    </w:p>
+    <w:p>
+      <w:pPr>
+        <w:rPr>
+          <w:lang w:val="en-US"/>
+        </w:rPr>
+      </w:pPr>
+      <w:r>
+        <w:rPr>
+          <w:lang w:val="en-US"/>
+        </w:rPr>
+        <w:t>6. Methodology</w:t>
+      </w:r>
+    </w:p>
+    <w:p>
+      <w:r>
+        <w:t>The project shall be structured using an analytics workflow that includes data collection, data documentation, cleaning, exploratory analysis, forecasting, validation, and business insights. The series would be obtained using a format that can be used repeatedly, noting details such as the variables used, their units of measurement, frequencies, missing data, and revisions. Python and Jupyter Notebook shall be used alongside pandas for data preparation, matplotlib/seaborn for visual explorations and scikit-learn or other statistical packages for models.</w:t>
+      </w:r>
+    </w:p>
+    <w:p>
+      <w:r>
+        <w:t>Exploratory analysis will be performed with respect to time trends, sector-wise variations, seasonality if data frequency allows it, and possible structural breaks. The primary forecasting model choice will involve comparing a naïve last-value or seasonal naïve model against a basic regression/time series model and, if possible, depending on dataset size, a more complex model like random forest. Time ordering of training/testing will avoid contamination from future periods.</w:t>
+      </w:r>
+    </w:p>
+    <w:p/>
+    <w:p>
+      <w:r>
+        <w:t xml:space="preserve">7 . </w:t>
+      </w:r>
+      <w:r>
+        <w:t>Data Sources</w:t>
+      </w:r>
+    </w:p>
+    <w:p>
+      <w:r>
+        <w:t>Potential sources for will be CSO Retail Sales Index tables on online sales and CSO Household Digital Consumer Behaviour reports. Eurostat data on the digital economy can serve as background information for definitions</w:t>
+      </w:r>
+      <w:r>
+        <w:t>.</w:t>
+      </w:r>
+    </w:p>
+    <w:p/>
+    <w:p>
+      <w:r>
+        <w:t xml:space="preserve">8 . </w:t>
+      </w:r>
+      <w:r>
+        <w:t xml:space="preserve">Expect </w:t>
+      </w:r>
+      <w:r>
+        <w:t>Deliverables</w:t>
+      </w:r>
+    </w:p>
+    <w:p>
+      <w:r>
+        <w:t>T</w:t>
+      </w:r>
+      <w:r>
+        <w:t xml:space="preserve">he project is expected to have accomplished the following: </w:t>
+      </w:r>
+    </w:p>
+    <w:p>
+      <w:r>
+        <w:t xml:space="preserve">1 . </w:t>
+      </w:r>
+      <w:r>
+        <w:t xml:space="preserve">An analysis dataset that has been documented and cleaned with a data dictionary; </w:t>
+      </w:r>
+    </w:p>
+    <w:p>
+      <w:r>
+        <w:t xml:space="preserve">2. </w:t>
+      </w:r>
+      <w:r>
+        <w:t xml:space="preserve"> Reproducible python notebooks with a version-controlled repository; </w:t>
+      </w:r>
+    </w:p>
+    <w:p>
+      <w:r>
+        <w:t xml:space="preserve">3. </w:t>
+      </w:r>
+      <w:r>
+        <w:t xml:space="preserve"> Descriptive charts on trends of online purchases and retail </w:t>
+      </w:r>
+      <w:r>
+        <w:t>rotation of customers</w:t>
+      </w:r>
+      <w:r>
+        <w:t xml:space="preserve">; </w:t>
+      </w:r>
+    </w:p>
+    <w:p>
+      <w:r>
+        <w:t xml:space="preserve">4. </w:t>
+      </w:r>
+      <w:r>
+        <w:t>A dashboard or visual report;</w:t>
+      </w:r>
+    </w:p>
+    <w:p>
+      <w:r>
+        <w:lastRenderedPageBreak/>
+        <w:t xml:space="preserve">5. </w:t>
+      </w:r>
+      <w:r>
+        <w:t xml:space="preserve">The final critical report. </w:t>
+      </w:r>
+    </w:p>
+    <w:p>
+      <w:r>
+        <w:t>This is just an outline of the deliverables and not the finished product.</w:t>
+      </w:r>
+    </w:p>
+    <w:p/>
+    <w:p>
+      <w:r>
+        <w:t>9. Project Timeline</w:t>
+      </w:r>
+    </w:p>
+    <w:p>
+      <w:r>
+        <w:t>Suggested two-semester schedule; specific teaching week dates to be correlated with the academic year.</w:t>
+      </w:r>
+    </w:p>
+    <w:p/>
+    <w:p>
+      <w:r>
+        <w:t xml:space="preserve">10. Ethical </w:t>
+      </w:r>
+      <w:r>
+        <w:t>and legal considerations</w:t>
+      </w:r>
+    </w:p>
+    <w:p>
+      <w:r>
+        <w:t>However, the primary project shall utilize publicly available aggregate statistics instead of personal customer information. Licensing and citing of the dataset will be ensured. Irish Data Protection Act 2018 and EU General Data Protection Regulation provide pertinent guidelines on privacy considerations should the scope shift towards collecting personal data (European Union, 2016; Ireland, 2018). Should any survey or personal data be collected in the future, a specific ethical review, legal justification, and measures will be ensured prior to data collection. The data files will be</w:t>
+      </w:r>
+      <w:r>
+        <w:t xml:space="preserve"> </w:t>
+      </w:r>
+      <w:r>
+        <w:t>kept safe, restricted access to the repository will be put in place, and re-identification issues will be addressed in the published results. The project will also consider measurement bias, missing data, model drift and potential causality of forecasts.</w:t>
+      </w:r>
+    </w:p>
+    <w:p/>
+    <w:p/>
+    <w:p>
+      <w:pPr>
+        <w:spacing w:after="100" w:line="276" w:lineRule="auto"/>
+        <w:rPr>
+          <w:rFonts w:ascii="Aptos" w:eastAsia="MS Mincho" w:hAnsi="Aptos" w:cs="Times New Roman"/>
+          <w:sz w:val="20"/>
+          <w:lang w:eastAsia="en-US"/>
+        </w:rPr>
+      </w:pPr>
+    </w:p>
+    <w:p>
       <w:pPr>
         <w:rPr>
           <w:lang w:val="en-US"/>
@@ -1538,14 +1780,6 @@
     </w:p>
     <w:p/>
     <w:p/>
-    <w:p/>
-    <w:p/>
-    <w:p/>
-    <w:p/>
-    <w:p/>
-    <w:p/>
-    <w:p/>
-    <w:p/>
     <w:p>
       <w:pPr>
         <w:pStyle w:val="Heading1"/>
@@ -1553,6 +1787,7 @@
       <w:bookmarkStart w:id="18" w:name="_heading=h.kfkjs3rwl2c1" w:colFirst="0" w:colLast="0"/>
       <w:bookmarkEnd w:id="18"/>
       <w:r>
+        <w:lastRenderedPageBreak/>
         <w:t>Appendix</w:t>
       </w:r>
     </w:p>
@@ -4022,29 +4257,6 @@
 </file>
 
 <file path=customXml/item1.xml><?xml version="1.0" encoding="utf-8"?>
-<?mso-contentType ?>
-<FormTemplates xmlns="http://schemas.microsoft.com/sharepoint/v3/contenttype/forms">
-  <Display>DocumentLibraryForm</Display>
-  <Edit>DocumentLibraryForm</Edit>
-  <New>DocumentLibraryForm</New>
-</FormTemplates>
-</file>
-
-<file path=customXml/item2.xml><?xml version="1.0" encoding="utf-8"?>
-<p:properties xmlns:p="http://schemas.microsoft.com/office/2006/metadata/properties" xmlns:xsi="http://www.w3.org/2001/XMLSchema-instance" xmlns:pc="http://schemas.microsoft.com/office/infopath/2007/PartnerControls">
-  <documentManagement>
-    <_activity xmlns="b16a9495-4dfd-42d3-807b-98cb11f03b43" xsi:nil="true"/>
-  </documentManagement>
-</p:properties>
-</file>
-
-<file path=customXml/item3.xml><?xml version="1.0" encoding="utf-8"?>
-<go:gDocsCustomXmlDataStorage xmlns:go="http://customooxmlschemas.google.com/" xmlns:r="http://schemas.openxmlformats.org/officeDocument/2006/relationships" uri="GoogleDocsCustomDataVersion2">
-  <go:docsCustomData xmlns:go="http://customooxmlschemas.google.com/" roundtripDataSignature="AMtx7miehlgh2pzFvkmpnhkVaeODs3Wnuw==">CgMxLjAyCGguZ2pkZ3hzMgloLjMwajB6bGwyCWguMWZvYjl0ZTIJaC4zem55c2g3MgloLjJldDkycDAyDmgua2ZranMzcndsMmMxOAByITF6bEVRVXYyWkdtTjZWemdfYk5uaGpmb0x1c2hhYUo3dw==</go:docsCustomData>
-</go:gDocsCustomXmlDataStorage>
-</file>
-
-<file path=customXml/item4.xml><?xml version="1.0" encoding="utf-8"?>
 <ct:contentTypeSchema xmlns:ct="http://schemas.microsoft.com/office/2006/metadata/contentType" xmlns:ma="http://schemas.microsoft.com/office/2006/metadata/properties/metaAttributes" ct:_="" ma:_="" ma:contentTypeName="Document" ma:contentTypeID="0x01010091CA7052A48FB44E8BAE44044031FC77" ma:contentTypeVersion="5" ma:contentTypeDescription="Create a new document." ma:contentTypeScope="" ma:versionID="72110da391d7bf7bbbd9879cda66318c">
   <xsd:schema xmlns:xsd="http://www.w3.org/2001/XMLSchema" xmlns:xs="http://www.w3.org/2001/XMLSchema" xmlns:p="http://schemas.microsoft.com/office/2006/metadata/properties" xmlns:ns3="b16a9495-4dfd-42d3-807b-98cb11f03b43" targetNamespace="http://schemas.microsoft.com/office/2006/metadata/properties" ma:root="true" ma:fieldsID="65d4c4ab10123b5e2192ffab3149626d" ns3:_="">
     <xsd:import namespace="b16a9495-4dfd-42d3-807b-98cb11f03b43"/>
@@ -4194,38 +4406,34 @@
 </ct:contentTypeSchema>
 </file>
 
+<file path=customXml/item2.xml><?xml version="1.0" encoding="utf-8"?>
+<go:gDocsCustomXmlDataStorage xmlns:go="http://customooxmlschemas.google.com/" xmlns:r="http://schemas.openxmlformats.org/officeDocument/2006/relationships" uri="GoogleDocsCustomDataVersion2">
+  <go:docsCustomData xmlns:go="http://customooxmlschemas.google.com/" roundtripDataSignature="AMtx7miehlgh2pzFvkmpnhkVaeODs3Wnuw==">CgMxLjAyCGguZ2pkZ3hzMgloLjMwajB6bGwyCWguMWZvYjl0ZTIJaC4zem55c2g3MgloLjJldDkycDAyDmgua2ZranMzcndsMmMxOAByITF6bEVRVXYyWkdtTjZWemdfYk5uaGpmb0x1c2hhYUo3dw==</go:docsCustomData>
+</go:gDocsCustomXmlDataStorage>
+</file>
+
+<file path=customXml/item3.xml><?xml version="1.0" encoding="utf-8"?>
+<p:properties xmlns:p="http://schemas.microsoft.com/office/2006/metadata/properties" xmlns:xsi="http://www.w3.org/2001/XMLSchema-instance" xmlns:pc="http://schemas.microsoft.com/office/infopath/2007/PartnerControls">
+  <documentManagement>
+    <_activity xmlns="b16a9495-4dfd-42d3-807b-98cb11f03b43" xsi:nil="true"/>
+  </documentManagement>
+</p:properties>
+</file>
+
+<file path=customXml/item4.xml><?xml version="1.0" encoding="utf-8"?>
+<?mso-contentType ?>
+<FormTemplates xmlns="http://schemas.microsoft.com/sharepoint/v3/contenttype/forms">
+  <Display>DocumentLibraryForm</Display>
+  <Edit>DocumentLibraryForm</Edit>
+  <New>DocumentLibraryForm</New>
+</FormTemplates>
+</file>
+
 <file path=customXml/item5.xml><?xml version="1.0" encoding="utf-8"?>
 <b:Sources xmlns:b="http://schemas.openxmlformats.org/officeDocument/2006/bibliography" xmlns="http://schemas.openxmlformats.org/officeDocument/2006/bibliography" SelectedStyle="\APASixthEditionOfficeOnline.xsl" StyleName="APA" Version="6"/>
 </file>
 
 <file path=customXml/itemProps1.xml><?xml version="1.0" encoding="utf-8"?>
-<ds:datastoreItem xmlns:ds="http://schemas.openxmlformats.org/officeDocument/2006/customXml" ds:itemID="{AD64260C-1345-4C21-A804-B9FBE7B91489}">
-  <ds:schemaRefs>
-    <ds:schemaRef ds:uri="http://schemas.microsoft.com/sharepoint/v3/contenttype/forms"/>
-  </ds:schemaRefs>
-</ds:datastoreItem>
-</file>
-
-<file path=customXml/itemProps2.xml><?xml version="1.0" encoding="utf-8"?>
-<ds:datastoreItem xmlns:ds="http://schemas.openxmlformats.org/officeDocument/2006/customXml" ds:itemID="{D51EB97A-8C7A-4EE1-A3AD-E57FDBFA6BEE}">
-  <ds:schemaRefs>
-    <ds:schemaRef ds:uri="http://schemas.microsoft.com/office/2006/metadata/properties"/>
-    <ds:schemaRef ds:uri="http://schemas.microsoft.com/office/infopath/2007/PartnerControls"/>
-    <ds:schemaRef ds:uri="b16a9495-4dfd-42d3-807b-98cb11f03b43"/>
-  </ds:schemaRefs>
-</ds:datastoreItem>
-</file>
-
-<file path=customXml/itemProps3.xml><?xml version="1.0" encoding="utf-8"?>
-<ds:datastoreItem xmlns:ds="http://schemas.openxmlformats.org/officeDocument/2006/customXml" ds:itemID="{11111111-1234-1234-1234-123412341234}">
-  <ds:schemaRefs>
-    <ds:schemaRef ds:uri="http://customooxmlschemas.google.com/"/>
-    <ds:schemaRef ds:uri="http://schemas.openxmlformats.org/officeDocument/2006/relationships"/>
-  </ds:schemaRefs>
-</ds:datastoreItem>
-</file>
-
-<file path=customXml/itemProps4.xml><?xml version="1.0" encoding="utf-8"?>
 <ds:datastoreItem xmlns:ds="http://schemas.openxmlformats.org/officeDocument/2006/customXml" ds:itemID="{1CD39011-2B34-4226-8638-59B13D86301D}">
   <ds:schemaRefs>
     <ds:schemaRef ds:uri="http://schemas.microsoft.com/office/2006/metadata/contentType"/>
@@ -4243,6 +4451,33 @@
 </ds:datastoreItem>
 </file>
 
+<file path=customXml/itemProps2.xml><?xml version="1.0" encoding="utf-8"?>
+<ds:datastoreItem xmlns:ds="http://schemas.openxmlformats.org/officeDocument/2006/customXml" ds:itemID="{11111111-1234-1234-1234-123412341234}">
+  <ds:schemaRefs>
+    <ds:schemaRef ds:uri="http://customooxmlschemas.google.com/"/>
+    <ds:schemaRef ds:uri="http://schemas.openxmlformats.org/officeDocument/2006/relationships"/>
+  </ds:schemaRefs>
+</ds:datastoreItem>
+</file>
+
+<file path=customXml/itemProps3.xml><?xml version="1.0" encoding="utf-8"?>
+<ds:datastoreItem xmlns:ds="http://schemas.openxmlformats.org/officeDocument/2006/customXml" ds:itemID="{D51EB97A-8C7A-4EE1-A3AD-E57FDBFA6BEE}">
+  <ds:schemaRefs>
+    <ds:schemaRef ds:uri="http://schemas.microsoft.com/office/2006/metadata/properties"/>
+    <ds:schemaRef ds:uri="http://schemas.microsoft.com/office/infopath/2007/PartnerControls"/>
+    <ds:schemaRef ds:uri="b16a9495-4dfd-42d3-807b-98cb11f03b43"/>
+  </ds:schemaRefs>
+</ds:datastoreItem>
+</file>
+
+<file path=customXml/itemProps4.xml><?xml version="1.0" encoding="utf-8"?>
+<ds:datastoreItem xmlns:ds="http://schemas.openxmlformats.org/officeDocument/2006/customXml" ds:itemID="{AD64260C-1345-4C21-A804-B9FBE7B91489}">
+  <ds:schemaRefs>
+    <ds:schemaRef ds:uri="http://schemas.microsoft.com/sharepoint/v3/contenttype/forms"/>
+  </ds:schemaRefs>
+</ds:datastoreItem>
+</file>
+
 <file path=customXml/itemProps5.xml><?xml version="1.0" encoding="utf-8"?>
 <ds:datastoreItem xmlns:ds="http://schemas.openxmlformats.org/officeDocument/2006/customXml" ds:itemID="{A5C61161-19E4-4D42-A5DA-EC591AFE0A7D}">
   <ds:schemaRefs>

--- a/CA1StrategicThinking.docx
+++ b/CA1StrategicThinking.docx
@@ -3,6 +3,10 @@
 <w:document xmlns:wpc="http://schemas.microsoft.com/office/word/2010/wordprocessingCanvas" xmlns:cx="http://schemas.microsoft.com/office/drawing/2014/chartex" xmlns:cx1="http://schemas.microsoft.com/office/drawing/2015/9/8/chartex" xmlns:cx2="http://schemas.microsoft.com/office/drawing/2015/10/21/chartex" xmlns:cx3="http://schemas.microsoft.com/office/drawing/2016/5/9/chartex" xmlns:cx4="http://schemas.microsoft.com/office/drawing/2016/5/10/chartex" xmlns:cx5="http://schemas.microsoft.com/office/drawing/2016/5/11/chartex" xmlns:cx6="http://schemas.microsoft.com/office/drawing/2016/5/12/chartex" xmlns:cx7="http://schemas.microsoft.com/office/drawing/2016/5/13/chartex" xmlns:cx8="http://schemas.microsoft.com/office/drawing/2016/5/14/chartex" xmlns:mc="http://schemas.openxmlformats.org/markup-compatibility/2006" xmlns:aink="http://schemas.microsoft.com/office/drawing/2016/ink" xmlns:am3d="http://schemas.microsoft.com/office/drawing/2017/model3d" xmlns:o="urn:schemas-microsoft-com:office:office" xmlns:oel="http://schemas.microsoft.com/office/2019/extlst" xmlns:r="http://schemas.openxmlformats.org/officeDocument/2006/relationships" xmlns:m="http://schemas.openxmlformats.org/officeDocument/2006/math" xmlns:v="urn:schemas-microsoft-com:vml" xmlns:wp14="http://schemas.microsoft.com/office/word/2010/wordprocessingDrawing" xmlns:wp="http://schemas.openxmlformats.org/drawingml/2006/wordprocessingDrawing" xmlns:w10="urn:schemas-microsoft-com:office:word" xmlns:w="http://schemas.openxmlformats.org/wordprocessingml/2006/main" xmlns:w14="http://schemas.microsoft.com/office/word/2010/wordml" xmlns:w15="http://schemas.microsoft.com/office/word/2012/wordml" xmlns:w16cex="http://schemas.microsoft.com/office/word/2018/wordml/cex" xmlns:w16cid="http://schemas.microsoft.com/office/word/2016/wordml/cid" xmlns:w16="http://schemas.microsoft.com/office/word/2018/wordml" xmlns:w16du="http://schemas.microsoft.com/office/word/2023/wordml/word16du" xmlns:w16sdtdh="http://schemas.microsoft.com/office/word/2020/wordml/sdtdatahash" xmlns:w16sdtfl="http://schemas.microsoft.com/office/word/2024/wordml/sdtformatlock" xmlns:w16se="http://schemas.microsoft.com/office/word/2015/wordml/symex" xmlns:wpg="http://schemas.microsoft.com/office/word/2010/wordprocessingGroup" xmlns:wpi="http://schemas.microsoft.com/office/word/2010/wordprocessingInk" xmlns:wne="http://schemas.microsoft.com/office/word/2006/wordml" xmlns:wps="http://schemas.microsoft.com/office/word/2010/wordprocessingShape" mc:Ignorable="w14 w15 w16se w16cid w16 w16cex w16sdtdh w16sdtfl w16du wp14">
   <w:body>
     <w:p>
+      <w:pPr>
+        <w:pStyle w:val="Heading1"/>
+      </w:pPr>
+      <w:bookmarkStart w:id="0" w:name="_Toc243420337"/>
       <w:r>
         <w:rPr>
           <w:noProof/>
@@ -242,6 +246,7 @@
           </wp:anchor>
         </w:drawing>
       </w:r>
+      <w:bookmarkEnd w:id="0"/>
     </w:p>
     <w:p>
       <w:pPr>
@@ -292,7 +297,7 @@
             <w:pPr>
               <w:spacing w:line="480" w:lineRule="auto"/>
               <w:rPr>
-                <w:ins w:id="0" w:author="naomie mboma" w:date="2026-04-19T22:07:00Z" w16du:dateUtc="2026-04-19T21:07:00Z"/>
+                <w:ins w:id="1" w:author="naomie mboma" w:date="2026-04-19T22:07:00Z" w16du:dateUtc="2026-04-19T21:07:00Z"/>
                 <w:i/>
                 <w:color w:val="156082"/>
                 <w:sz w:val="32"/>
@@ -319,7 +324,7 @@
                 <w:szCs w:val="32"/>
               </w:rPr>
             </w:pPr>
-            <w:ins w:id="1" w:author="naomie mboma" w:date="2026-04-19T22:07:00Z" w16du:dateUtc="2026-04-19T21:07:00Z">
+            <w:ins w:id="2" w:author="naomie mboma" w:date="2026-04-19T22:07:00Z" w16du:dateUtc="2026-04-19T21:07:00Z">
               <w:r>
                 <w:rPr>
                   <w:i/>
@@ -370,7 +375,7 @@
             <w:pPr>
               <w:spacing w:line="480" w:lineRule="auto"/>
               <w:rPr>
-                <w:ins w:id="2" w:author="naomie mboma" w:date="2026-04-19T22:07:00Z" w16du:dateUtc="2026-04-19T21:07:00Z"/>
+                <w:ins w:id="3" w:author="naomie mboma" w:date="2026-04-19T22:07:00Z" w16du:dateUtc="2026-04-19T21:07:00Z"/>
                 <w:i/>
                 <w:color w:val="156082"/>
                 <w:sz w:val="32"/>
@@ -397,7 +402,7 @@
                 <w:szCs w:val="32"/>
               </w:rPr>
             </w:pPr>
-            <w:ins w:id="3" w:author="naomie mboma" w:date="2026-04-19T22:07:00Z" w16du:dateUtc="2026-04-19T21:07:00Z">
+            <w:ins w:id="4" w:author="naomie mboma" w:date="2026-04-19T22:07:00Z" w16du:dateUtc="2026-04-19T21:07:00Z">
               <w:r>
                 <w:rPr>
                   <w:i/>
@@ -448,7 +453,7 @@
             <w:pPr>
               <w:spacing w:line="480" w:lineRule="auto"/>
               <w:rPr>
-                <w:ins w:id="4" w:author="naomie mboma" w:date="2026-04-19T22:07:00Z" w16du:dateUtc="2026-04-19T21:07:00Z"/>
+                <w:ins w:id="5" w:author="naomie mboma" w:date="2026-04-19T22:07:00Z" w16du:dateUtc="2026-04-19T21:07:00Z"/>
                 <w:i/>
                 <w:color w:val="156082"/>
                 <w:sz w:val="32"/>
@@ -475,7 +480,7 @@
                 <w:szCs w:val="32"/>
               </w:rPr>
             </w:pPr>
-            <w:ins w:id="5" w:author="naomie mboma" w:date="2026-04-19T22:07:00Z" w16du:dateUtc="2026-04-19T21:07:00Z">
+            <w:ins w:id="6" w:author="naomie mboma" w:date="2026-04-19T22:07:00Z" w16du:dateUtc="2026-04-19T21:07:00Z">
               <w:r>
                 <w:rPr>
                   <w:i/>
@@ -526,7 +531,7 @@
             <w:pPr>
               <w:spacing w:line="480" w:lineRule="auto"/>
               <w:rPr>
-                <w:ins w:id="6" w:author="naomie mboma" w:date="2026-04-19T22:10:00Z" w16du:dateUtc="2026-04-19T21:10:00Z"/>
+                <w:ins w:id="7" w:author="naomie mboma" w:date="2026-04-19T22:10:00Z" w16du:dateUtc="2026-04-19T21:10:00Z"/>
                 <w:i/>
                 <w:color w:val="156082"/>
                 <w:sz w:val="32"/>
@@ -553,7 +558,7 @@
                 <w:szCs w:val="32"/>
               </w:rPr>
             </w:pPr>
-            <w:ins w:id="7" w:author="naomie mboma" w:date="2026-04-19T22:11:00Z" w16du:dateUtc="2026-04-19T21:11:00Z">
+            <w:ins w:id="8" w:author="naomie mboma" w:date="2026-04-19T22:11:00Z" w16du:dateUtc="2026-04-19T21:11:00Z">
               <w:r>
                 <w:rPr>
                   <w:i/>
@@ -561,9 +566,20 @@
                   <w:sz w:val="32"/>
                   <w:szCs w:val="32"/>
                 </w:rPr>
-                <w:t>Machine Learning for Businness</w:t>
+                <w:t xml:space="preserve">Machine Learning for </w:t>
+              </w:r>
+              <w:proofErr w:type="spellStart"/>
+              <w:r>
+                <w:rPr>
+                  <w:i/>
+                  <w:color w:val="156082"/>
+                  <w:sz w:val="32"/>
+                  <w:szCs w:val="32"/>
+                </w:rPr>
+                <w:t>Businness</w:t>
               </w:r>
             </w:ins>
+            <w:proofErr w:type="spellEnd"/>
           </w:p>
         </w:tc>
         <w:tc>
@@ -604,7 +620,7 @@
             <w:pPr>
               <w:spacing w:line="480" w:lineRule="auto"/>
               <w:rPr>
-                <w:ins w:id="8" w:author="naomie mboma" w:date="2026-04-19T22:10:00Z" w16du:dateUtc="2026-04-19T21:10:00Z"/>
+                <w:ins w:id="9" w:author="naomie mboma" w:date="2026-04-19T22:10:00Z" w16du:dateUtc="2026-04-19T21:10:00Z"/>
                 <w:i/>
                 <w:color w:val="156082"/>
                 <w:sz w:val="32"/>
@@ -631,7 +647,7 @@
                 <w:szCs w:val="32"/>
               </w:rPr>
             </w:pPr>
-            <w:ins w:id="9" w:author="naomie mboma" w:date="2026-04-19T22:10:00Z" w16du:dateUtc="2026-04-19T21:10:00Z">
+            <w:ins w:id="10" w:author="naomie mboma" w:date="2026-04-19T22:10:00Z" w16du:dateUtc="2026-04-19T21:10:00Z">
               <w:r>
                 <w:rPr>
                   <w:i/>
@@ -639,9 +655,20 @@
                   <w:sz w:val="32"/>
                   <w:szCs w:val="32"/>
                 </w:rPr>
-                <w:t>Muhammad lqbal</w:t>
+                <w:t xml:space="preserve">Muhammad </w:t>
+              </w:r>
+              <w:proofErr w:type="spellStart"/>
+              <w:r>
+                <w:rPr>
+                  <w:i/>
+                  <w:color w:val="156082"/>
+                  <w:sz w:val="32"/>
+                  <w:szCs w:val="32"/>
+                </w:rPr>
+                <w:t>lqbal</w:t>
               </w:r>
             </w:ins>
+            <w:proofErr w:type="spellEnd"/>
           </w:p>
         </w:tc>
         <w:tc>
@@ -682,7 +709,7 @@
             <w:pPr>
               <w:spacing w:line="480" w:lineRule="auto"/>
               <w:rPr>
-                <w:ins w:id="10" w:author="naomie mboma" w:date="2026-04-19T22:08:00Z" w16du:dateUtc="2026-04-19T21:08:00Z"/>
+                <w:ins w:id="11" w:author="naomie mboma" w:date="2026-04-19T22:08:00Z" w16du:dateUtc="2026-04-19T21:08:00Z"/>
                 <w:i/>
                 <w:color w:val="156082"/>
                 <w:sz w:val="32"/>
@@ -709,7 +736,7 @@
                 <w:szCs w:val="32"/>
               </w:rPr>
             </w:pPr>
-            <w:ins w:id="11" w:author="naomie mboma" w:date="2026-04-19T22:08:00Z" w16du:dateUtc="2026-04-19T21:08:00Z">
+            <w:ins w:id="12" w:author="naomie mboma" w:date="2026-04-19T22:08:00Z" w16du:dateUtc="2026-04-19T21:08:00Z">
               <w:r>
                 <w:rPr>
                   <w:i/>
@@ -720,7 +747,7 @@
                 <w:t>1</w:t>
               </w:r>
             </w:ins>
-            <w:ins w:id="12" w:author="naomie mboma" w:date="2026-04-19T22:11:00Z" w16du:dateUtc="2026-04-19T21:11:00Z">
+            <w:ins w:id="13" w:author="naomie mboma" w:date="2026-04-19T22:11:00Z" w16du:dateUtc="2026-04-19T21:11:00Z">
               <w:r>
                 <w:rPr>
                   <w:i/>
@@ -771,7 +798,7 @@
             <w:pPr>
               <w:spacing w:line="480" w:lineRule="auto"/>
               <w:rPr>
-                <w:ins w:id="13" w:author="naomie mboma" w:date="2026-04-19T22:08:00Z" w16du:dateUtc="2026-04-19T21:08:00Z"/>
+                <w:ins w:id="14" w:author="naomie mboma" w:date="2026-04-19T22:08:00Z" w16du:dateUtc="2026-04-19T21:08:00Z"/>
                 <w:i/>
                 <w:color w:val="156082"/>
                 <w:sz w:val="32"/>
@@ -799,7 +826,7 @@
                 <w:szCs w:val="32"/>
               </w:rPr>
             </w:pPr>
-            <w:ins w:id="14" w:author="naomie mboma" w:date="2026-04-19T22:08:00Z" w16du:dateUtc="2026-04-19T21:08:00Z">
+            <w:ins w:id="15" w:author="naomie mboma" w:date="2026-04-19T22:08:00Z" w16du:dateUtc="2026-04-19T21:08:00Z">
               <w:r>
                 <w:rPr>
                   <w:i/>
@@ -810,7 +837,7 @@
                 <w:t>19/04/</w:t>
               </w:r>
             </w:ins>
-            <w:ins w:id="15" w:author="naomie mboma" w:date="2026-04-19T22:09:00Z" w16du:dateUtc="2026-04-19T21:09:00Z">
+            <w:ins w:id="16" w:author="naomie mboma" w:date="2026-04-19T22:09:00Z" w16du:dateUtc="2026-04-19T21:09:00Z">
               <w:r>
                 <w:rPr>
                   <w:i/>
@@ -1130,259 +1157,933 @@
         </w:sectPr>
       </w:pPr>
     </w:p>
-    <w:p>
-      <w:pPr>
-        <w:keepNext/>
-        <w:keepLines/>
-        <w:pBdr>
-          <w:top w:val="nil"/>
-          <w:left w:val="nil"/>
-          <w:bottom w:val="nil"/>
-          <w:right w:val="nil"/>
-          <w:between w:val="nil"/>
-        </w:pBdr>
-        <w:spacing w:before="240" w:after="0" w:line="240" w:lineRule="auto"/>
-        <w:rPr>
-          <w:rFonts w:ascii="Play" w:eastAsia="Play" w:hAnsi="Play" w:cs="Play"/>
-          <w:color w:val="0F4761"/>
-          <w:sz w:val="32"/>
-          <w:szCs w:val="32"/>
-        </w:rPr>
-      </w:pPr>
-      <w:r>
-        <w:rPr>
-          <w:rFonts w:ascii="Play" w:eastAsia="Play" w:hAnsi="Play" w:cs="Play"/>
-          <w:color w:val="0F4761"/>
-          <w:sz w:val="32"/>
-          <w:szCs w:val="32"/>
-        </w:rPr>
-        <w:lastRenderedPageBreak/>
-        <w:t>Contents</w:t>
-      </w:r>
-    </w:p>
     <w:sdt>
       <w:sdtPr>
-        <w:id w:val="-1939593324"/>
+        <w:rPr>
+          <w:lang w:val="en-GB"/>
+        </w:rPr>
+        <w:id w:val="-427662813"/>
         <w:docPartObj>
           <w:docPartGallery w:val="Table of Contents"/>
           <w:docPartUnique/>
         </w:docPartObj>
       </w:sdtPr>
+      <w:sdtEndPr>
+        <w:rPr>
+          <w:rFonts w:ascii="Calibri" w:eastAsia="Calibri" w:hAnsi="Calibri" w:cs="Calibri"/>
+          <w:b/>
+          <w:bCs/>
+          <w:color w:val="auto"/>
+          <w:spacing w:val="0"/>
+          <w:sz w:val="22"/>
+          <w:szCs w:val="22"/>
+        </w:rPr>
+      </w:sdtEndPr>
       <w:sdtContent>
         <w:p>
           <w:pPr>
-            <w:pBdr>
-              <w:top w:val="nil"/>
-              <w:left w:val="nil"/>
-              <w:bottom w:val="nil"/>
-              <w:right w:val="nil"/>
-              <w:between w:val="nil"/>
-            </w:pBdr>
+            <w:pStyle w:val="TOCHeading"/>
+          </w:pPr>
+          <w:r>
+            <w:rPr>
+              <w:lang w:val="en-GB"/>
+            </w:rPr>
+            <w:t>Contents</w:t>
+          </w:r>
+        </w:p>
+        <w:p>
+          <w:pPr>
+            <w:pStyle w:val="TOC1"/>
             <w:tabs>
               <w:tab w:val="right" w:leader="dot" w:pos="9016"/>
             </w:tabs>
-            <w:spacing w:after="100"/>
             <w:rPr>
-              <w:rFonts w:ascii="Aptos" w:eastAsia="Aptos" w:hAnsi="Aptos" w:cs="Aptos"/>
-              <w:color w:val="000000"/>
+              <w:rFonts w:asciiTheme="minorHAnsi" w:eastAsiaTheme="minorEastAsia" w:hAnsiTheme="minorHAnsi" w:cstheme="minorBidi"/>
+              <w:noProof/>
+              <w:kern w:val="2"/>
               <w:sz w:val="24"/>
               <w:szCs w:val="24"/>
+              <w14:ligatures w14:val="standardContextual"/>
             </w:rPr>
           </w:pPr>
           <w:r>
             <w:fldChar w:fldCharType="begin"/>
           </w:r>
           <w:r>
-            <w:instrText xml:space="preserve"> TOC \h \u \z \t "Heading 1,1,Heading 2,2,Heading 3,3,"</w:instrText>
+            <w:instrText xml:space="preserve"> TOC \o "1-3" \h \z \u </w:instrText>
           </w:r>
           <w:r>
             <w:fldChar w:fldCharType="separate"/>
           </w:r>
-          <w:hyperlink w:anchor="_heading=h.gjdgxs">
-            <w:r>
-              <w:rPr>
-                <w:color w:val="000000"/>
-              </w:rPr>
-              <w:t>Introduction</w:t>
-            </w:r>
-            <w:r>
-              <w:rPr>
-                <w:color w:val="000000"/>
+          <w:hyperlink w:anchor="_Toc243420337" w:history="1">
+            <w:r>
+              <w:rPr>
+                <w:noProof/>
+                <w:webHidden/>
               </w:rPr>
               <w:tab/>
+            </w:r>
+            <w:r>
+              <w:rPr>
+                <w:noProof/>
+                <w:webHidden/>
+              </w:rPr>
+              <w:fldChar w:fldCharType="begin"/>
+            </w:r>
+            <w:r>
+              <w:rPr>
+                <w:noProof/>
+                <w:webHidden/>
+              </w:rPr>
+              <w:instrText xml:space="preserve"> PAGEREF _Toc243420337 \h </w:instrText>
+            </w:r>
+            <w:r>
+              <w:rPr>
+                <w:noProof/>
+                <w:webHidden/>
+              </w:rPr>
+            </w:r>
+            <w:r>
+              <w:rPr>
+                <w:noProof/>
+                <w:webHidden/>
+              </w:rPr>
+              <w:fldChar w:fldCharType="separate"/>
+            </w:r>
+            <w:r>
+              <w:rPr>
+                <w:noProof/>
+                <w:webHidden/>
+              </w:rPr>
               <w:t>1</w:t>
+            </w:r>
+            <w:r>
+              <w:rPr>
+                <w:noProof/>
+                <w:webHidden/>
+              </w:rPr>
+              <w:fldChar w:fldCharType="end"/>
             </w:r>
           </w:hyperlink>
         </w:p>
         <w:p>
           <w:pPr>
-            <w:pBdr>
-              <w:top w:val="nil"/>
-              <w:left w:val="nil"/>
-              <w:bottom w:val="nil"/>
-              <w:right w:val="nil"/>
-              <w:between w:val="nil"/>
-            </w:pBdr>
+            <w:pStyle w:val="TOC1"/>
             <w:tabs>
               <w:tab w:val="right" w:leader="dot" w:pos="9016"/>
             </w:tabs>
-            <w:spacing w:after="100"/>
             <w:rPr>
-              <w:rFonts w:ascii="Aptos" w:eastAsia="Aptos" w:hAnsi="Aptos" w:cs="Aptos"/>
-              <w:color w:val="000000"/>
+              <w:rFonts w:asciiTheme="minorHAnsi" w:eastAsiaTheme="minorEastAsia" w:hAnsiTheme="minorHAnsi" w:cstheme="minorBidi"/>
+              <w:noProof/>
+              <w:kern w:val="2"/>
               <w:sz w:val="24"/>
               <w:szCs w:val="24"/>
+              <w14:ligatures w14:val="standardContextual"/>
             </w:rPr>
           </w:pPr>
-          <w:hyperlink w:anchor="_heading=h.30j0zll">
-            <w:r>
-              <w:rPr>
-                <w:color w:val="000000"/>
-              </w:rPr>
-              <w:t>Chapter 1</w:t>
-            </w:r>
-            <w:r>
-              <w:rPr>
-                <w:color w:val="000000"/>
+          <w:hyperlink w:anchor="_Toc243420338" w:history="1">
+            <w:r>
+              <w:rPr>
+                <w:rStyle w:val="Hyperlink"/>
+                <w:noProof/>
+              </w:rPr>
+              <w:t>1. Project Title</w:t>
+            </w:r>
+            <w:r>
+              <w:rPr>
+                <w:noProof/>
+                <w:webHidden/>
               </w:rPr>
               <w:tab/>
+            </w:r>
+            <w:r>
+              <w:rPr>
+                <w:noProof/>
+                <w:webHidden/>
+              </w:rPr>
+              <w:fldChar w:fldCharType="begin"/>
+            </w:r>
+            <w:r>
+              <w:rPr>
+                <w:noProof/>
+                <w:webHidden/>
+              </w:rPr>
+              <w:instrText xml:space="preserve"> PAGEREF _Toc243420338 \h </w:instrText>
+            </w:r>
+            <w:r>
+              <w:rPr>
+                <w:noProof/>
+                <w:webHidden/>
+              </w:rPr>
+            </w:r>
+            <w:r>
+              <w:rPr>
+                <w:noProof/>
+                <w:webHidden/>
+              </w:rPr>
+              <w:fldChar w:fldCharType="separate"/>
+            </w:r>
+            <w:r>
+              <w:rPr>
+                <w:noProof/>
+                <w:webHidden/>
+              </w:rPr>
               <w:t>1</w:t>
+            </w:r>
+            <w:r>
+              <w:rPr>
+                <w:noProof/>
+                <w:webHidden/>
+              </w:rPr>
+              <w:fldChar w:fldCharType="end"/>
             </w:r>
           </w:hyperlink>
         </w:p>
         <w:p>
           <w:pPr>
-            <w:pBdr>
-              <w:top w:val="nil"/>
-              <w:left w:val="nil"/>
-              <w:bottom w:val="nil"/>
-              <w:right w:val="nil"/>
-              <w:between w:val="nil"/>
-            </w:pBdr>
+            <w:pStyle w:val="TOC1"/>
             <w:tabs>
               <w:tab w:val="right" w:leader="dot" w:pos="9016"/>
             </w:tabs>
-            <w:spacing w:after="100"/>
-            <w:ind w:left="220"/>
             <w:rPr>
-              <w:rFonts w:ascii="Aptos" w:eastAsia="Aptos" w:hAnsi="Aptos" w:cs="Aptos"/>
-              <w:color w:val="000000"/>
+              <w:rFonts w:asciiTheme="minorHAnsi" w:eastAsiaTheme="minorEastAsia" w:hAnsiTheme="minorHAnsi" w:cstheme="minorBidi"/>
+              <w:noProof/>
+              <w:kern w:val="2"/>
               <w:sz w:val="24"/>
               <w:szCs w:val="24"/>
+              <w14:ligatures w14:val="standardContextual"/>
             </w:rPr>
           </w:pPr>
-          <w:hyperlink w:anchor="_heading=h.1fob9te">
-            <w:r>
-              <w:rPr>
-                <w:color w:val="000000"/>
-              </w:rPr>
-              <w:t>Chapter 1.1</w:t>
-            </w:r>
-            <w:r>
-              <w:rPr>
-                <w:color w:val="000000"/>
+          <w:hyperlink w:anchor="_Toc243420339" w:history="1">
+            <w:r>
+              <w:rPr>
+                <w:rStyle w:val="Hyperlink"/>
+                <w:noProof/>
+              </w:rPr>
+              <w:t>2. Introduction</w:t>
+            </w:r>
+            <w:r>
+              <w:rPr>
+                <w:noProof/>
+                <w:webHidden/>
               </w:rPr>
               <w:tab/>
+            </w:r>
+            <w:r>
+              <w:rPr>
+                <w:noProof/>
+                <w:webHidden/>
+              </w:rPr>
+              <w:fldChar w:fldCharType="begin"/>
+            </w:r>
+            <w:r>
+              <w:rPr>
+                <w:noProof/>
+                <w:webHidden/>
+              </w:rPr>
+              <w:instrText xml:space="preserve"> PAGEREF _Toc243420339 \h </w:instrText>
+            </w:r>
+            <w:r>
+              <w:rPr>
+                <w:noProof/>
+                <w:webHidden/>
+              </w:rPr>
+            </w:r>
+            <w:r>
+              <w:rPr>
+                <w:noProof/>
+                <w:webHidden/>
+              </w:rPr>
+              <w:fldChar w:fldCharType="separate"/>
+            </w:r>
+            <w:r>
+              <w:rPr>
+                <w:noProof/>
+                <w:webHidden/>
+              </w:rPr>
               <w:t>1</w:t>
+            </w:r>
+            <w:r>
+              <w:rPr>
+                <w:noProof/>
+                <w:webHidden/>
+              </w:rPr>
+              <w:fldChar w:fldCharType="end"/>
             </w:r>
           </w:hyperlink>
         </w:p>
         <w:p>
           <w:pPr>
-            <w:pBdr>
-              <w:top w:val="nil"/>
-              <w:left w:val="nil"/>
-              <w:bottom w:val="nil"/>
-              <w:right w:val="nil"/>
-              <w:between w:val="nil"/>
-            </w:pBdr>
+            <w:pStyle w:val="TOC1"/>
             <w:tabs>
               <w:tab w:val="right" w:leader="dot" w:pos="9016"/>
             </w:tabs>
-            <w:spacing w:after="100"/>
-            <w:ind w:left="440"/>
             <w:rPr>
-              <w:rFonts w:ascii="Aptos" w:eastAsia="Aptos" w:hAnsi="Aptos" w:cs="Aptos"/>
-              <w:color w:val="000000"/>
+              <w:rFonts w:asciiTheme="minorHAnsi" w:eastAsiaTheme="minorEastAsia" w:hAnsiTheme="minorHAnsi" w:cstheme="minorBidi"/>
+              <w:noProof/>
+              <w:kern w:val="2"/>
               <w:sz w:val="24"/>
               <w:szCs w:val="24"/>
+              <w14:ligatures w14:val="standardContextual"/>
             </w:rPr>
           </w:pPr>
-          <w:hyperlink w:anchor="_heading=h.3znysh7">
-            <w:r>
-              <w:rPr>
-                <w:color w:val="000000"/>
-              </w:rPr>
-              <w:t>Chapter 1.1.1.</w:t>
-            </w:r>
-            <w:r>
-              <w:rPr>
-                <w:color w:val="000000"/>
+          <w:hyperlink w:anchor="_Toc243420340" w:history="1">
+            <w:r>
+              <w:rPr>
+                <w:rStyle w:val="Hyperlink"/>
+                <w:rFonts w:eastAsia="MS Mincho"/>
+                <w:noProof/>
+                <w:lang w:val="en-US" w:eastAsia="en-US"/>
+              </w:rPr>
+              <w:t>3. Problem Definition</w:t>
+            </w:r>
+            <w:r>
+              <w:rPr>
+                <w:noProof/>
+                <w:webHidden/>
               </w:rPr>
               <w:tab/>
+            </w:r>
+            <w:r>
+              <w:rPr>
+                <w:noProof/>
+                <w:webHidden/>
+              </w:rPr>
+              <w:fldChar w:fldCharType="begin"/>
+            </w:r>
+            <w:r>
+              <w:rPr>
+                <w:noProof/>
+                <w:webHidden/>
+              </w:rPr>
+              <w:instrText xml:space="preserve"> PAGEREF _Toc243420340 \h </w:instrText>
+            </w:r>
+            <w:r>
+              <w:rPr>
+                <w:noProof/>
+                <w:webHidden/>
+              </w:rPr>
+            </w:r>
+            <w:r>
+              <w:rPr>
+                <w:noProof/>
+                <w:webHidden/>
+              </w:rPr>
+              <w:fldChar w:fldCharType="separate"/>
+            </w:r>
+            <w:r>
+              <w:rPr>
+                <w:noProof/>
+                <w:webHidden/>
+              </w:rPr>
               <w:t>1</w:t>
+            </w:r>
+            <w:r>
+              <w:rPr>
+                <w:noProof/>
+                <w:webHidden/>
+              </w:rPr>
+              <w:fldChar w:fldCharType="end"/>
             </w:r>
           </w:hyperlink>
         </w:p>
         <w:p>
           <w:pPr>
-            <w:pBdr>
-              <w:top w:val="nil"/>
-              <w:left w:val="nil"/>
-              <w:bottom w:val="nil"/>
-              <w:right w:val="nil"/>
-              <w:between w:val="nil"/>
-            </w:pBdr>
+            <w:pStyle w:val="TOC1"/>
             <w:tabs>
               <w:tab w:val="right" w:leader="dot" w:pos="9016"/>
             </w:tabs>
-            <w:spacing w:after="100"/>
             <w:rPr>
-              <w:rFonts w:ascii="Aptos" w:eastAsia="Aptos" w:hAnsi="Aptos" w:cs="Aptos"/>
-              <w:color w:val="000000"/>
+              <w:rFonts w:asciiTheme="minorHAnsi" w:eastAsiaTheme="minorEastAsia" w:hAnsiTheme="minorHAnsi" w:cstheme="minorBidi"/>
+              <w:noProof/>
+              <w:kern w:val="2"/>
               <w:sz w:val="24"/>
               <w:szCs w:val="24"/>
+              <w14:ligatures w14:val="standardContextual"/>
             </w:rPr>
           </w:pPr>
-          <w:hyperlink w:anchor="_heading=h.2et92p0">
-            <w:r>
-              <w:rPr>
-                <w:color w:val="000000"/>
-              </w:rPr>
-              <w:t>References</w:t>
-            </w:r>
-            <w:r>
-              <w:rPr>
-                <w:color w:val="000000"/>
+          <w:hyperlink w:anchor="_Toc243420341" w:history="1">
+            <w:r>
+              <w:rPr>
+                <w:rStyle w:val="Hyperlink"/>
+                <w:noProof/>
+              </w:rPr>
+              <w:t>4. Objectives</w:t>
+            </w:r>
+            <w:r>
+              <w:rPr>
+                <w:noProof/>
+                <w:webHidden/>
               </w:rPr>
               <w:tab/>
+            </w:r>
+            <w:r>
+              <w:rPr>
+                <w:noProof/>
+                <w:webHidden/>
+              </w:rPr>
+              <w:fldChar w:fldCharType="begin"/>
+            </w:r>
+            <w:r>
+              <w:rPr>
+                <w:noProof/>
+                <w:webHidden/>
+              </w:rPr>
+              <w:instrText xml:space="preserve"> PAGEREF _Toc243420341 \h </w:instrText>
+            </w:r>
+            <w:r>
+              <w:rPr>
+                <w:noProof/>
+                <w:webHidden/>
+              </w:rPr>
+            </w:r>
+            <w:r>
+              <w:rPr>
+                <w:noProof/>
+                <w:webHidden/>
+              </w:rPr>
+              <w:fldChar w:fldCharType="separate"/>
+            </w:r>
+            <w:r>
+              <w:rPr>
+                <w:noProof/>
+                <w:webHidden/>
+              </w:rPr>
+              <w:t>1</w:t>
+            </w:r>
+            <w:r>
+              <w:rPr>
+                <w:noProof/>
+                <w:webHidden/>
+              </w:rPr>
+              <w:fldChar w:fldCharType="end"/>
+            </w:r>
+          </w:hyperlink>
+        </w:p>
+        <w:p>
+          <w:pPr>
+            <w:pStyle w:val="TOC1"/>
+            <w:tabs>
+              <w:tab w:val="right" w:leader="dot" w:pos="9016"/>
+            </w:tabs>
+            <w:rPr>
+              <w:rFonts w:asciiTheme="minorHAnsi" w:eastAsiaTheme="minorEastAsia" w:hAnsiTheme="minorHAnsi" w:cstheme="minorBidi"/>
+              <w:noProof/>
+              <w:kern w:val="2"/>
+              <w:sz w:val="24"/>
+              <w:szCs w:val="24"/>
+              <w14:ligatures w14:val="standardContextual"/>
+            </w:rPr>
+          </w:pPr>
+          <w:hyperlink w:anchor="_Toc243420342" w:history="1">
+            <w:r>
+              <w:rPr>
+                <w:rStyle w:val="Hyperlink"/>
+                <w:noProof/>
+              </w:rPr>
+              <w:t>5. Scopes</w:t>
+            </w:r>
+            <w:r>
+              <w:rPr>
+                <w:noProof/>
+                <w:webHidden/>
+              </w:rPr>
+              <w:tab/>
+            </w:r>
+            <w:r>
+              <w:rPr>
+                <w:noProof/>
+                <w:webHidden/>
+              </w:rPr>
+              <w:fldChar w:fldCharType="begin"/>
+            </w:r>
+            <w:r>
+              <w:rPr>
+                <w:noProof/>
+                <w:webHidden/>
+              </w:rPr>
+              <w:instrText xml:space="preserve"> PAGEREF _Toc243420342 \h </w:instrText>
+            </w:r>
+            <w:r>
+              <w:rPr>
+                <w:noProof/>
+                <w:webHidden/>
+              </w:rPr>
+            </w:r>
+            <w:r>
+              <w:rPr>
+                <w:noProof/>
+                <w:webHidden/>
+              </w:rPr>
+              <w:fldChar w:fldCharType="separate"/>
+            </w:r>
+            <w:r>
+              <w:rPr>
+                <w:noProof/>
+                <w:webHidden/>
+              </w:rPr>
               <w:t>2</w:t>
+            </w:r>
+            <w:r>
+              <w:rPr>
+                <w:noProof/>
+                <w:webHidden/>
+              </w:rPr>
+              <w:fldChar w:fldCharType="end"/>
+            </w:r>
+          </w:hyperlink>
+        </w:p>
+        <w:p>
+          <w:pPr>
+            <w:pStyle w:val="TOC1"/>
+            <w:tabs>
+              <w:tab w:val="right" w:leader="dot" w:pos="9016"/>
+            </w:tabs>
+            <w:rPr>
+              <w:rFonts w:asciiTheme="minorHAnsi" w:eastAsiaTheme="minorEastAsia" w:hAnsiTheme="minorHAnsi" w:cstheme="minorBidi"/>
+              <w:noProof/>
+              <w:kern w:val="2"/>
+              <w:sz w:val="24"/>
+              <w:szCs w:val="24"/>
+              <w14:ligatures w14:val="standardContextual"/>
+            </w:rPr>
+          </w:pPr>
+          <w:hyperlink w:anchor="_Toc243420343" w:history="1">
+            <w:r>
+              <w:rPr>
+                <w:rStyle w:val="Hyperlink"/>
+                <w:noProof/>
+                <w:lang w:val="en-US"/>
+              </w:rPr>
+              <w:t>6. Methodology</w:t>
+            </w:r>
+            <w:r>
+              <w:rPr>
+                <w:noProof/>
+                <w:webHidden/>
+              </w:rPr>
+              <w:tab/>
+            </w:r>
+            <w:r>
+              <w:rPr>
+                <w:noProof/>
+                <w:webHidden/>
+              </w:rPr>
+              <w:fldChar w:fldCharType="begin"/>
+            </w:r>
+            <w:r>
+              <w:rPr>
+                <w:noProof/>
+                <w:webHidden/>
+              </w:rPr>
+              <w:instrText xml:space="preserve"> PAGEREF _Toc243420343 \h </w:instrText>
+            </w:r>
+            <w:r>
+              <w:rPr>
+                <w:noProof/>
+                <w:webHidden/>
+              </w:rPr>
+            </w:r>
+            <w:r>
+              <w:rPr>
+                <w:noProof/>
+                <w:webHidden/>
+              </w:rPr>
+              <w:fldChar w:fldCharType="separate"/>
+            </w:r>
+            <w:r>
+              <w:rPr>
+                <w:noProof/>
+                <w:webHidden/>
+              </w:rPr>
+              <w:t>2</w:t>
+            </w:r>
+            <w:r>
+              <w:rPr>
+                <w:noProof/>
+                <w:webHidden/>
+              </w:rPr>
+              <w:fldChar w:fldCharType="end"/>
+            </w:r>
+          </w:hyperlink>
+        </w:p>
+        <w:p>
+          <w:pPr>
+            <w:pStyle w:val="TOC1"/>
+            <w:tabs>
+              <w:tab w:val="right" w:leader="dot" w:pos="9016"/>
+            </w:tabs>
+            <w:rPr>
+              <w:rFonts w:asciiTheme="minorHAnsi" w:eastAsiaTheme="minorEastAsia" w:hAnsiTheme="minorHAnsi" w:cstheme="minorBidi"/>
+              <w:noProof/>
+              <w:kern w:val="2"/>
+              <w:sz w:val="24"/>
+              <w:szCs w:val="24"/>
+              <w14:ligatures w14:val="standardContextual"/>
+            </w:rPr>
+          </w:pPr>
+          <w:hyperlink w:anchor="_Toc243420344" w:history="1">
+            <w:r>
+              <w:rPr>
+                <w:rStyle w:val="Hyperlink"/>
+                <w:noProof/>
+              </w:rPr>
+              <w:t>7 . Data Sources</w:t>
+            </w:r>
+            <w:r>
+              <w:rPr>
+                <w:noProof/>
+                <w:webHidden/>
+              </w:rPr>
+              <w:tab/>
+            </w:r>
+            <w:r>
+              <w:rPr>
+                <w:noProof/>
+                <w:webHidden/>
+              </w:rPr>
+              <w:fldChar w:fldCharType="begin"/>
+            </w:r>
+            <w:r>
+              <w:rPr>
+                <w:noProof/>
+                <w:webHidden/>
+              </w:rPr>
+              <w:instrText xml:space="preserve"> PAGEREF _Toc243420344 \h </w:instrText>
+            </w:r>
+            <w:r>
+              <w:rPr>
+                <w:noProof/>
+                <w:webHidden/>
+              </w:rPr>
+            </w:r>
+            <w:r>
+              <w:rPr>
+                <w:noProof/>
+                <w:webHidden/>
+              </w:rPr>
+              <w:fldChar w:fldCharType="separate"/>
+            </w:r>
+            <w:r>
+              <w:rPr>
+                <w:noProof/>
+                <w:webHidden/>
+              </w:rPr>
+              <w:t>2</w:t>
+            </w:r>
+            <w:r>
+              <w:rPr>
+                <w:noProof/>
+                <w:webHidden/>
+              </w:rPr>
+              <w:fldChar w:fldCharType="end"/>
+            </w:r>
+          </w:hyperlink>
+        </w:p>
+        <w:p>
+          <w:pPr>
+            <w:pStyle w:val="TOC1"/>
+            <w:tabs>
+              <w:tab w:val="right" w:leader="dot" w:pos="9016"/>
+            </w:tabs>
+            <w:rPr>
+              <w:rFonts w:asciiTheme="minorHAnsi" w:eastAsiaTheme="minorEastAsia" w:hAnsiTheme="minorHAnsi" w:cstheme="minorBidi"/>
+              <w:noProof/>
+              <w:kern w:val="2"/>
+              <w:sz w:val="24"/>
+              <w:szCs w:val="24"/>
+              <w14:ligatures w14:val="standardContextual"/>
+            </w:rPr>
+          </w:pPr>
+          <w:hyperlink w:anchor="_Toc243420345" w:history="1">
+            <w:r>
+              <w:rPr>
+                <w:rStyle w:val="Hyperlink"/>
+                <w:noProof/>
+              </w:rPr>
+              <w:t>8 . Expect Deliverables</w:t>
+            </w:r>
+            <w:r>
+              <w:rPr>
+                <w:noProof/>
+                <w:webHidden/>
+              </w:rPr>
+              <w:tab/>
+            </w:r>
+            <w:r>
+              <w:rPr>
+                <w:noProof/>
+                <w:webHidden/>
+              </w:rPr>
+              <w:fldChar w:fldCharType="begin"/>
+            </w:r>
+            <w:r>
+              <w:rPr>
+                <w:noProof/>
+                <w:webHidden/>
+              </w:rPr>
+              <w:instrText xml:space="preserve"> PAGEREF _Toc243420345 \h </w:instrText>
+            </w:r>
+            <w:r>
+              <w:rPr>
+                <w:noProof/>
+                <w:webHidden/>
+              </w:rPr>
+            </w:r>
+            <w:r>
+              <w:rPr>
+                <w:noProof/>
+                <w:webHidden/>
+              </w:rPr>
+              <w:fldChar w:fldCharType="separate"/>
+            </w:r>
+            <w:r>
+              <w:rPr>
+                <w:noProof/>
+                <w:webHidden/>
+              </w:rPr>
+              <w:t>2</w:t>
+            </w:r>
+            <w:r>
+              <w:rPr>
+                <w:noProof/>
+                <w:webHidden/>
+              </w:rPr>
+              <w:fldChar w:fldCharType="end"/>
+            </w:r>
+          </w:hyperlink>
+        </w:p>
+        <w:p>
+          <w:pPr>
+            <w:pStyle w:val="TOC1"/>
+            <w:tabs>
+              <w:tab w:val="right" w:leader="dot" w:pos="9016"/>
+            </w:tabs>
+            <w:rPr>
+              <w:rFonts w:asciiTheme="minorHAnsi" w:eastAsiaTheme="minorEastAsia" w:hAnsiTheme="minorHAnsi" w:cstheme="minorBidi"/>
+              <w:noProof/>
+              <w:kern w:val="2"/>
+              <w:sz w:val="24"/>
+              <w:szCs w:val="24"/>
+              <w14:ligatures w14:val="standardContextual"/>
+            </w:rPr>
+          </w:pPr>
+          <w:hyperlink w:anchor="_Toc243420346" w:history="1">
+            <w:r>
+              <w:rPr>
+                <w:rStyle w:val="Hyperlink"/>
+                <w:noProof/>
+              </w:rPr>
+              <w:t>9. Project Timeline</w:t>
+            </w:r>
+            <w:r>
+              <w:rPr>
+                <w:noProof/>
+                <w:webHidden/>
+              </w:rPr>
+              <w:tab/>
+            </w:r>
+            <w:r>
+              <w:rPr>
+                <w:noProof/>
+                <w:webHidden/>
+              </w:rPr>
+              <w:fldChar w:fldCharType="begin"/>
+            </w:r>
+            <w:r>
+              <w:rPr>
+                <w:noProof/>
+                <w:webHidden/>
+              </w:rPr>
+              <w:instrText xml:space="preserve"> PAGEREF _Toc243420346 \h </w:instrText>
+            </w:r>
+            <w:r>
+              <w:rPr>
+                <w:noProof/>
+                <w:webHidden/>
+              </w:rPr>
+            </w:r>
+            <w:r>
+              <w:rPr>
+                <w:noProof/>
+                <w:webHidden/>
+              </w:rPr>
+              <w:fldChar w:fldCharType="separate"/>
+            </w:r>
+            <w:r>
+              <w:rPr>
+                <w:noProof/>
+                <w:webHidden/>
+              </w:rPr>
+              <w:t>3</w:t>
+            </w:r>
+            <w:r>
+              <w:rPr>
+                <w:noProof/>
+                <w:webHidden/>
+              </w:rPr>
+              <w:fldChar w:fldCharType="end"/>
+            </w:r>
+          </w:hyperlink>
+        </w:p>
+        <w:p>
+          <w:pPr>
+            <w:pStyle w:val="TOC1"/>
+            <w:tabs>
+              <w:tab w:val="right" w:leader="dot" w:pos="9016"/>
+            </w:tabs>
+            <w:rPr>
+              <w:rFonts w:asciiTheme="minorHAnsi" w:eastAsiaTheme="minorEastAsia" w:hAnsiTheme="minorHAnsi" w:cstheme="minorBidi"/>
+              <w:noProof/>
+              <w:kern w:val="2"/>
+              <w:sz w:val="24"/>
+              <w:szCs w:val="24"/>
+              <w14:ligatures w14:val="standardContextual"/>
+            </w:rPr>
+          </w:pPr>
+          <w:hyperlink w:anchor="_Toc243420347" w:history="1">
+            <w:r>
+              <w:rPr>
+                <w:rStyle w:val="Hyperlink"/>
+                <w:noProof/>
+              </w:rPr>
+              <w:t>10. Ethical and legal considerations</w:t>
+            </w:r>
+            <w:r>
+              <w:rPr>
+                <w:noProof/>
+                <w:webHidden/>
+              </w:rPr>
+              <w:tab/>
+            </w:r>
+            <w:r>
+              <w:rPr>
+                <w:noProof/>
+                <w:webHidden/>
+              </w:rPr>
+              <w:fldChar w:fldCharType="begin"/>
+            </w:r>
+            <w:r>
+              <w:rPr>
+                <w:noProof/>
+                <w:webHidden/>
+              </w:rPr>
+              <w:instrText xml:space="preserve"> PAGEREF _Toc243420347 \h </w:instrText>
+            </w:r>
+            <w:r>
+              <w:rPr>
+                <w:noProof/>
+                <w:webHidden/>
+              </w:rPr>
+            </w:r>
+            <w:r>
+              <w:rPr>
+                <w:noProof/>
+                <w:webHidden/>
+              </w:rPr>
+              <w:fldChar w:fldCharType="separate"/>
+            </w:r>
+            <w:r>
+              <w:rPr>
+                <w:noProof/>
+                <w:webHidden/>
+              </w:rPr>
+              <w:t>3</w:t>
+            </w:r>
+            <w:r>
+              <w:rPr>
+                <w:noProof/>
+                <w:webHidden/>
+              </w:rPr>
+              <w:fldChar w:fldCharType="end"/>
+            </w:r>
+          </w:hyperlink>
+        </w:p>
+        <w:p>
+          <w:pPr>
+            <w:pStyle w:val="TOC1"/>
+            <w:tabs>
+              <w:tab w:val="right" w:leader="dot" w:pos="9016"/>
+            </w:tabs>
+            <w:rPr>
+              <w:rFonts w:asciiTheme="minorHAnsi" w:eastAsiaTheme="minorEastAsia" w:hAnsiTheme="minorHAnsi" w:cstheme="minorBidi"/>
+              <w:noProof/>
+              <w:kern w:val="2"/>
+              <w:sz w:val="24"/>
+              <w:szCs w:val="24"/>
+              <w14:ligatures w14:val="standardContextual"/>
+            </w:rPr>
+          </w:pPr>
+          <w:hyperlink w:anchor="_Toc243420348" w:history="1">
+            <w:r>
+              <w:rPr>
+                <w:rStyle w:val="Hyperlink"/>
+                <w:noProof/>
+              </w:rPr>
+              <w:t>11.References</w:t>
+            </w:r>
+            <w:r>
+              <w:rPr>
+                <w:noProof/>
+                <w:webHidden/>
+              </w:rPr>
+              <w:tab/>
+            </w:r>
+            <w:r>
+              <w:rPr>
+                <w:noProof/>
+                <w:webHidden/>
+              </w:rPr>
+              <w:fldChar w:fldCharType="begin"/>
+            </w:r>
+            <w:r>
+              <w:rPr>
+                <w:noProof/>
+                <w:webHidden/>
+              </w:rPr>
+              <w:instrText xml:space="preserve"> PAGEREF _Toc243420348 \h </w:instrText>
+            </w:r>
+            <w:r>
+              <w:rPr>
+                <w:noProof/>
+                <w:webHidden/>
+              </w:rPr>
+            </w:r>
+            <w:r>
+              <w:rPr>
+                <w:noProof/>
+                <w:webHidden/>
+              </w:rPr>
+              <w:fldChar w:fldCharType="separate"/>
+            </w:r>
+            <w:r>
+              <w:rPr>
+                <w:noProof/>
+                <w:webHidden/>
+              </w:rPr>
+              <w:t>4</w:t>
+            </w:r>
+            <w:r>
+              <w:rPr>
+                <w:noProof/>
+                <w:webHidden/>
+              </w:rPr>
+              <w:fldChar w:fldCharType="end"/>
             </w:r>
           </w:hyperlink>
         </w:p>
         <w:p>
           <w:r>
+            <w:rPr>
+              <w:b/>
+              <w:bCs/>
+              <w:lang w:val="en-GB"/>
+            </w:rPr>
             <w:fldChar w:fldCharType="end"/>
           </w:r>
         </w:p>
       </w:sdtContent>
     </w:sdt>
-    <w:p/>
-    <w:p>
-      <w:pPr>
-        <w:rPr>
-          <w:color w:val="FF0000"/>
-        </w:rPr>
-      </w:pPr>
-      <w:r>
-        <w:rPr>
-          <w:color w:val="FF0000"/>
-        </w:rPr>
-        <w:t>[NOTE: The table of contents above has been included for your convenience. To refresh the table, simply click on it, then select 'Update Table' using the mouse. You can choose to update either the page numbers exclusively or the entire table as needed.]</w:t>
-      </w:r>
-    </w:p>
-    <w:p/>
-    <w:p/>
     <w:p>
       <w:pPr>
         <w:sectPr>
@@ -1394,14 +2095,19 @@
       </w:pPr>
     </w:p>
     <w:p>
-      <w:bookmarkStart w:id="16" w:name="_heading=h.gjdgxs" w:colFirst="0" w:colLast="0"/>
-      <w:bookmarkStart w:id="17" w:name="_heading=h.2et92p0" w:colFirst="0" w:colLast="0"/>
-      <w:bookmarkEnd w:id="16"/>
+      <w:pPr>
+        <w:pStyle w:val="Heading1"/>
+      </w:pPr>
+      <w:bookmarkStart w:id="17" w:name="_heading=h.gjdgxs" w:colFirst="0" w:colLast="0"/>
+      <w:bookmarkStart w:id="18" w:name="_heading=h.2et92p0" w:colFirst="0" w:colLast="0"/>
+      <w:bookmarkStart w:id="19" w:name="_Toc243420338"/>
       <w:bookmarkEnd w:id="17"/>
+      <w:bookmarkEnd w:id="18"/>
       <w:r>
         <w:lastRenderedPageBreak/>
         <w:t>1. Project Title</w:t>
       </w:r>
+      <w:bookmarkEnd w:id="19"/>
     </w:p>
     <w:p>
       <w:r>
@@ -1411,11 +2117,15 @@
         <w:t>behaviour evolution in Ireland</w:t>
       </w:r>
     </w:p>
-    <w:p/>
-    <w:p>
+    <w:p>
+      <w:pPr>
+        <w:pStyle w:val="Heading1"/>
+      </w:pPr>
+      <w:bookmarkStart w:id="20" w:name="_Toc243420339"/>
       <w:r>
         <w:t>2. Introduction</w:t>
       </w:r>
+      <w:bookmarkEnd w:id="20"/>
     </w:p>
     <w:p>
       <w:pPr>
@@ -1455,6 +2165,99 @@
     </w:p>
     <w:p>
       <w:pPr>
+        <w:pStyle w:val="Heading1"/>
+        <w:rPr>
+          <w:rFonts w:eastAsia="MS Mincho"/>
+          <w:lang w:val="en-US" w:eastAsia="en-US"/>
+        </w:rPr>
+      </w:pPr>
+      <w:bookmarkStart w:id="21" w:name="_Toc243420340"/>
+      <w:r>
+        <w:rPr>
+          <w:rFonts w:eastAsia="MS Mincho"/>
+          <w:lang w:val="en-US" w:eastAsia="en-US"/>
+        </w:rPr>
+        <w:t>3. Problem Definition</w:t>
+      </w:r>
+      <w:bookmarkEnd w:id="21"/>
+    </w:p>
+    <w:p>
+      <w:r>
+        <w:t>Despite the uncertainty regarding the future requirements for the channels, retailers have to make strategic decisions on their e-commerce infrastructures, stocks, marketing, and store management. The commonly accepted belief regarding the growth of online shopping replacing brick-and-mortar shopping can lead to wrong investments. An empirically-based strategy demands making a distinction between consumer involvement into online shopping and the share of turnover of the retailer realized online.</w:t>
+      </w:r>
+    </w:p>
+    <w:p>
+      <w:r>
+        <w:t>In that regard, the issue facing the firm becomes that of the absence of easily understandable evidence to allow them to predict the direction of their digital retailing activities in Ireland. This study seeks to investigate the following: What has been the pattern of involvement in online shopping and online retail sales in Ireland, and how well does historical retailing data predict the proportion of online sales to total retail sales?</w:t>
+      </w:r>
+    </w:p>
+    <w:p>
+      <w:pPr>
+        <w:pStyle w:val="Heading1"/>
+      </w:pPr>
+      <w:bookmarkStart w:id="22" w:name="_Toc243420341"/>
+      <w:r>
+        <w:t>4. Objectives</w:t>
+      </w:r>
+      <w:bookmarkEnd w:id="22"/>
+    </w:p>
+    <w:p>
+      <w:r>
+        <w:t xml:space="preserve">Objective: To study the shifts in online shopping </w:t>
+      </w:r>
+      <w:r>
+        <w:t>behaviour</w:t>
+      </w:r>
+      <w:r>
+        <w:t xml:space="preserve"> in Ireland and to create a scientific forecasting strategy for making decisions on behalf of retailers running their business online and in the store.</w:t>
+      </w:r>
+    </w:p>
+    <w:p>
+      <w:r>
+        <w:t>• Historical developments in online shopping involvement and online sales turnover in Ireland.</w:t>
+      </w:r>
+    </w:p>
+    <w:p>
+      <w:r>
+        <w:t>• Study variations among different demographic categories and retail industries, based on dataset availability.</w:t>
+      </w:r>
+    </w:p>
+    <w:p>
+      <w:r>
+        <w:t>• Assess the quality, comparability and limitations of relevant official datasets.</w:t>
+      </w:r>
+    </w:p>
+    <w:p>
+      <w:r>
+        <w:t>• Construct and assess models for a chosen online retail turnover share time series.</w:t>
+      </w:r>
+    </w:p>
+    <w:p>
+      <w:r>
+        <w:t>• Translate findings and forecast uncertainty into practical retail strategy recommendations.</w:t>
+      </w:r>
+    </w:p>
+    <w:p>
+      <w:r>
+        <w:lastRenderedPageBreak/>
+        <w:t>Working hypothesis: Past trends include helpful elements for forecasting turnover share in online retail for the near future; however, the forecast might not be better than a naive on</w:t>
+      </w:r>
+      <w:r>
+        <w:t>es.</w:t>
+      </w:r>
+    </w:p>
+    <w:p>
+      <w:pPr>
+        <w:pStyle w:val="Heading1"/>
+      </w:pPr>
+      <w:bookmarkStart w:id="23" w:name="_Toc243420342"/>
+      <w:r>
+        <w:t>5. Scopes</w:t>
+      </w:r>
+      <w:bookmarkEnd w:id="23"/>
+    </w:p>
+    <w:p>
+      <w:pPr>
         <w:spacing w:after="100" w:line="276" w:lineRule="auto"/>
         <w:rPr>
           <w:rFonts w:ascii="Aptos" w:eastAsia="MS Mincho" w:hAnsi="Aptos" w:cs="Times New Roman"/>
@@ -1462,6 +2265,14 @@
           <w:lang w:val="en-US" w:eastAsia="en-US"/>
         </w:rPr>
       </w:pPr>
+      <w:r>
+        <w:rPr>
+          <w:rFonts w:ascii="Aptos" w:eastAsia="MS Mincho" w:hAnsi="Aptos" w:cs="Times New Roman"/>
+          <w:sz w:val="20"/>
+          <w:lang w:val="en-US" w:eastAsia="en-US"/>
+        </w:rPr>
+        <w:t>The area in question is the Republic of Ireland. The analysis will place more importance on the comparable time series data that can be found for each of the years covered by the selected sources rather than any random year of interest. Factors such as participation in online buying and online turnover by sectors will be considered. The main variable to predict would be the percentage of retailer turnover made up of online sales for a certain sector.</w:t>
+      </w:r>
     </w:p>
     <w:p>
       <w:pPr>
@@ -1478,131 +2289,24 @@
           <w:sz w:val="20"/>
           <w:lang w:val="en-US" w:eastAsia="en-US"/>
         </w:rPr>
-        <w:t>3. Problem Definition</w:t>
-      </w:r>
-    </w:p>
-    <w:p>
-      <w:r>
-        <w:t>Despite the uncertainty regarding the future requirements for the channels, retailers have to make strategic decisions on their e-commerce infrastructures, stocks, marketing, and store management. The commonly accepted belief regarding the growth of online shopping replacing brick-and-mortar shopping can lead to wrong investments. An empirically-based strategy demands making a distinction between consumer involvement into online shopping and the share of turnover of the retailer realized online.</w:t>
-      </w:r>
-    </w:p>
-    <w:p>
-      <w:r>
-        <w:t>In that regard, the issue facing the firm becomes that of the absence of easily understandable evidence to allow them to predict the direction of their digital retailing activities in Ireland. This study seeks to investigate the following: What has been the pattern of involvement in online shopping and online retail sales in Ireland, and how well does historical retailing data predict the proportion of online sales to total retail sales?</w:t>
-      </w:r>
-    </w:p>
-    <w:p/>
-    <w:p>
-      <w:r>
-        <w:t>4. Objectives</w:t>
-      </w:r>
-    </w:p>
-    <w:p>
-      <w:r>
-        <w:t xml:space="preserve">Objective: To study the shifts in online shopping </w:t>
-      </w:r>
-      <w:r>
-        <w:t>behaviour</w:t>
-      </w:r>
-      <w:r>
-        <w:t xml:space="preserve"> in Ireland and to create a scientific forecasting strategy for making decisions on behalf of retailers running their business online and in the store.</w:t>
-      </w:r>
-    </w:p>
-    <w:p>
-      <w:r>
-        <w:t>• Historical developments in online shopping involvement and online sales turnover in Ireland.</w:t>
-      </w:r>
-    </w:p>
-    <w:p>
-      <w:r>
-        <w:t>• Study variations among different demographic categories and retail industries, based on dataset availability.</w:t>
-      </w:r>
-    </w:p>
-    <w:p>
-      <w:r>
-        <w:t>• Assess the quality, comparability and limitations of relevant official datasets.</w:t>
-      </w:r>
-    </w:p>
-    <w:p>
-      <w:r>
-        <w:t>• Construct and assess models for a chosen online retail turnover share time series.</w:t>
-      </w:r>
-    </w:p>
-    <w:p>
-      <w:r>
-        <w:t>• Translate findings and forecast uncertainty into practical retail strategy recommendations.</w:t>
-      </w:r>
-    </w:p>
-    <w:p>
-      <w:r>
-        <w:lastRenderedPageBreak/>
-        <w:t>Working hypothesis: Past trends include helpful elements for forecasting turnover share in online retail for the near future; however, the forecast might not be better than a naive on</w:t>
-      </w:r>
-      <w:r>
-        <w:t>es.</w:t>
-      </w:r>
-    </w:p>
-    <w:p/>
-    <w:p>
-      <w:r>
-        <w:t>5. Scopes</w:t>
-      </w:r>
-    </w:p>
-    <w:p>
-      <w:pPr>
-        <w:spacing w:after="100" w:line="276" w:lineRule="auto"/>
-        <w:rPr>
-          <w:rFonts w:ascii="Aptos" w:eastAsia="MS Mincho" w:hAnsi="Aptos" w:cs="Times New Roman"/>
-          <w:sz w:val="20"/>
-          <w:lang w:val="en-US" w:eastAsia="en-US"/>
-        </w:rPr>
-      </w:pPr>
-      <w:r>
-        <w:rPr>
-          <w:rFonts w:ascii="Aptos" w:eastAsia="MS Mincho" w:hAnsi="Aptos" w:cs="Times New Roman"/>
-          <w:sz w:val="20"/>
-          <w:lang w:val="en-US" w:eastAsia="en-US"/>
-        </w:rPr>
-        <w:t>The area in question is the Republic of Ireland. The analysis will place more importance on the comparable time series data that can be found for each of the years covered by the selected sources rather than any random year of interest. Factors such as participation in online buying and online turnover by sectors will be considered. The main variable to predict would be the percentage of retailer turnover made up of online sales for a certain sector.</w:t>
-      </w:r>
-    </w:p>
-    <w:p>
-      <w:pPr>
-        <w:spacing w:after="100" w:line="276" w:lineRule="auto"/>
-        <w:rPr>
-          <w:rFonts w:ascii="Aptos" w:eastAsia="MS Mincho" w:hAnsi="Aptos" w:cs="Times New Roman"/>
-          <w:sz w:val="20"/>
-          <w:lang w:val="en-US" w:eastAsia="en-US"/>
-        </w:rPr>
-      </w:pPr>
-      <w:r>
-        <w:rPr>
-          <w:rFonts w:ascii="Aptos" w:eastAsia="MS Mincho" w:hAnsi="Aptos" w:cs="Times New Roman"/>
-          <w:sz w:val="20"/>
-          <w:lang w:val="en-US" w:eastAsia="en-US"/>
-        </w:rPr>
         <w:t>It is worth noting that the research will not make any assumptions regarding the preferences of individuals based on aggregate data, identify cause-and-effect relationships between online trading and store closures, nor will it provide prediction for all types of retailing. Surveys, personal interviews and personal transactions will not form part of the main research methodology.</w:t>
       </w:r>
     </w:p>
     <w:p>
       <w:pPr>
+        <w:pStyle w:val="Heading1"/>
         <w:rPr>
           <w:lang w:val="en-US"/>
         </w:rPr>
       </w:pPr>
-    </w:p>
-    <w:p>
-      <w:pPr>
-        <w:rPr>
-          <w:lang w:val="en-US"/>
-        </w:rPr>
-      </w:pPr>
+      <w:bookmarkStart w:id="24" w:name="_Toc243420343"/>
       <w:r>
         <w:rPr>
           <w:lang w:val="en-US"/>
         </w:rPr>
         <w:t>6. Methodology</w:t>
       </w:r>
+      <w:bookmarkEnd w:id="24"/>
     </w:p>
     <w:p>
       <w:r>
@@ -1614,14 +2318,18 @@
         <w:t>Exploratory analysis will be performed with respect to time trends, sector-wise variations, seasonality if data frequency allows it, and possible structural breaks. The primary forecasting model choice will involve comparing a naïve last-value or seasonal naïve model against a basic regression/time series model and, if possible, depending on dataset size, a more complex model like random forest. Time ordering of training/testing will avoid contamination from future periods.</w:t>
       </w:r>
     </w:p>
-    <w:p/>
-    <w:p>
+    <w:p>
+      <w:pPr>
+        <w:pStyle w:val="Heading1"/>
+      </w:pPr>
+      <w:bookmarkStart w:id="25" w:name="_Toc243420344"/>
       <w:r>
         <w:t xml:space="preserve">7 . </w:t>
       </w:r>
       <w:r>
         <w:t>Data Sources</w:t>
       </w:r>
+      <w:bookmarkEnd w:id="25"/>
     </w:p>
     <w:p>
       <w:r>
@@ -1631,8 +2339,11 @@
         <w:t>.</w:t>
       </w:r>
     </w:p>
-    <w:p/>
-    <w:p>
+    <w:p>
+      <w:pPr>
+        <w:pStyle w:val="Heading1"/>
+      </w:pPr>
+      <w:bookmarkStart w:id="26" w:name="_Toc243420345"/>
       <w:r>
         <w:t xml:space="preserve">8 . </w:t>
       </w:r>
@@ -1642,13 +2353,11 @@
       <w:r>
         <w:t>Deliverables</w:t>
       </w:r>
-    </w:p>
-    <w:p>
-      <w:r>
-        <w:t>T</w:t>
-      </w:r>
-      <w:r>
-        <w:t xml:space="preserve">he project is expected to have accomplished the following: </w:t>
+      <w:bookmarkEnd w:id="26"/>
+    </w:p>
+    <w:p>
+      <w:r>
+        <w:t xml:space="preserve">The project is expected to have accomplished the following: </w:t>
       </w:r>
     </w:p>
     <w:p>
@@ -1691,47 +2400,52 @@
     </w:p>
     <w:p>
       <w:r>
+        <w:t xml:space="preserve">5. </w:t>
+      </w:r>
+      <w:r>
+        <w:t xml:space="preserve">The final critical report. </w:t>
+      </w:r>
+    </w:p>
+    <w:p>
+      <w:r>
         <w:lastRenderedPageBreak/>
-        <w:t xml:space="preserve">5. </w:t>
-      </w:r>
-      <w:r>
-        <w:t xml:space="preserve">The final critical report. </w:t>
-      </w:r>
-    </w:p>
-    <w:p>
-      <w:r>
         <w:t>This is just an outline of the deliverables and not the finished product.</w:t>
       </w:r>
     </w:p>
-    <w:p/>
-    <w:p>
+    <w:p>
+      <w:pPr>
+        <w:pStyle w:val="Heading1"/>
+      </w:pPr>
+      <w:bookmarkStart w:id="27" w:name="_Toc243420346"/>
       <w:r>
         <w:t>9. Project Timeline</w:t>
       </w:r>
-    </w:p>
-    <w:p>
-      <w:r>
-        <w:t>Suggested two-semester schedule; specific teaching week dates to be correlated with the academic year.</w:t>
-      </w:r>
-    </w:p>
-    <w:p/>
-    <w:p>
+      <w:bookmarkEnd w:id="27"/>
+    </w:p>
+    <w:p>
+      <w:r>
+        <w:t>Suggested two-semester schedule; specific  week dates to be correlated with the academic year.</w:t>
+      </w:r>
+    </w:p>
+    <w:p>
+      <w:pPr>
+        <w:pStyle w:val="Heading1"/>
+      </w:pPr>
+      <w:bookmarkStart w:id="28" w:name="_Toc243420347"/>
       <w:r>
         <w:t xml:space="preserve">10. Ethical </w:t>
       </w:r>
       <w:r>
         <w:t>and legal considerations</w:t>
       </w:r>
+      <w:bookmarkEnd w:id="28"/>
     </w:p>
     <w:p>
       <w:r>
         <w:t>However, the primary project shall utilize publicly available aggregate statistics instead of personal customer information. Licensing and citing of the dataset will be ensured. Irish Data Protection Act 2018 and EU General Data Protection Regulation provide pertinent guidelines on privacy considerations should the scope shift towards collecting personal data (European Union, 2016; Ireland, 2018). Should any survey or personal data be collected in the future, a specific ethical review, legal justification, and measures will be ensured prior to data collection. The data files will be</w:t>
       </w:r>
       <w:r>
-        <w:t xml:space="preserve"> </w:t>
-      </w:r>
-      <w:r>
-        <w:t>kept safe, restricted access to the repository will be put in place, and re-identification issues will be addressed in the published results. The project will also consider measurement bias, missing data, model drift and potential causality of forecasts.</w:t>
+        <w:t xml:space="preserve"> kept safe, restricted access to the repository will be put in place, and re-identification issues will be addressed in the published results. The project will also consider measurement bias, missing data, model drift and potential causality of forecasts.</w:t>
       </w:r>
     </w:p>
     <w:p/>
@@ -1779,63 +2493,61 @@
       </w:pPr>
     </w:p>
     <w:p/>
+    <w:p>
+      <w:pPr>
+        <w:pStyle w:val="Heading1"/>
+      </w:pPr>
+      <w:bookmarkStart w:id="29" w:name="_heading=h.kfkjs3rwl2c1" w:colFirst="0" w:colLast="0"/>
+      <w:bookmarkEnd w:id="29"/>
+    </w:p>
     <w:p/>
     <w:p>
       <w:pPr>
         <w:pStyle w:val="Heading1"/>
       </w:pPr>
-      <w:bookmarkStart w:id="18" w:name="_heading=h.kfkjs3rwl2c1" w:colFirst="0" w:colLast="0"/>
-      <w:bookmarkEnd w:id="18"/>
+      <w:bookmarkStart w:id="30" w:name="_Toc243420348"/>
       <w:r>
         <w:lastRenderedPageBreak/>
-        <w:t>Appendix</w:t>
-      </w:r>
+        <w:t>11</w:t>
+      </w:r>
+      <w:r>
+        <w:t>.</w:t>
+      </w:r>
+      <w:r>
+        <w:t>References</w:t>
+      </w:r>
+      <w:bookmarkEnd w:id="30"/>
     </w:p>
     <w:p/>
     <w:p>
-      <w:pPr>
+      <w:r>
+        <w:t>CSO (Central Statistics Office) (2025a). Household Digital Consumer Behaviour 2025. Retrieved from https://www.cso.ie/ [Accessed 10 October 2026].</w:t>
+      </w:r>
+    </w:p>
+    <w:p>
+      <w:r>
+        <w:t>Central Statistics Office (CSO). (n.d.). Retail Sales Index &amp; online sales tables. Available from: https://data.cso.ie/ (accessed on October 10, 2026).</w:t>
+      </w:r>
+    </w:p>
+    <w:p>
+      <w:r>
+        <w:t>Statistics on digital economy and society: individuals and e-commerce (n.d.). Eurostat. Available at: https://ec.europa.eu/eurostat/ (Accessed: 10 October 2026).</w:t>
+      </w:r>
+    </w:p>
+    <w:p>
+      <w:r>
         <w:rPr>
-          <w:color w:val="FF0000"/>
+          <w:lang w:val="pt-BR"/>
         </w:rPr>
-      </w:pPr>
-    </w:p>
-    <w:p>
-      <w:pPr>
-        <w:rPr>
-          <w:color w:val="FF0000"/>
-        </w:rPr>
-      </w:pPr>
-      <w:r>
-        <w:rPr>
-          <w:color w:val="FF0000"/>
-        </w:rPr>
-        <w:t xml:space="preserve">If you have used AI tools in your work, you must include screenshots of your requests in the appendix. </w:t>
-      </w:r>
-    </w:p>
-    <w:p>
-      <w:pPr>
-        <w:rPr>
-          <w:color w:val="FF0000"/>
-        </w:rPr>
-      </w:pPr>
-      <w:r>
-        <w:rPr>
-          <w:color w:val="FF0000"/>
-        </w:rPr>
-        <w:t>The appendix serves as a repository for additional or supplementary information that is deemed too extensive or detailed for integration into the main body of the text. This supplementary content can encompass data tables, charts, graphs, questionnaires, or any other supporting materials that contribute to a comprehensive understanding of the research.</w:t>
-      </w:r>
-    </w:p>
-    <w:p>
-      <w:pPr>
-        <w:rPr>
-          <w:color w:val="FF0000"/>
-        </w:rPr>
-      </w:pPr>
-      <w:r>
-        <w:rPr>
-          <w:color w:val="FF0000"/>
-        </w:rPr>
-        <w:t>If you haven't used AI tools and there's no need for supplementary data, you can remove the appendix section entirely.</w:t>
+        <w:t xml:space="preserve">EU (2016) Reg (EU) 2016/679 (General Data Protection Regulation). </w:t>
+      </w:r>
+      <w:r>
+        <w:t>Official Journal of the European Union.</w:t>
+      </w:r>
+    </w:p>
+    <w:p>
+      <w:r>
+        <w:t>Data Protection Act 2018 of Ireland (2018) Irish Statute Book. Available at: http://www.irishstatutebook.ie/ (Accessed: 10 October 2026).</w:t>
       </w:r>
     </w:p>
     <w:p>
@@ -4257,6 +4969,20 @@
 </file>
 
 <file path=customXml/item1.xml><?xml version="1.0" encoding="utf-8"?>
+<p:properties xmlns:p="http://schemas.microsoft.com/office/2006/metadata/properties" xmlns:xsi="http://www.w3.org/2001/XMLSchema-instance" xmlns:pc="http://schemas.microsoft.com/office/infopath/2007/PartnerControls">
+  <documentManagement>
+    <_activity xmlns="b16a9495-4dfd-42d3-807b-98cb11f03b43" xsi:nil="true"/>
+  </documentManagement>
+</p:properties>
+</file>
+
+<file path=customXml/item2.xml><?xml version="1.0" encoding="utf-8"?>
+<go:gDocsCustomXmlDataStorage xmlns:go="http://customooxmlschemas.google.com/" xmlns:r="http://schemas.openxmlformats.org/officeDocument/2006/relationships" uri="GoogleDocsCustomDataVersion2">
+  <go:docsCustomData xmlns:go="http://customooxmlschemas.google.com/" roundtripDataSignature="AMtx7miehlgh2pzFvkmpnhkVaeODs3Wnuw==">CgMxLjAyCGguZ2pkZ3hzMgloLjMwajB6bGwyCWguMWZvYjl0ZTIJaC4zem55c2g3MgloLjJldDkycDAyDmgua2ZranMzcndsMmMxOAByITF6bEVRVXYyWkdtTjZWemdfYk5uaGpmb0x1c2hhYUo3dw==</go:docsCustomData>
+</go:gDocsCustomXmlDataStorage>
+</file>
+
+<file path=customXml/item3.xml><?xml version="1.0" encoding="utf-8"?>
 <ct:contentTypeSchema xmlns:ct="http://schemas.microsoft.com/office/2006/metadata/contentType" xmlns:ma="http://schemas.microsoft.com/office/2006/metadata/properties/metaAttributes" ct:_="" ma:_="" ma:contentTypeName="Document" ma:contentTypeID="0x01010091CA7052A48FB44E8BAE44044031FC77" ma:contentTypeVersion="5" ma:contentTypeDescription="Create a new document." ma:contentTypeScope="" ma:versionID="72110da391d7bf7bbbd9879cda66318c">
   <xsd:schema xmlns:xsd="http://www.w3.org/2001/XMLSchema" xmlns:xs="http://www.w3.org/2001/XMLSchema" xmlns:p="http://schemas.microsoft.com/office/2006/metadata/properties" xmlns:ns3="b16a9495-4dfd-42d3-807b-98cb11f03b43" targetNamespace="http://schemas.microsoft.com/office/2006/metadata/properties" ma:root="true" ma:fieldsID="65d4c4ab10123b5e2192ffab3149626d" ns3:_="">
     <xsd:import namespace="b16a9495-4dfd-42d3-807b-98cb11f03b43"/>
@@ -4406,21 +5132,11 @@
 </ct:contentTypeSchema>
 </file>
 
-<file path=customXml/item2.xml><?xml version="1.0" encoding="utf-8"?>
-<go:gDocsCustomXmlDataStorage xmlns:go="http://customooxmlschemas.google.com/" xmlns:r="http://schemas.openxmlformats.org/officeDocument/2006/relationships" uri="GoogleDocsCustomDataVersion2">
-  <go:docsCustomData xmlns:go="http://customooxmlschemas.google.com/" roundtripDataSignature="AMtx7miehlgh2pzFvkmpnhkVaeODs3Wnuw==">CgMxLjAyCGguZ2pkZ3hzMgloLjMwajB6bGwyCWguMWZvYjl0ZTIJaC4zem55c2g3MgloLjJldDkycDAyDmgua2ZranMzcndsMmMxOAByITF6bEVRVXYyWkdtTjZWemdfYk5uaGpmb0x1c2hhYUo3dw==</go:docsCustomData>
-</go:gDocsCustomXmlDataStorage>
+<file path=customXml/item4.xml><?xml version="1.0" encoding="utf-8"?>
+<b:Sources xmlns:b="http://schemas.openxmlformats.org/officeDocument/2006/bibliography" xmlns="http://schemas.openxmlformats.org/officeDocument/2006/bibliography" SelectedStyle="\APASixthEditionOfficeOnline.xsl" StyleName="APA" Version="6"/>
 </file>
 
-<file path=customXml/item3.xml><?xml version="1.0" encoding="utf-8"?>
-<p:properties xmlns:p="http://schemas.microsoft.com/office/2006/metadata/properties" xmlns:xsi="http://www.w3.org/2001/XMLSchema-instance" xmlns:pc="http://schemas.microsoft.com/office/infopath/2007/PartnerControls">
-  <documentManagement>
-    <_activity xmlns="b16a9495-4dfd-42d3-807b-98cb11f03b43" xsi:nil="true"/>
-  </documentManagement>
-</p:properties>
-</file>
-
-<file path=customXml/item4.xml><?xml version="1.0" encoding="utf-8"?>
+<file path=customXml/item5.xml><?xml version="1.0" encoding="utf-8"?>
 <?mso-contentType ?>
 <FormTemplates xmlns="http://schemas.microsoft.com/sharepoint/v3/contenttype/forms">
   <Display>DocumentLibraryForm</Display>
@@ -4429,11 +5145,26 @@
 </FormTemplates>
 </file>
 
-<file path=customXml/item5.xml><?xml version="1.0" encoding="utf-8"?>
-<b:Sources xmlns:b="http://schemas.openxmlformats.org/officeDocument/2006/bibliography" xmlns="http://schemas.openxmlformats.org/officeDocument/2006/bibliography" SelectedStyle="\APASixthEditionOfficeOnline.xsl" StyleName="APA" Version="6"/>
+<file path=customXml/itemProps1.xml><?xml version="1.0" encoding="utf-8"?>
+<ds:datastoreItem xmlns:ds="http://schemas.openxmlformats.org/officeDocument/2006/customXml" ds:itemID="{D51EB97A-8C7A-4EE1-A3AD-E57FDBFA6BEE}">
+  <ds:schemaRefs>
+    <ds:schemaRef ds:uri="http://schemas.microsoft.com/office/2006/metadata/properties"/>
+    <ds:schemaRef ds:uri="http://schemas.microsoft.com/office/infopath/2007/PartnerControls"/>
+    <ds:schemaRef ds:uri="b16a9495-4dfd-42d3-807b-98cb11f03b43"/>
+  </ds:schemaRefs>
+</ds:datastoreItem>
 </file>
 
-<file path=customXml/itemProps1.xml><?xml version="1.0" encoding="utf-8"?>
+<file path=customXml/itemProps2.xml><?xml version="1.0" encoding="utf-8"?>
+<ds:datastoreItem xmlns:ds="http://schemas.openxmlformats.org/officeDocument/2006/customXml" ds:itemID="{11111111-1234-1234-1234-123412341234}">
+  <ds:schemaRefs>
+    <ds:schemaRef ds:uri="http://customooxmlschemas.google.com/"/>
+    <ds:schemaRef ds:uri="http://schemas.openxmlformats.org/officeDocument/2006/relationships"/>
+  </ds:schemaRefs>
+</ds:datastoreItem>
+</file>
+
+<file path=customXml/itemProps3.xml><?xml version="1.0" encoding="utf-8"?>
 <ds:datastoreItem xmlns:ds="http://schemas.openxmlformats.org/officeDocument/2006/customXml" ds:itemID="{1CD39011-2B34-4226-8638-59B13D86301D}">
   <ds:schemaRefs>
     <ds:schemaRef ds:uri="http://schemas.microsoft.com/office/2006/metadata/contentType"/>
@@ -4451,37 +5182,18 @@
 </ds:datastoreItem>
 </file>
 
-<file path=customXml/itemProps2.xml><?xml version="1.0" encoding="utf-8"?>
-<ds:datastoreItem xmlns:ds="http://schemas.openxmlformats.org/officeDocument/2006/customXml" ds:itemID="{11111111-1234-1234-1234-123412341234}">
+<file path=customXml/itemProps4.xml><?xml version="1.0" encoding="utf-8"?>
+<ds:datastoreItem xmlns:ds="http://schemas.openxmlformats.org/officeDocument/2006/customXml" ds:itemID="{A5C61161-19E4-4D42-A5DA-EC591AFE0A7D}">
   <ds:schemaRefs>
-    <ds:schemaRef ds:uri="http://customooxmlschemas.google.com/"/>
-    <ds:schemaRef ds:uri="http://schemas.openxmlformats.org/officeDocument/2006/relationships"/>
+    <ds:schemaRef ds:uri="http://schemas.openxmlformats.org/officeDocument/2006/bibliography"/>
   </ds:schemaRefs>
 </ds:datastoreItem>
 </file>
 
-<file path=customXml/itemProps3.xml><?xml version="1.0" encoding="utf-8"?>
-<ds:datastoreItem xmlns:ds="http://schemas.openxmlformats.org/officeDocument/2006/customXml" ds:itemID="{D51EB97A-8C7A-4EE1-A3AD-E57FDBFA6BEE}">
-  <ds:schemaRefs>
-    <ds:schemaRef ds:uri="http://schemas.microsoft.com/office/2006/metadata/properties"/>
-    <ds:schemaRef ds:uri="http://schemas.microsoft.com/office/infopath/2007/PartnerControls"/>
-    <ds:schemaRef ds:uri="b16a9495-4dfd-42d3-807b-98cb11f03b43"/>
-  </ds:schemaRefs>
-</ds:datastoreItem>
-</file>
-
-<file path=customXml/itemProps4.xml><?xml version="1.0" encoding="utf-8"?>
+<file path=customXml/itemProps5.xml><?xml version="1.0" encoding="utf-8"?>
 <ds:datastoreItem xmlns:ds="http://schemas.openxmlformats.org/officeDocument/2006/customXml" ds:itemID="{AD64260C-1345-4C21-A804-B9FBE7B91489}">
   <ds:schemaRefs>
     <ds:schemaRef ds:uri="http://schemas.microsoft.com/sharepoint/v3/contenttype/forms"/>
   </ds:schemaRefs>
 </ds:datastoreItem>
-</file>
-
-<file path=customXml/itemProps5.xml><?xml version="1.0" encoding="utf-8"?>
-<ds:datastoreItem xmlns:ds="http://schemas.openxmlformats.org/officeDocument/2006/customXml" ds:itemID="{A5C61161-19E4-4D42-A5DA-EC591AFE0A7D}">
-  <ds:schemaRefs>
-    <ds:schemaRef ds:uri="http://schemas.openxmlformats.org/officeDocument/2006/bibliography"/>
-  </ds:schemaRefs>
-</ds:datastoreItem>
 </file>
--- a/CA1StrategicThinking.docx
+++ b/CA1StrategicThinking.docx
@@ -6,7 +6,7 @@
       <w:pPr>
         <w:pStyle w:val="Heading1"/>
       </w:pPr>
-      <w:bookmarkStart w:id="0" w:name="_Toc243420337"/>
+      <w:bookmarkStart w:id="0" w:name="_Toc243421389"/>
       <w:r>
         <w:rPr>
           <w:noProof/>
@@ -248,25 +248,6 @@
       </w:r>
       <w:bookmarkEnd w:id="0"/>
     </w:p>
-    <w:p>
-      <w:pPr>
-        <w:rPr>
-          <w:b/>
-          <w:color w:val="156082"/>
-          <w:sz w:val="36"/>
-          <w:szCs w:val="36"/>
-        </w:rPr>
-      </w:pPr>
-      <w:r>
-        <w:rPr>
-          <w:b/>
-          <w:color w:val="156082"/>
-          <w:sz w:val="36"/>
-          <w:szCs w:val="36"/>
-        </w:rPr>
-        <w:t>Assessment Cover Page</w:t>
-      </w:r>
-    </w:p>
     <w:tbl>
       <w:tblPr>
         <w:tblW w:w="9015" w:type="dxa"/>
@@ -295,7 +276,7 @@
           </w:tcPr>
           <w:p>
             <w:pPr>
-              <w:spacing w:line="480" w:lineRule="auto"/>
+              <w:spacing w:after="0" w:line="480" w:lineRule="auto"/>
               <w:rPr>
                 <w:ins w:id="1" w:author="naomie mboma" w:date="2026-04-19T22:07:00Z" w16du:dateUtc="2026-04-19T21:07:00Z"/>
                 <w:i/>
@@ -316,25 +297,458 @@
           </w:p>
           <w:p>
             <w:pPr>
-              <w:spacing w:line="480" w:lineRule="auto"/>
-              <w:rPr>
+              <w:spacing w:after="0" w:line="360" w:lineRule="auto"/>
+              <w:rPr>
+                <w:b/>
+                <w:bCs/>
                 <w:i/>
                 <w:color w:val="156082"/>
                 <w:sz w:val="32"/>
                 <w:szCs w:val="32"/>
               </w:rPr>
             </w:pPr>
-            <w:ins w:id="2" w:author="naomie mboma" w:date="2026-04-19T22:07:00Z" w16du:dateUtc="2026-04-19T21:07:00Z">
-              <w:r>
-                <w:rPr>
-                  <w:i/>
-                  <w:color w:val="156082"/>
-                  <w:sz w:val="32"/>
-                  <w:szCs w:val="32"/>
-                </w:rPr>
-                <w:t>Naomie Mboma</w:t>
-              </w:r>
-            </w:ins>
+            <w:r>
+              <w:rPr>
+                <w:b/>
+                <w:bCs/>
+                <w:i/>
+                <w:color w:val="156082"/>
+                <w:sz w:val="32"/>
+                <w:szCs w:val="32"/>
+              </w:rPr>
+              <w:t>Vanessa Rufino dos Santos</w:t>
+            </w:r>
+          </w:p>
+        </w:tc>
+        <w:tc>
+          <w:tcPr>
+            <w:tcW w:w="5759" w:type="dxa"/>
+            <w:tcBorders>
+              <w:top w:val="nil"/>
+              <w:left w:val="nil"/>
+              <w:bottom w:val="nil"/>
+              <w:right w:val="nil"/>
+            </w:tcBorders>
+          </w:tcPr>
+          <w:p>
+            <w:pPr>
+              <w:spacing w:line="480" w:lineRule="auto"/>
+              <w:rPr>
+                <w:color w:val="000000"/>
+                <w:sz w:val="32"/>
+                <w:szCs w:val="32"/>
+              </w:rPr>
+            </w:pPr>
+          </w:p>
+        </w:tc>
+      </w:tr>
+      <w:tr>
+        <w:tc>
+          <w:tcPr>
+            <w:tcW w:w="3256" w:type="dxa"/>
+            <w:tcBorders>
+              <w:top w:val="nil"/>
+              <w:left w:val="nil"/>
+              <w:bottom w:val="nil"/>
+              <w:right w:val="nil"/>
+            </w:tcBorders>
+            <w:hideMark/>
+          </w:tcPr>
+          <w:p>
+            <w:pPr>
+              <w:spacing w:after="0" w:line="480" w:lineRule="auto"/>
+              <w:rPr>
+                <w:ins w:id="2" w:author="naomie mboma" w:date="2026-04-19T22:07:00Z" w16du:dateUtc="2026-04-19T21:07:00Z"/>
+                <w:i/>
+                <w:color w:val="156082"/>
+                <w:sz w:val="32"/>
+                <w:szCs w:val="32"/>
+              </w:rPr>
+            </w:pPr>
+            <w:r>
+              <w:rPr>
+                <w:i/>
+                <w:color w:val="156082"/>
+                <w:sz w:val="32"/>
+                <w:szCs w:val="32"/>
+              </w:rPr>
+              <w:t>Student Number</w:t>
+            </w:r>
+          </w:p>
+          <w:p>
+            <w:pPr>
+              <w:spacing w:line="480" w:lineRule="auto"/>
+              <w:rPr>
+                <w:b/>
+                <w:bCs/>
+                <w:i/>
+                <w:color w:val="156082"/>
+                <w:sz w:val="32"/>
+                <w:szCs w:val="32"/>
+              </w:rPr>
+            </w:pPr>
+            <w:r>
+              <w:rPr>
+                <w:b/>
+                <w:bCs/>
+                <w:i/>
+                <w:color w:val="156082"/>
+                <w:sz w:val="32"/>
+                <w:szCs w:val="32"/>
+              </w:rPr>
+              <w:t>s</w:t>
+            </w:r>
+            <w:r>
+              <w:rPr>
+                <w:b/>
+                <w:bCs/>
+                <w:i/>
+                <w:color w:val="156082"/>
+                <w:sz w:val="32"/>
+                <w:szCs w:val="32"/>
+              </w:rPr>
+              <w:t>ba</w:t>
+            </w:r>
+            <w:r>
+              <w:rPr>
+                <w:b/>
+                <w:bCs/>
+                <w:i/>
+                <w:color w:val="156082"/>
+                <w:sz w:val="32"/>
+                <w:szCs w:val="32"/>
+              </w:rPr>
+              <w:t>26108</w:t>
+            </w:r>
+          </w:p>
+        </w:tc>
+        <w:tc>
+          <w:tcPr>
+            <w:tcW w:w="5759" w:type="dxa"/>
+            <w:tcBorders>
+              <w:top w:val="nil"/>
+              <w:left w:val="nil"/>
+              <w:bottom w:val="nil"/>
+              <w:right w:val="nil"/>
+            </w:tcBorders>
+          </w:tcPr>
+          <w:p>
+            <w:pPr>
+              <w:spacing w:line="480" w:lineRule="auto"/>
+              <w:rPr>
+                <w:color w:val="000000"/>
+                <w:sz w:val="32"/>
+                <w:szCs w:val="32"/>
+              </w:rPr>
+            </w:pPr>
+          </w:p>
+        </w:tc>
+      </w:tr>
+      <w:tr>
+        <w:tc>
+          <w:tcPr>
+            <w:tcW w:w="3256" w:type="dxa"/>
+            <w:tcBorders>
+              <w:top w:val="nil"/>
+              <w:left w:val="nil"/>
+              <w:bottom w:val="nil"/>
+              <w:right w:val="nil"/>
+            </w:tcBorders>
+            <w:hideMark/>
+          </w:tcPr>
+          <w:p>
+            <w:pPr>
+              <w:spacing w:after="0" w:line="480" w:lineRule="auto"/>
+              <w:rPr>
+                <w:ins w:id="3" w:author="naomie mboma" w:date="2026-04-19T22:07:00Z" w16du:dateUtc="2026-04-19T21:07:00Z"/>
+                <w:i/>
+                <w:color w:val="156082"/>
+                <w:sz w:val="32"/>
+                <w:szCs w:val="32"/>
+              </w:rPr>
+            </w:pPr>
+            <w:r>
+              <w:rPr>
+                <w:i/>
+                <w:color w:val="156082"/>
+                <w:sz w:val="32"/>
+                <w:szCs w:val="32"/>
+              </w:rPr>
+              <w:t>Module Title</w:t>
+            </w:r>
+          </w:p>
+          <w:p>
+            <w:pPr>
+              <w:spacing w:after="0" w:line="480" w:lineRule="auto"/>
+              <w:rPr>
+                <w:b/>
+                <w:bCs/>
+                <w:i/>
+                <w:color w:val="156082"/>
+                <w:sz w:val="32"/>
+                <w:szCs w:val="32"/>
+              </w:rPr>
+            </w:pPr>
+            <w:r>
+              <w:rPr>
+                <w:b/>
+                <w:bCs/>
+                <w:i/>
+                <w:color w:val="156082"/>
+                <w:sz w:val="32"/>
+                <w:szCs w:val="32"/>
+              </w:rPr>
+              <w:t>Strategic Thinking</w:t>
+            </w:r>
+          </w:p>
+        </w:tc>
+        <w:tc>
+          <w:tcPr>
+            <w:tcW w:w="5759" w:type="dxa"/>
+            <w:tcBorders>
+              <w:top w:val="nil"/>
+              <w:left w:val="nil"/>
+              <w:bottom w:val="nil"/>
+              <w:right w:val="nil"/>
+            </w:tcBorders>
+          </w:tcPr>
+          <w:p>
+            <w:pPr>
+              <w:spacing w:line="480" w:lineRule="auto"/>
+              <w:rPr>
+                <w:color w:val="000000"/>
+                <w:sz w:val="32"/>
+                <w:szCs w:val="32"/>
+              </w:rPr>
+            </w:pPr>
+          </w:p>
+        </w:tc>
+      </w:tr>
+      <w:tr>
+        <w:tc>
+          <w:tcPr>
+            <w:tcW w:w="3256" w:type="dxa"/>
+            <w:tcBorders>
+              <w:top w:val="nil"/>
+              <w:left w:val="nil"/>
+              <w:bottom w:val="nil"/>
+              <w:right w:val="nil"/>
+            </w:tcBorders>
+            <w:hideMark/>
+          </w:tcPr>
+          <w:p>
+            <w:pPr>
+              <w:spacing w:after="0" w:line="480" w:lineRule="auto"/>
+              <w:rPr>
+                <w:i/>
+                <w:color w:val="156082"/>
+                <w:sz w:val="32"/>
+                <w:szCs w:val="32"/>
+              </w:rPr>
+            </w:pPr>
+            <w:r>
+              <w:rPr>
+                <w:i/>
+                <w:color w:val="156082"/>
+                <w:sz w:val="32"/>
+                <w:szCs w:val="32"/>
+              </w:rPr>
+              <w:t>Assessment Title</w:t>
+            </w:r>
+          </w:p>
+          <w:p>
+            <w:pPr>
+              <w:spacing w:line="480" w:lineRule="auto"/>
+              <w:rPr>
+                <w:b/>
+                <w:bCs/>
+                <w:i/>
+                <w:color w:val="156082"/>
+                <w:sz w:val="32"/>
+                <w:szCs w:val="32"/>
+              </w:rPr>
+            </w:pPr>
+            <w:r>
+              <w:rPr>
+                <w:b/>
+                <w:bCs/>
+                <w:i/>
+                <w:color w:val="156082"/>
+                <w:sz w:val="32"/>
+                <w:szCs w:val="32"/>
+              </w:rPr>
+              <w:t>CA-1 Capstone project proposal</w:t>
+            </w:r>
+          </w:p>
+        </w:tc>
+        <w:tc>
+          <w:tcPr>
+            <w:tcW w:w="5759" w:type="dxa"/>
+            <w:tcBorders>
+              <w:top w:val="nil"/>
+              <w:left w:val="nil"/>
+              <w:bottom w:val="nil"/>
+              <w:right w:val="nil"/>
+            </w:tcBorders>
+          </w:tcPr>
+          <w:p>
+            <w:pPr>
+              <w:spacing w:line="480" w:lineRule="auto"/>
+              <w:rPr>
+                <w:color w:val="000000"/>
+                <w:sz w:val="32"/>
+                <w:szCs w:val="32"/>
+              </w:rPr>
+            </w:pPr>
+          </w:p>
+        </w:tc>
+      </w:tr>
+      <w:tr>
+        <w:tc>
+          <w:tcPr>
+            <w:tcW w:w="3256" w:type="dxa"/>
+            <w:tcBorders>
+              <w:top w:val="nil"/>
+              <w:left w:val="nil"/>
+              <w:bottom w:val="nil"/>
+              <w:right w:val="nil"/>
+            </w:tcBorders>
+            <w:hideMark/>
+          </w:tcPr>
+          <w:p>
+            <w:pPr>
+              <w:spacing w:after="0" w:line="480" w:lineRule="auto"/>
+              <w:rPr>
+                <w:ins w:id="4" w:author="naomie mboma" w:date="2026-04-19T22:10:00Z" w16du:dateUtc="2026-04-19T21:10:00Z"/>
+                <w:i/>
+                <w:color w:val="156082"/>
+                <w:sz w:val="32"/>
+                <w:szCs w:val="32"/>
+              </w:rPr>
+            </w:pPr>
+            <w:r>
+              <w:rPr>
+                <w:i/>
+                <w:color w:val="156082"/>
+                <w:sz w:val="32"/>
+                <w:szCs w:val="32"/>
+              </w:rPr>
+              <w:t>Lecturer/Supervisor</w:t>
+            </w:r>
+          </w:p>
+          <w:p>
+            <w:pPr>
+              <w:spacing w:line="480" w:lineRule="auto"/>
+              <w:rPr>
+                <w:i/>
+                <w:color w:val="156082"/>
+                <w:sz w:val="32"/>
+                <w:szCs w:val="32"/>
+              </w:rPr>
+            </w:pPr>
+            <w:proofErr w:type="spellStart"/>
+            <w:r>
+              <w:rPr>
+                <w:b/>
+                <w:bCs/>
+                <w:i/>
+                <w:color w:val="156082"/>
+                <w:sz w:val="32"/>
+                <w:szCs w:val="32"/>
+              </w:rPr>
+              <w:t>Taufique</w:t>
+            </w:r>
+            <w:proofErr w:type="spellEnd"/>
+            <w:r>
+              <w:rPr>
+                <w:b/>
+                <w:bCs/>
+                <w:i/>
+                <w:color w:val="156082"/>
+                <w:sz w:val="32"/>
+                <w:szCs w:val="32"/>
+              </w:rPr>
+              <w:t xml:space="preserve"> Ahmed</w:t>
+            </w:r>
+          </w:p>
+        </w:tc>
+        <w:tc>
+          <w:tcPr>
+            <w:tcW w:w="5759" w:type="dxa"/>
+            <w:tcBorders>
+              <w:top w:val="nil"/>
+              <w:left w:val="nil"/>
+              <w:bottom w:val="nil"/>
+              <w:right w:val="nil"/>
+            </w:tcBorders>
+          </w:tcPr>
+          <w:p>
+            <w:pPr>
+              <w:spacing w:line="480" w:lineRule="auto"/>
+              <w:rPr>
+                <w:color w:val="000000"/>
+                <w:sz w:val="32"/>
+                <w:szCs w:val="32"/>
+              </w:rPr>
+            </w:pPr>
+          </w:p>
+        </w:tc>
+      </w:tr>
+      <w:tr>
+        <w:tc>
+          <w:tcPr>
+            <w:tcW w:w="3256" w:type="dxa"/>
+            <w:tcBorders>
+              <w:top w:val="nil"/>
+              <w:left w:val="nil"/>
+              <w:bottom w:val="nil"/>
+              <w:right w:val="nil"/>
+            </w:tcBorders>
+            <w:hideMark/>
+          </w:tcPr>
+          <w:p>
+            <w:pPr>
+              <w:spacing w:after="0" w:line="480" w:lineRule="auto"/>
+              <w:rPr>
+                <w:i/>
+                <w:color w:val="156082"/>
+                <w:sz w:val="32"/>
+                <w:szCs w:val="32"/>
+              </w:rPr>
+            </w:pPr>
+            <w:r>
+              <w:rPr>
+                <w:i/>
+                <w:color w:val="156082"/>
+                <w:sz w:val="32"/>
+                <w:szCs w:val="32"/>
+              </w:rPr>
+              <w:t>Assessment Due Date</w:t>
+            </w:r>
+          </w:p>
+          <w:p>
+            <w:pPr>
+              <w:spacing w:after="0" w:line="480" w:lineRule="auto"/>
+              <w:rPr>
+                <w:b/>
+                <w:bCs/>
+                <w:i/>
+                <w:color w:val="156082"/>
+                <w:sz w:val="32"/>
+                <w:szCs w:val="32"/>
+              </w:rPr>
+            </w:pPr>
+            <w:r>
+              <w:rPr>
+                <w:b/>
+                <w:bCs/>
+                <w:i/>
+                <w:color w:val="156082"/>
+                <w:sz w:val="32"/>
+                <w:szCs w:val="32"/>
+              </w:rPr>
+              <w:t>25/10/2026</w:t>
+            </w:r>
           </w:p>
         </w:tc>
         <w:tc>
@@ -375,7 +789,7 @@
             <w:pPr>
               <w:spacing w:line="480" w:lineRule="auto"/>
               <w:rPr>
-                <w:ins w:id="3" w:author="naomie mboma" w:date="2026-04-19T22:07:00Z" w16du:dateUtc="2026-04-19T21:07:00Z"/>
+                <w:ins w:id="5" w:author="naomie mboma" w:date="2026-04-19T22:08:00Z" w16du:dateUtc="2026-04-19T21:08:00Z"/>
                 <w:i/>
                 <w:color w:val="156082"/>
                 <w:sz w:val="32"/>
@@ -389,30 +803,32 @@
                 <w:sz w:val="32"/>
                 <w:szCs w:val="32"/>
               </w:rPr>
-              <w:t>Student Number</w:t>
+              <w:t>Date of Submission</w:t>
             </w:r>
           </w:p>
           <w:p>
             <w:pPr>
               <w:spacing w:line="480" w:lineRule="auto"/>
               <w:rPr>
+                <w:b/>
+                <w:bCs/>
                 <w:i/>
                 <w:color w:val="156082"/>
                 <w:sz w:val="32"/>
                 <w:szCs w:val="32"/>
               </w:rPr>
             </w:pPr>
-            <w:ins w:id="4" w:author="naomie mboma" w:date="2026-04-19T22:07:00Z" w16du:dateUtc="2026-04-19T21:07:00Z">
-              <w:r>
-                <w:rPr>
-                  <w:i/>
-                  <w:color w:val="156082"/>
-                  <w:sz w:val="32"/>
-                  <w:szCs w:val="32"/>
-                </w:rPr>
-                <w:t>Sba24440</w:t>
-              </w:r>
-            </w:ins>
+            <w:r>
+              <w:rPr>
+                <w:b/>
+                <w:bCs/>
+                <w:i/>
+                <w:color w:val="156082"/>
+                <w:sz w:val="32"/>
+                <w:szCs w:val="32"/>
+              </w:rPr>
+              <w:t>25/10/2026</w:t>
+            </w:r>
           </w:p>
         </w:tc>
         <w:tc>
@@ -437,441 +853,6 @@
           </w:p>
         </w:tc>
       </w:tr>
-      <w:tr>
-        <w:tc>
-          <w:tcPr>
-            <w:tcW w:w="3256" w:type="dxa"/>
-            <w:tcBorders>
-              <w:top w:val="nil"/>
-              <w:left w:val="nil"/>
-              <w:bottom w:val="nil"/>
-              <w:right w:val="nil"/>
-            </w:tcBorders>
-            <w:hideMark/>
-          </w:tcPr>
-          <w:p>
-            <w:pPr>
-              <w:spacing w:line="480" w:lineRule="auto"/>
-              <w:rPr>
-                <w:ins w:id="5" w:author="naomie mboma" w:date="2026-04-19T22:07:00Z" w16du:dateUtc="2026-04-19T21:07:00Z"/>
-                <w:i/>
-                <w:color w:val="156082"/>
-                <w:sz w:val="32"/>
-                <w:szCs w:val="32"/>
-              </w:rPr>
-            </w:pPr>
-            <w:r>
-              <w:rPr>
-                <w:i/>
-                <w:color w:val="156082"/>
-                <w:sz w:val="32"/>
-                <w:szCs w:val="32"/>
-              </w:rPr>
-              <w:t>Module Title</w:t>
-            </w:r>
-          </w:p>
-          <w:p>
-            <w:pPr>
-              <w:spacing w:line="480" w:lineRule="auto"/>
-              <w:rPr>
-                <w:i/>
-                <w:color w:val="156082"/>
-                <w:sz w:val="32"/>
-                <w:szCs w:val="32"/>
-              </w:rPr>
-            </w:pPr>
-            <w:ins w:id="6" w:author="naomie mboma" w:date="2026-04-19T22:07:00Z" w16du:dateUtc="2026-04-19T21:07:00Z">
-              <w:r>
-                <w:rPr>
-                  <w:i/>
-                  <w:color w:val="156082"/>
-                  <w:sz w:val="32"/>
-                  <w:szCs w:val="32"/>
-                </w:rPr>
-                <w:t>Machine learning</w:t>
-              </w:r>
-            </w:ins>
-          </w:p>
-        </w:tc>
-        <w:tc>
-          <w:tcPr>
-            <w:tcW w:w="5759" w:type="dxa"/>
-            <w:tcBorders>
-              <w:top w:val="nil"/>
-              <w:left w:val="nil"/>
-              <w:bottom w:val="nil"/>
-              <w:right w:val="nil"/>
-            </w:tcBorders>
-          </w:tcPr>
-          <w:p>
-            <w:pPr>
-              <w:spacing w:line="480" w:lineRule="auto"/>
-              <w:rPr>
-                <w:color w:val="000000"/>
-                <w:sz w:val="32"/>
-                <w:szCs w:val="32"/>
-              </w:rPr>
-            </w:pPr>
-          </w:p>
-        </w:tc>
-      </w:tr>
-      <w:tr>
-        <w:tc>
-          <w:tcPr>
-            <w:tcW w:w="3256" w:type="dxa"/>
-            <w:tcBorders>
-              <w:top w:val="nil"/>
-              <w:left w:val="nil"/>
-              <w:bottom w:val="nil"/>
-              <w:right w:val="nil"/>
-            </w:tcBorders>
-            <w:hideMark/>
-          </w:tcPr>
-          <w:p>
-            <w:pPr>
-              <w:spacing w:line="480" w:lineRule="auto"/>
-              <w:rPr>
-                <w:ins w:id="7" w:author="naomie mboma" w:date="2026-04-19T22:10:00Z" w16du:dateUtc="2026-04-19T21:10:00Z"/>
-                <w:i/>
-                <w:color w:val="156082"/>
-                <w:sz w:val="32"/>
-                <w:szCs w:val="32"/>
-              </w:rPr>
-            </w:pPr>
-            <w:r>
-              <w:rPr>
-                <w:i/>
-                <w:color w:val="156082"/>
-                <w:sz w:val="32"/>
-                <w:szCs w:val="32"/>
-              </w:rPr>
-              <w:t>Assessment Title</w:t>
-            </w:r>
-          </w:p>
-          <w:p>
-            <w:pPr>
-              <w:spacing w:line="480" w:lineRule="auto"/>
-              <w:rPr>
-                <w:i/>
-                <w:color w:val="156082"/>
-                <w:sz w:val="32"/>
-                <w:szCs w:val="32"/>
-              </w:rPr>
-            </w:pPr>
-            <w:ins w:id="8" w:author="naomie mboma" w:date="2026-04-19T22:11:00Z" w16du:dateUtc="2026-04-19T21:11:00Z">
-              <w:r>
-                <w:rPr>
-                  <w:i/>
-                  <w:color w:val="156082"/>
-                  <w:sz w:val="32"/>
-                  <w:szCs w:val="32"/>
-                </w:rPr>
-                <w:t xml:space="preserve">Machine Learning for </w:t>
-              </w:r>
-              <w:proofErr w:type="spellStart"/>
-              <w:r>
-                <w:rPr>
-                  <w:i/>
-                  <w:color w:val="156082"/>
-                  <w:sz w:val="32"/>
-                  <w:szCs w:val="32"/>
-                </w:rPr>
-                <w:t>Businness</w:t>
-              </w:r>
-            </w:ins>
-            <w:proofErr w:type="spellEnd"/>
-          </w:p>
-        </w:tc>
-        <w:tc>
-          <w:tcPr>
-            <w:tcW w:w="5759" w:type="dxa"/>
-            <w:tcBorders>
-              <w:top w:val="nil"/>
-              <w:left w:val="nil"/>
-              <w:bottom w:val="nil"/>
-              <w:right w:val="nil"/>
-            </w:tcBorders>
-          </w:tcPr>
-          <w:p>
-            <w:pPr>
-              <w:spacing w:line="480" w:lineRule="auto"/>
-              <w:rPr>
-                <w:color w:val="000000"/>
-                <w:sz w:val="32"/>
-                <w:szCs w:val="32"/>
-              </w:rPr>
-            </w:pPr>
-          </w:p>
-        </w:tc>
-      </w:tr>
-      <w:tr>
-        <w:tc>
-          <w:tcPr>
-            <w:tcW w:w="3256" w:type="dxa"/>
-            <w:tcBorders>
-              <w:top w:val="nil"/>
-              <w:left w:val="nil"/>
-              <w:bottom w:val="nil"/>
-              <w:right w:val="nil"/>
-            </w:tcBorders>
-            <w:hideMark/>
-          </w:tcPr>
-          <w:p>
-            <w:pPr>
-              <w:spacing w:line="480" w:lineRule="auto"/>
-              <w:rPr>
-                <w:ins w:id="9" w:author="naomie mboma" w:date="2026-04-19T22:10:00Z" w16du:dateUtc="2026-04-19T21:10:00Z"/>
-                <w:i/>
-                <w:color w:val="156082"/>
-                <w:sz w:val="32"/>
-                <w:szCs w:val="32"/>
-              </w:rPr>
-            </w:pPr>
-            <w:r>
-              <w:rPr>
-                <w:i/>
-                <w:color w:val="156082"/>
-                <w:sz w:val="32"/>
-                <w:szCs w:val="32"/>
-              </w:rPr>
-              <w:t>Lecturer/Supervisor</w:t>
-            </w:r>
-          </w:p>
-          <w:p>
-            <w:pPr>
-              <w:spacing w:line="480" w:lineRule="auto"/>
-              <w:rPr>
-                <w:i/>
-                <w:color w:val="156082"/>
-                <w:sz w:val="32"/>
-                <w:szCs w:val="32"/>
-              </w:rPr>
-            </w:pPr>
-            <w:ins w:id="10" w:author="naomie mboma" w:date="2026-04-19T22:10:00Z" w16du:dateUtc="2026-04-19T21:10:00Z">
-              <w:r>
-                <w:rPr>
-                  <w:i/>
-                  <w:color w:val="156082"/>
-                  <w:sz w:val="32"/>
-                  <w:szCs w:val="32"/>
-                </w:rPr>
-                <w:t xml:space="preserve">Muhammad </w:t>
-              </w:r>
-              <w:proofErr w:type="spellStart"/>
-              <w:r>
-                <w:rPr>
-                  <w:i/>
-                  <w:color w:val="156082"/>
-                  <w:sz w:val="32"/>
-                  <w:szCs w:val="32"/>
-                </w:rPr>
-                <w:t>lqbal</w:t>
-              </w:r>
-            </w:ins>
-            <w:proofErr w:type="spellEnd"/>
-          </w:p>
-        </w:tc>
-        <w:tc>
-          <w:tcPr>
-            <w:tcW w:w="5759" w:type="dxa"/>
-            <w:tcBorders>
-              <w:top w:val="nil"/>
-              <w:left w:val="nil"/>
-              <w:bottom w:val="nil"/>
-              <w:right w:val="nil"/>
-            </w:tcBorders>
-          </w:tcPr>
-          <w:p>
-            <w:pPr>
-              <w:spacing w:line="480" w:lineRule="auto"/>
-              <w:rPr>
-                <w:color w:val="000000"/>
-                <w:sz w:val="32"/>
-                <w:szCs w:val="32"/>
-              </w:rPr>
-            </w:pPr>
-          </w:p>
-        </w:tc>
-      </w:tr>
-      <w:tr>
-        <w:tc>
-          <w:tcPr>
-            <w:tcW w:w="3256" w:type="dxa"/>
-            <w:tcBorders>
-              <w:top w:val="nil"/>
-              <w:left w:val="nil"/>
-              <w:bottom w:val="nil"/>
-              <w:right w:val="nil"/>
-            </w:tcBorders>
-            <w:hideMark/>
-          </w:tcPr>
-          <w:p>
-            <w:pPr>
-              <w:spacing w:line="480" w:lineRule="auto"/>
-              <w:rPr>
-                <w:ins w:id="11" w:author="naomie mboma" w:date="2026-04-19T22:08:00Z" w16du:dateUtc="2026-04-19T21:08:00Z"/>
-                <w:i/>
-                <w:color w:val="156082"/>
-                <w:sz w:val="32"/>
-                <w:szCs w:val="32"/>
-              </w:rPr>
-            </w:pPr>
-            <w:r>
-              <w:rPr>
-                <w:i/>
-                <w:color w:val="156082"/>
-                <w:sz w:val="32"/>
-                <w:szCs w:val="32"/>
-              </w:rPr>
-              <w:t>Assessment Due Date</w:t>
-            </w:r>
-          </w:p>
-          <w:p>
-            <w:pPr>
-              <w:spacing w:line="480" w:lineRule="auto"/>
-              <w:rPr>
-                <w:i/>
-                <w:color w:val="156082"/>
-                <w:sz w:val="32"/>
-                <w:szCs w:val="32"/>
-              </w:rPr>
-            </w:pPr>
-            <w:ins w:id="12" w:author="naomie mboma" w:date="2026-04-19T22:08:00Z" w16du:dateUtc="2026-04-19T21:08:00Z">
-              <w:r>
-                <w:rPr>
-                  <w:i/>
-                  <w:color w:val="156082"/>
-                  <w:sz w:val="32"/>
-                  <w:szCs w:val="32"/>
-                </w:rPr>
-                <w:t>1</w:t>
-              </w:r>
-            </w:ins>
-            <w:ins w:id="13" w:author="naomie mboma" w:date="2026-04-19T22:11:00Z" w16du:dateUtc="2026-04-19T21:11:00Z">
-              <w:r>
-                <w:rPr>
-                  <w:i/>
-                  <w:color w:val="156082"/>
-                  <w:sz w:val="32"/>
-                  <w:szCs w:val="32"/>
-                </w:rPr>
-                <w:t>2/03/2026</w:t>
-              </w:r>
-            </w:ins>
-          </w:p>
-        </w:tc>
-        <w:tc>
-          <w:tcPr>
-            <w:tcW w:w="5759" w:type="dxa"/>
-            <w:tcBorders>
-              <w:top w:val="nil"/>
-              <w:left w:val="nil"/>
-              <w:bottom w:val="nil"/>
-              <w:right w:val="nil"/>
-            </w:tcBorders>
-          </w:tcPr>
-          <w:p>
-            <w:pPr>
-              <w:spacing w:line="480" w:lineRule="auto"/>
-              <w:rPr>
-                <w:color w:val="000000"/>
-                <w:sz w:val="32"/>
-                <w:szCs w:val="32"/>
-              </w:rPr>
-            </w:pPr>
-          </w:p>
-        </w:tc>
-      </w:tr>
-      <w:tr>
-        <w:tc>
-          <w:tcPr>
-            <w:tcW w:w="3256" w:type="dxa"/>
-            <w:tcBorders>
-              <w:top w:val="nil"/>
-              <w:left w:val="nil"/>
-              <w:bottom w:val="nil"/>
-              <w:right w:val="nil"/>
-            </w:tcBorders>
-            <w:hideMark/>
-          </w:tcPr>
-          <w:p>
-            <w:pPr>
-              <w:spacing w:line="480" w:lineRule="auto"/>
-              <w:rPr>
-                <w:ins w:id="14" w:author="naomie mboma" w:date="2026-04-19T22:08:00Z" w16du:dateUtc="2026-04-19T21:08:00Z"/>
-                <w:i/>
-                <w:color w:val="156082"/>
-                <w:sz w:val="32"/>
-                <w:szCs w:val="32"/>
-              </w:rPr>
-            </w:pPr>
-            <w:r>
-              <w:rPr>
-                <w:i/>
-                <w:color w:val="156082"/>
-                <w:sz w:val="32"/>
-                <w:szCs w:val="32"/>
-              </w:rPr>
-              <w:lastRenderedPageBreak/>
-              <w:t>Date of Submission</w:t>
-            </w:r>
-          </w:p>
-          <w:p>
-            <w:pPr>
-              <w:spacing w:line="480" w:lineRule="auto"/>
-              <w:rPr>
-                <w:i/>
-                <w:color w:val="156082"/>
-                <w:sz w:val="32"/>
-                <w:szCs w:val="32"/>
-              </w:rPr>
-            </w:pPr>
-            <w:ins w:id="15" w:author="naomie mboma" w:date="2026-04-19T22:08:00Z" w16du:dateUtc="2026-04-19T21:08:00Z">
-              <w:r>
-                <w:rPr>
-                  <w:i/>
-                  <w:color w:val="156082"/>
-                  <w:sz w:val="32"/>
-                  <w:szCs w:val="32"/>
-                </w:rPr>
-                <w:t>19/04/</w:t>
-              </w:r>
-            </w:ins>
-            <w:ins w:id="16" w:author="naomie mboma" w:date="2026-04-19T22:09:00Z" w16du:dateUtc="2026-04-19T21:09:00Z">
-              <w:r>
-                <w:rPr>
-                  <w:i/>
-                  <w:color w:val="156082"/>
-                  <w:sz w:val="32"/>
-                  <w:szCs w:val="32"/>
-                </w:rPr>
-                <w:t>2026</w:t>
-              </w:r>
-            </w:ins>
-          </w:p>
-        </w:tc>
-        <w:tc>
-          <w:tcPr>
-            <w:tcW w:w="5759" w:type="dxa"/>
-            <w:tcBorders>
-              <w:top w:val="nil"/>
-              <w:left w:val="nil"/>
-              <w:bottom w:val="nil"/>
-              <w:right w:val="nil"/>
-            </w:tcBorders>
-          </w:tcPr>
-          <w:p>
-            <w:pPr>
-              <w:spacing w:line="480" w:lineRule="auto"/>
-              <w:rPr>
-                <w:color w:val="000000"/>
-                <w:sz w:val="32"/>
-                <w:szCs w:val="32"/>
-              </w:rPr>
-            </w:pPr>
-          </w:p>
-        </w:tc>
-      </w:tr>
     </w:tbl>
     <w:p>
       <w:pPr>
@@ -889,26 +870,8 @@
           <w:sz w:val="32"/>
           <w:szCs w:val="32"/>
         </w:rPr>
+        <w:lastRenderedPageBreak/>
         <w:t>Use of AI Tools</w:t>
-      </w:r>
-    </w:p>
-    <w:p>
-      <w:pPr>
-        <w:rPr>
-          <w:rFonts w:ascii="Quattrocento Sans" w:eastAsia="Quattrocento Sans" w:hAnsi="Quattrocento Sans" w:cs="Quattrocento Sans"/>
-          <w:b/>
-          <w:color w:val="FF0000"/>
-          <w:highlight w:val="white"/>
-        </w:rPr>
-      </w:pPr>
-      <w:r>
-        <w:rPr>
-          <w:rFonts w:ascii="Quattrocento Sans" w:eastAsia="Quattrocento Sans" w:hAnsi="Quattrocento Sans" w:cs="Quattrocento Sans"/>
-          <w:b/>
-          <w:color w:val="FF0000"/>
-          <w:highlight w:val="white"/>
-        </w:rPr>
-        <w:t>Choose the statement that fits your work and delete the other.</w:t>
       </w:r>
     </w:p>
     <w:p>
@@ -932,25 +895,49 @@
           <w:sz w:val="28"/>
           <w:szCs w:val="28"/>
         </w:rPr>
-        <w:t>[enter name of the AI tool you used]</w:t>
-      </w:r>
-      <w:r>
-        <w:rPr>
-          <w:sz w:val="28"/>
-          <w:szCs w:val="28"/>
-        </w:rPr>
-        <w:t xml:space="preserve"> for the purpose of </w:t>
-      </w:r>
+        <w:t xml:space="preserve">Google Translator and </w:t>
+      </w:r>
+      <w:proofErr w:type="spellStart"/>
       <w:r>
         <w:rPr>
           <w:b/>
           <w:sz w:val="28"/>
           <w:szCs w:val="28"/>
         </w:rPr>
-        <w:t xml:space="preserve">[provide a brief explanation of how you used the tool]. </w:t>
-      </w:r>
-    </w:p>
-    <w:p>
+        <w:t>Gramarly</w:t>
+      </w:r>
+      <w:proofErr w:type="spellEnd"/>
+      <w:r>
+        <w:rPr>
+          <w:sz w:val="28"/>
+          <w:szCs w:val="28"/>
+        </w:rPr>
+        <w:t xml:space="preserve"> for the purpose of </w:t>
+      </w:r>
+      <w:r>
+        <w:rPr>
+          <w:b/>
+          <w:sz w:val="28"/>
+          <w:szCs w:val="28"/>
+        </w:rPr>
+        <w:t xml:space="preserve">translation and </w:t>
+      </w:r>
+      <w:r>
+        <w:rPr>
+          <w:b/>
+          <w:sz w:val="28"/>
+          <w:szCs w:val="28"/>
+        </w:rPr>
+        <w:t>grammar correction</w:t>
+      </w:r>
+      <w:r>
+        <w:rPr>
+          <w:b/>
+          <w:sz w:val="28"/>
+          <w:szCs w:val="28"/>
+        </w:rPr>
+        <w:t xml:space="preserve">. </w:t>
+      </w:r>
       <w:r>
         <w:rPr>
           <w:noProof/>
@@ -1129,20 +1116,6 @@
           </mc:Fallback>
         </mc:AlternateContent>
       </w:r>
-      <w:r>
-        <w:rPr>
-          <w:sz w:val="28"/>
-          <w:szCs w:val="28"/>
-        </w:rPr>
-        <w:t>I have not used any AI tools or technologies in the preparation of this assessment</w:t>
-      </w:r>
-      <w:r>
-        <w:rPr>
-          <w:sz w:val="28"/>
-          <w:szCs w:val="28"/>
-        </w:rPr>
-        <w:t>.</w:t>
-      </w:r>
     </w:p>
     <w:p/>
     <w:p/>
@@ -1160,6 +1133,11 @@
     <w:sdt>
       <w:sdtPr>
         <w:rPr>
+          <w:rFonts w:ascii="Calibri" w:eastAsia="Calibri" w:hAnsi="Calibri" w:cs="Calibri"/>
+          <w:color w:val="auto"/>
+          <w:spacing w:val="0"/>
+          <w:sz w:val="22"/>
+          <w:szCs w:val="22"/>
           <w:lang w:val="en-GB"/>
         </w:rPr>
         <w:id w:val="-427662813"/>
@@ -1170,22 +1148,21 @@
       </w:sdtPr>
       <w:sdtEndPr>
         <w:rPr>
-          <w:rFonts w:ascii="Calibri" w:eastAsia="Calibri" w:hAnsi="Calibri" w:cs="Calibri"/>
           <w:b/>
           <w:bCs/>
-          <w:color w:val="auto"/>
-          <w:spacing w:val="0"/>
-          <w:sz w:val="22"/>
-          <w:szCs w:val="22"/>
         </w:rPr>
       </w:sdtEndPr>
       <w:sdtContent>
         <w:p>
           <w:pPr>
             <w:pStyle w:val="TOCHeading"/>
+            <w:rPr>
+              <w:rFonts w:ascii="Arial" w:hAnsi="Arial" w:cs="Arial"/>
+            </w:rPr>
           </w:pPr>
           <w:r>
             <w:rPr>
+              <w:rFonts w:ascii="Arial" w:hAnsi="Arial" w:cs="Arial"/>
               <w:lang w:val="en-GB"/>
             </w:rPr>
             <w:t>Contents</w:t>
@@ -1194,15 +1171,14 @@
         <w:p>
           <w:pPr>
             <w:pStyle w:val="TOC1"/>
-            <w:tabs>
-              <w:tab w:val="right" w:leader="dot" w:pos="9016"/>
-            </w:tabs>
+          </w:pPr>
+        </w:p>
+        <w:p>
+          <w:pPr>
+            <w:pStyle w:val="TOC1"/>
             <w:rPr>
               <w:rFonts w:asciiTheme="minorHAnsi" w:eastAsiaTheme="minorEastAsia" w:hAnsiTheme="minorHAnsi" w:cstheme="minorBidi"/>
-              <w:noProof/>
               <w:kern w:val="2"/>
-              <w:sz w:val="24"/>
-              <w:szCs w:val="24"/>
               <w14:ligatures w14:val="standardContextual"/>
             </w:rPr>
           </w:pPr>
@@ -1215,51 +1191,50 @@
           <w:r>
             <w:fldChar w:fldCharType="separate"/>
           </w:r>
-          <w:hyperlink w:anchor="_Toc243420337" w:history="1">
-            <w:r>
-              <w:rPr>
-                <w:noProof/>
+          <w:hyperlink w:anchor="_Toc243421390" w:history="1">
+            <w:r>
+              <w:rPr>
+                <w:rStyle w:val="Hyperlink"/>
+              </w:rPr>
+              <w:t>1. Project Title</w:t>
+            </w:r>
+            <w:r>
+              <w:rPr>
                 <w:webHidden/>
               </w:rPr>
               <w:tab/>
             </w:r>
             <w:r>
               <w:rPr>
-                <w:noProof/>
                 <w:webHidden/>
               </w:rPr>
               <w:fldChar w:fldCharType="begin"/>
             </w:r>
             <w:r>
               <w:rPr>
-                <w:noProof/>
-                <w:webHidden/>
-              </w:rPr>
-              <w:instrText xml:space="preserve"> PAGEREF _Toc243420337 \h </w:instrText>
-            </w:r>
-            <w:r>
-              <w:rPr>
-                <w:noProof/>
-                <w:webHidden/>
-              </w:rPr>
-            </w:r>
-            <w:r>
-              <w:rPr>
-                <w:noProof/>
+                <w:webHidden/>
+              </w:rPr>
+              <w:instrText xml:space="preserve"> PAGEREF _Toc243421390 \h </w:instrText>
+            </w:r>
+            <w:r>
+              <w:rPr>
+                <w:webHidden/>
+              </w:rPr>
+            </w:r>
+            <w:r>
+              <w:rPr>
                 <w:webHidden/>
               </w:rPr>
               <w:fldChar w:fldCharType="separate"/>
             </w:r>
             <w:r>
               <w:rPr>
-                <w:noProof/>
                 <w:webHidden/>
               </w:rPr>
               <w:t>1</w:t>
             </w:r>
             <w:r>
               <w:rPr>
-                <w:noProof/>
                 <w:webHidden/>
               </w:rPr>
               <w:fldChar w:fldCharType="end"/>
@@ -1269,70 +1244,56 @@
         <w:p>
           <w:pPr>
             <w:pStyle w:val="TOC1"/>
-            <w:tabs>
-              <w:tab w:val="right" w:leader="dot" w:pos="9016"/>
-            </w:tabs>
             <w:rPr>
               <w:rFonts w:asciiTheme="minorHAnsi" w:eastAsiaTheme="minorEastAsia" w:hAnsiTheme="minorHAnsi" w:cstheme="minorBidi"/>
-              <w:noProof/>
               <w:kern w:val="2"/>
-              <w:sz w:val="24"/>
-              <w:szCs w:val="24"/>
               <w14:ligatures w14:val="standardContextual"/>
             </w:rPr>
           </w:pPr>
-          <w:hyperlink w:anchor="_Toc243420338" w:history="1">
+          <w:hyperlink w:anchor="_Toc243421391" w:history="1">
             <w:r>
               <w:rPr>
                 <w:rStyle w:val="Hyperlink"/>
-                <w:noProof/>
-              </w:rPr>
-              <w:t>1. Project Title</w:t>
-            </w:r>
-            <w:r>
-              <w:rPr>
-                <w:noProof/>
+              </w:rPr>
+              <w:t>2. Introduction</w:t>
+            </w:r>
+            <w:r>
+              <w:rPr>
                 <w:webHidden/>
               </w:rPr>
               <w:tab/>
             </w:r>
             <w:r>
               <w:rPr>
-                <w:noProof/>
                 <w:webHidden/>
               </w:rPr>
               <w:fldChar w:fldCharType="begin"/>
             </w:r>
             <w:r>
               <w:rPr>
-                <w:noProof/>
-                <w:webHidden/>
-              </w:rPr>
-              <w:instrText xml:space="preserve"> PAGEREF _Toc243420338 \h </w:instrText>
-            </w:r>
-            <w:r>
-              <w:rPr>
-                <w:noProof/>
-                <w:webHidden/>
-              </w:rPr>
-            </w:r>
-            <w:r>
-              <w:rPr>
-                <w:noProof/>
+                <w:webHidden/>
+              </w:rPr>
+              <w:instrText xml:space="preserve"> PAGEREF _Toc243421391 \h </w:instrText>
+            </w:r>
+            <w:r>
+              <w:rPr>
+                <w:webHidden/>
+              </w:rPr>
+            </w:r>
+            <w:r>
+              <w:rPr>
                 <w:webHidden/>
               </w:rPr>
               <w:fldChar w:fldCharType="separate"/>
             </w:r>
             <w:r>
               <w:rPr>
-                <w:noProof/>
                 <w:webHidden/>
               </w:rPr>
               <w:t>1</w:t>
             </w:r>
             <w:r>
               <w:rPr>
-                <w:noProof/>
                 <w:webHidden/>
               </w:rPr>
               <w:fldChar w:fldCharType="end"/>
@@ -1342,70 +1303,58 @@
         <w:p>
           <w:pPr>
             <w:pStyle w:val="TOC1"/>
-            <w:tabs>
-              <w:tab w:val="right" w:leader="dot" w:pos="9016"/>
-            </w:tabs>
             <w:rPr>
               <w:rFonts w:asciiTheme="minorHAnsi" w:eastAsiaTheme="minorEastAsia" w:hAnsiTheme="minorHAnsi" w:cstheme="minorBidi"/>
-              <w:noProof/>
               <w:kern w:val="2"/>
-              <w:sz w:val="24"/>
-              <w:szCs w:val="24"/>
               <w14:ligatures w14:val="standardContextual"/>
             </w:rPr>
           </w:pPr>
-          <w:hyperlink w:anchor="_Toc243420339" w:history="1">
+          <w:hyperlink w:anchor="_Toc243421392" w:history="1">
             <w:r>
               <w:rPr>
                 <w:rStyle w:val="Hyperlink"/>
-                <w:noProof/>
-              </w:rPr>
-              <w:t>2. Introduction</w:t>
-            </w:r>
-            <w:r>
-              <w:rPr>
-                <w:noProof/>
+                <w:rFonts w:eastAsia="MS Mincho"/>
+                <w:lang w:val="en-US" w:eastAsia="en-US"/>
+              </w:rPr>
+              <w:t>3. Problem Definition</w:t>
+            </w:r>
+            <w:r>
+              <w:rPr>
                 <w:webHidden/>
               </w:rPr>
               <w:tab/>
             </w:r>
             <w:r>
               <w:rPr>
-                <w:noProof/>
                 <w:webHidden/>
               </w:rPr>
               <w:fldChar w:fldCharType="begin"/>
             </w:r>
             <w:r>
               <w:rPr>
-                <w:noProof/>
-                <w:webHidden/>
-              </w:rPr>
-              <w:instrText xml:space="preserve"> PAGEREF _Toc243420339 \h </w:instrText>
-            </w:r>
-            <w:r>
-              <w:rPr>
-                <w:noProof/>
-                <w:webHidden/>
-              </w:rPr>
-            </w:r>
-            <w:r>
-              <w:rPr>
-                <w:noProof/>
+                <w:webHidden/>
+              </w:rPr>
+              <w:instrText xml:space="preserve"> PAGEREF _Toc243421392 \h </w:instrText>
+            </w:r>
+            <w:r>
+              <w:rPr>
+                <w:webHidden/>
+              </w:rPr>
+            </w:r>
+            <w:r>
+              <w:rPr>
                 <w:webHidden/>
               </w:rPr>
               <w:fldChar w:fldCharType="separate"/>
             </w:r>
             <w:r>
               <w:rPr>
-                <w:noProof/>
                 <w:webHidden/>
               </w:rPr>
               <w:t>1</w:t>
             </w:r>
             <w:r>
               <w:rPr>
-                <w:noProof/>
                 <w:webHidden/>
               </w:rPr>
               <w:fldChar w:fldCharType="end"/>
@@ -1415,72 +1364,56 @@
         <w:p>
           <w:pPr>
             <w:pStyle w:val="TOC1"/>
-            <w:tabs>
-              <w:tab w:val="right" w:leader="dot" w:pos="9016"/>
-            </w:tabs>
             <w:rPr>
               <w:rFonts w:asciiTheme="minorHAnsi" w:eastAsiaTheme="minorEastAsia" w:hAnsiTheme="minorHAnsi" w:cstheme="minorBidi"/>
-              <w:noProof/>
               <w:kern w:val="2"/>
-              <w:sz w:val="24"/>
-              <w:szCs w:val="24"/>
               <w14:ligatures w14:val="standardContextual"/>
             </w:rPr>
           </w:pPr>
-          <w:hyperlink w:anchor="_Toc243420340" w:history="1">
+          <w:hyperlink w:anchor="_Toc243421393" w:history="1">
             <w:r>
               <w:rPr>
                 <w:rStyle w:val="Hyperlink"/>
-                <w:rFonts w:eastAsia="MS Mincho"/>
-                <w:noProof/>
-                <w:lang w:val="en-US" w:eastAsia="en-US"/>
-              </w:rPr>
-              <w:t>3. Problem Definition</w:t>
-            </w:r>
-            <w:r>
-              <w:rPr>
-                <w:noProof/>
+              </w:rPr>
+              <w:t>4. Objectives</w:t>
+            </w:r>
+            <w:r>
+              <w:rPr>
                 <w:webHidden/>
               </w:rPr>
               <w:tab/>
             </w:r>
             <w:r>
               <w:rPr>
-                <w:noProof/>
                 <w:webHidden/>
               </w:rPr>
               <w:fldChar w:fldCharType="begin"/>
             </w:r>
             <w:r>
               <w:rPr>
-                <w:noProof/>
-                <w:webHidden/>
-              </w:rPr>
-              <w:instrText xml:space="preserve"> PAGEREF _Toc243420340 \h </w:instrText>
-            </w:r>
-            <w:r>
-              <w:rPr>
-                <w:noProof/>
-                <w:webHidden/>
-              </w:rPr>
-            </w:r>
-            <w:r>
-              <w:rPr>
-                <w:noProof/>
+                <w:webHidden/>
+              </w:rPr>
+              <w:instrText xml:space="preserve"> PAGEREF _Toc243421393 \h </w:instrText>
+            </w:r>
+            <w:r>
+              <w:rPr>
+                <w:webHidden/>
+              </w:rPr>
+            </w:r>
+            <w:r>
+              <w:rPr>
                 <w:webHidden/>
               </w:rPr>
               <w:fldChar w:fldCharType="separate"/>
             </w:r>
             <w:r>
               <w:rPr>
-                <w:noProof/>
-                <w:webHidden/>
-              </w:rPr>
-              <w:t>1</w:t>
-            </w:r>
-            <w:r>
-              <w:rPr>
-                <w:noProof/>
+                <w:webHidden/>
+              </w:rPr>
+              <w:t>2</w:t>
+            </w:r>
+            <w:r>
+              <w:rPr>
                 <w:webHidden/>
               </w:rPr>
               <w:fldChar w:fldCharType="end"/>
@@ -1490,70 +1423,56 @@
         <w:p>
           <w:pPr>
             <w:pStyle w:val="TOC1"/>
-            <w:tabs>
-              <w:tab w:val="right" w:leader="dot" w:pos="9016"/>
-            </w:tabs>
             <w:rPr>
               <w:rFonts w:asciiTheme="minorHAnsi" w:eastAsiaTheme="minorEastAsia" w:hAnsiTheme="minorHAnsi" w:cstheme="minorBidi"/>
-              <w:noProof/>
               <w:kern w:val="2"/>
-              <w:sz w:val="24"/>
-              <w:szCs w:val="24"/>
               <w14:ligatures w14:val="standardContextual"/>
             </w:rPr>
           </w:pPr>
-          <w:hyperlink w:anchor="_Toc243420341" w:history="1">
+          <w:hyperlink w:anchor="_Toc243421394" w:history="1">
             <w:r>
               <w:rPr>
                 <w:rStyle w:val="Hyperlink"/>
-                <w:noProof/>
-              </w:rPr>
-              <w:t>4. Objectives</w:t>
-            </w:r>
-            <w:r>
-              <w:rPr>
-                <w:noProof/>
+              </w:rPr>
+              <w:t>5. Scopes</w:t>
+            </w:r>
+            <w:r>
+              <w:rPr>
                 <w:webHidden/>
               </w:rPr>
               <w:tab/>
             </w:r>
             <w:r>
               <w:rPr>
-                <w:noProof/>
                 <w:webHidden/>
               </w:rPr>
               <w:fldChar w:fldCharType="begin"/>
             </w:r>
             <w:r>
               <w:rPr>
-                <w:noProof/>
-                <w:webHidden/>
-              </w:rPr>
-              <w:instrText xml:space="preserve"> PAGEREF _Toc243420341 \h </w:instrText>
-            </w:r>
-            <w:r>
-              <w:rPr>
-                <w:noProof/>
-                <w:webHidden/>
-              </w:rPr>
-            </w:r>
-            <w:r>
-              <w:rPr>
-                <w:noProof/>
+                <w:webHidden/>
+              </w:rPr>
+              <w:instrText xml:space="preserve"> PAGEREF _Toc243421394 \h </w:instrText>
+            </w:r>
+            <w:r>
+              <w:rPr>
+                <w:webHidden/>
+              </w:rPr>
+            </w:r>
+            <w:r>
+              <w:rPr>
                 <w:webHidden/>
               </w:rPr>
               <w:fldChar w:fldCharType="separate"/>
             </w:r>
             <w:r>
               <w:rPr>
-                <w:noProof/>
-                <w:webHidden/>
-              </w:rPr>
-              <w:t>1</w:t>
-            </w:r>
-            <w:r>
-              <w:rPr>
-                <w:noProof/>
+                <w:webHidden/>
+              </w:rPr>
+              <w:t>2</w:t>
+            </w:r>
+            <w:r>
+              <w:rPr>
                 <w:webHidden/>
               </w:rPr>
               <w:fldChar w:fldCharType="end"/>
@@ -1563,70 +1482,57 @@
         <w:p>
           <w:pPr>
             <w:pStyle w:val="TOC1"/>
-            <w:tabs>
-              <w:tab w:val="right" w:leader="dot" w:pos="9016"/>
-            </w:tabs>
             <w:rPr>
               <w:rFonts w:asciiTheme="minorHAnsi" w:eastAsiaTheme="minorEastAsia" w:hAnsiTheme="minorHAnsi" w:cstheme="minorBidi"/>
-              <w:noProof/>
               <w:kern w:val="2"/>
-              <w:sz w:val="24"/>
-              <w:szCs w:val="24"/>
               <w14:ligatures w14:val="standardContextual"/>
             </w:rPr>
           </w:pPr>
-          <w:hyperlink w:anchor="_Toc243420342" w:history="1">
+          <w:hyperlink w:anchor="_Toc243421395" w:history="1">
             <w:r>
               <w:rPr>
                 <w:rStyle w:val="Hyperlink"/>
-                <w:noProof/>
-              </w:rPr>
-              <w:t>5. Scopes</w:t>
-            </w:r>
-            <w:r>
-              <w:rPr>
-                <w:noProof/>
+                <w:lang w:val="en-US"/>
+              </w:rPr>
+              <w:t>6. Methodology</w:t>
+            </w:r>
+            <w:r>
+              <w:rPr>
                 <w:webHidden/>
               </w:rPr>
               <w:tab/>
             </w:r>
             <w:r>
               <w:rPr>
-                <w:noProof/>
                 <w:webHidden/>
               </w:rPr>
               <w:fldChar w:fldCharType="begin"/>
             </w:r>
             <w:r>
               <w:rPr>
-                <w:noProof/>
-                <w:webHidden/>
-              </w:rPr>
-              <w:instrText xml:space="preserve"> PAGEREF _Toc243420342 \h </w:instrText>
-            </w:r>
-            <w:r>
-              <w:rPr>
-                <w:noProof/>
-                <w:webHidden/>
-              </w:rPr>
-            </w:r>
-            <w:r>
-              <w:rPr>
-                <w:noProof/>
+                <w:webHidden/>
+              </w:rPr>
+              <w:instrText xml:space="preserve"> PAGEREF _Toc243421395 \h </w:instrText>
+            </w:r>
+            <w:r>
+              <w:rPr>
+                <w:webHidden/>
+              </w:rPr>
+            </w:r>
+            <w:r>
+              <w:rPr>
                 <w:webHidden/>
               </w:rPr>
               <w:fldChar w:fldCharType="separate"/>
             </w:r>
             <w:r>
               <w:rPr>
-                <w:noProof/>
-                <w:webHidden/>
-              </w:rPr>
-              <w:t>2</w:t>
-            </w:r>
-            <w:r>
-              <w:rPr>
-                <w:noProof/>
+                <w:webHidden/>
+              </w:rPr>
+              <w:t>3</w:t>
+            </w:r>
+            <w:r>
+              <w:rPr>
                 <w:webHidden/>
               </w:rPr>
               <w:fldChar w:fldCharType="end"/>
@@ -1636,71 +1542,56 @@
         <w:p>
           <w:pPr>
             <w:pStyle w:val="TOC1"/>
-            <w:tabs>
-              <w:tab w:val="right" w:leader="dot" w:pos="9016"/>
-            </w:tabs>
             <w:rPr>
               <w:rFonts w:asciiTheme="minorHAnsi" w:eastAsiaTheme="minorEastAsia" w:hAnsiTheme="minorHAnsi" w:cstheme="minorBidi"/>
-              <w:noProof/>
               <w:kern w:val="2"/>
-              <w:sz w:val="24"/>
-              <w:szCs w:val="24"/>
               <w14:ligatures w14:val="standardContextual"/>
             </w:rPr>
           </w:pPr>
-          <w:hyperlink w:anchor="_Toc243420343" w:history="1">
+          <w:hyperlink w:anchor="_Toc243421396" w:history="1">
             <w:r>
               <w:rPr>
                 <w:rStyle w:val="Hyperlink"/>
-                <w:noProof/>
-                <w:lang w:val="en-US"/>
-              </w:rPr>
-              <w:t>6. Methodology</w:t>
-            </w:r>
-            <w:r>
-              <w:rPr>
-                <w:noProof/>
+              </w:rPr>
+              <w:t>7 . Data Sources</w:t>
+            </w:r>
+            <w:r>
+              <w:rPr>
                 <w:webHidden/>
               </w:rPr>
               <w:tab/>
             </w:r>
             <w:r>
               <w:rPr>
-                <w:noProof/>
                 <w:webHidden/>
               </w:rPr>
               <w:fldChar w:fldCharType="begin"/>
             </w:r>
             <w:r>
               <w:rPr>
-                <w:noProof/>
-                <w:webHidden/>
-              </w:rPr>
-              <w:instrText xml:space="preserve"> PAGEREF _Toc243420343 \h </w:instrText>
-            </w:r>
-            <w:r>
-              <w:rPr>
-                <w:noProof/>
-                <w:webHidden/>
-              </w:rPr>
-            </w:r>
-            <w:r>
-              <w:rPr>
-                <w:noProof/>
+                <w:webHidden/>
+              </w:rPr>
+              <w:instrText xml:space="preserve"> PAGEREF _Toc243421396 \h </w:instrText>
+            </w:r>
+            <w:r>
+              <w:rPr>
+                <w:webHidden/>
+              </w:rPr>
+            </w:r>
+            <w:r>
+              <w:rPr>
                 <w:webHidden/>
               </w:rPr>
               <w:fldChar w:fldCharType="separate"/>
             </w:r>
             <w:r>
               <w:rPr>
-                <w:noProof/>
-                <w:webHidden/>
-              </w:rPr>
-              <w:t>2</w:t>
-            </w:r>
-            <w:r>
-              <w:rPr>
-                <w:noProof/>
+                <w:webHidden/>
+              </w:rPr>
+              <w:t>3</w:t>
+            </w:r>
+            <w:r>
+              <w:rPr>
                 <w:webHidden/>
               </w:rPr>
               <w:fldChar w:fldCharType="end"/>
@@ -1710,70 +1601,56 @@
         <w:p>
           <w:pPr>
             <w:pStyle w:val="TOC1"/>
-            <w:tabs>
-              <w:tab w:val="right" w:leader="dot" w:pos="9016"/>
-            </w:tabs>
             <w:rPr>
               <w:rFonts w:asciiTheme="minorHAnsi" w:eastAsiaTheme="minorEastAsia" w:hAnsiTheme="minorHAnsi" w:cstheme="minorBidi"/>
-              <w:noProof/>
               <w:kern w:val="2"/>
-              <w:sz w:val="24"/>
-              <w:szCs w:val="24"/>
               <w14:ligatures w14:val="standardContextual"/>
             </w:rPr>
           </w:pPr>
-          <w:hyperlink w:anchor="_Toc243420344" w:history="1">
+          <w:hyperlink w:anchor="_Toc243421397" w:history="1">
             <w:r>
               <w:rPr>
                 <w:rStyle w:val="Hyperlink"/>
-                <w:noProof/>
-              </w:rPr>
-              <w:t>7 . Data Sources</w:t>
-            </w:r>
-            <w:r>
-              <w:rPr>
-                <w:noProof/>
+              </w:rPr>
+              <w:t>8 . Expect Deliverables</w:t>
+            </w:r>
+            <w:r>
+              <w:rPr>
                 <w:webHidden/>
               </w:rPr>
               <w:tab/>
             </w:r>
             <w:r>
               <w:rPr>
-                <w:noProof/>
                 <w:webHidden/>
               </w:rPr>
               <w:fldChar w:fldCharType="begin"/>
             </w:r>
             <w:r>
               <w:rPr>
-                <w:noProof/>
-                <w:webHidden/>
-              </w:rPr>
-              <w:instrText xml:space="preserve"> PAGEREF _Toc243420344 \h </w:instrText>
-            </w:r>
-            <w:r>
-              <w:rPr>
-                <w:noProof/>
-                <w:webHidden/>
-              </w:rPr>
-            </w:r>
-            <w:r>
-              <w:rPr>
-                <w:noProof/>
+                <w:webHidden/>
+              </w:rPr>
+              <w:instrText xml:space="preserve"> PAGEREF _Toc243421397 \h </w:instrText>
+            </w:r>
+            <w:r>
+              <w:rPr>
+                <w:webHidden/>
+              </w:rPr>
+            </w:r>
+            <w:r>
+              <w:rPr>
                 <w:webHidden/>
               </w:rPr>
               <w:fldChar w:fldCharType="separate"/>
             </w:r>
             <w:r>
               <w:rPr>
-                <w:noProof/>
-                <w:webHidden/>
-              </w:rPr>
-              <w:t>2</w:t>
-            </w:r>
-            <w:r>
-              <w:rPr>
-                <w:noProof/>
+                <w:webHidden/>
+              </w:rPr>
+              <w:t>3</w:t>
+            </w:r>
+            <w:r>
+              <w:rPr>
                 <w:webHidden/>
               </w:rPr>
               <w:fldChar w:fldCharType="end"/>
@@ -1783,70 +1660,56 @@
         <w:p>
           <w:pPr>
             <w:pStyle w:val="TOC1"/>
-            <w:tabs>
-              <w:tab w:val="right" w:leader="dot" w:pos="9016"/>
-            </w:tabs>
             <w:rPr>
               <w:rFonts w:asciiTheme="minorHAnsi" w:eastAsiaTheme="minorEastAsia" w:hAnsiTheme="minorHAnsi" w:cstheme="minorBidi"/>
-              <w:noProof/>
               <w:kern w:val="2"/>
-              <w:sz w:val="24"/>
-              <w:szCs w:val="24"/>
               <w14:ligatures w14:val="standardContextual"/>
             </w:rPr>
           </w:pPr>
-          <w:hyperlink w:anchor="_Toc243420345" w:history="1">
+          <w:hyperlink w:anchor="_Toc243421398" w:history="1">
             <w:r>
               <w:rPr>
                 <w:rStyle w:val="Hyperlink"/>
-                <w:noProof/>
-              </w:rPr>
-              <w:t>8 . Expect Deliverables</w:t>
-            </w:r>
-            <w:r>
-              <w:rPr>
-                <w:noProof/>
+              </w:rPr>
+              <w:t>9. Project Timeline</w:t>
+            </w:r>
+            <w:r>
+              <w:rPr>
                 <w:webHidden/>
               </w:rPr>
               <w:tab/>
             </w:r>
             <w:r>
               <w:rPr>
-                <w:noProof/>
                 <w:webHidden/>
               </w:rPr>
               <w:fldChar w:fldCharType="begin"/>
             </w:r>
             <w:r>
               <w:rPr>
-                <w:noProof/>
-                <w:webHidden/>
-              </w:rPr>
-              <w:instrText xml:space="preserve"> PAGEREF _Toc243420345 \h </w:instrText>
-            </w:r>
-            <w:r>
-              <w:rPr>
-                <w:noProof/>
-                <w:webHidden/>
-              </w:rPr>
-            </w:r>
-            <w:r>
-              <w:rPr>
-                <w:noProof/>
+                <w:webHidden/>
+              </w:rPr>
+              <w:instrText xml:space="preserve"> PAGEREF _Toc243421398 \h </w:instrText>
+            </w:r>
+            <w:r>
+              <w:rPr>
+                <w:webHidden/>
+              </w:rPr>
+            </w:r>
+            <w:r>
+              <w:rPr>
                 <w:webHidden/>
               </w:rPr>
               <w:fldChar w:fldCharType="separate"/>
             </w:r>
             <w:r>
               <w:rPr>
-                <w:noProof/>
-                <w:webHidden/>
-              </w:rPr>
-              <w:t>2</w:t>
-            </w:r>
-            <w:r>
-              <w:rPr>
-                <w:noProof/>
+                <w:webHidden/>
+              </w:rPr>
+              <w:t>4</w:t>
+            </w:r>
+            <w:r>
+              <w:rPr>
                 <w:webHidden/>
               </w:rPr>
               <w:fldChar w:fldCharType="end"/>
@@ -1856,70 +1719,56 @@
         <w:p>
           <w:pPr>
             <w:pStyle w:val="TOC1"/>
-            <w:tabs>
-              <w:tab w:val="right" w:leader="dot" w:pos="9016"/>
-            </w:tabs>
             <w:rPr>
               <w:rFonts w:asciiTheme="minorHAnsi" w:eastAsiaTheme="minorEastAsia" w:hAnsiTheme="minorHAnsi" w:cstheme="minorBidi"/>
-              <w:noProof/>
               <w:kern w:val="2"/>
-              <w:sz w:val="24"/>
-              <w:szCs w:val="24"/>
               <w14:ligatures w14:val="standardContextual"/>
             </w:rPr>
           </w:pPr>
-          <w:hyperlink w:anchor="_Toc243420346" w:history="1">
+          <w:hyperlink w:anchor="_Toc243421399" w:history="1">
             <w:r>
               <w:rPr>
                 <w:rStyle w:val="Hyperlink"/>
-                <w:noProof/>
-              </w:rPr>
-              <w:t>9. Project Timeline</w:t>
-            </w:r>
-            <w:r>
-              <w:rPr>
-                <w:noProof/>
+              </w:rPr>
+              <w:t>10. Ethical and legal considerations</w:t>
+            </w:r>
+            <w:r>
+              <w:rPr>
                 <w:webHidden/>
               </w:rPr>
               <w:tab/>
             </w:r>
             <w:r>
               <w:rPr>
-                <w:noProof/>
                 <w:webHidden/>
               </w:rPr>
               <w:fldChar w:fldCharType="begin"/>
             </w:r>
             <w:r>
               <w:rPr>
-                <w:noProof/>
-                <w:webHidden/>
-              </w:rPr>
-              <w:instrText xml:space="preserve"> PAGEREF _Toc243420346 \h </w:instrText>
-            </w:r>
-            <w:r>
-              <w:rPr>
-                <w:noProof/>
-                <w:webHidden/>
-              </w:rPr>
-            </w:r>
-            <w:r>
-              <w:rPr>
-                <w:noProof/>
+                <w:webHidden/>
+              </w:rPr>
+              <w:instrText xml:space="preserve"> PAGEREF _Toc243421399 \h </w:instrText>
+            </w:r>
+            <w:r>
+              <w:rPr>
+                <w:webHidden/>
+              </w:rPr>
+            </w:r>
+            <w:r>
+              <w:rPr>
                 <w:webHidden/>
               </w:rPr>
               <w:fldChar w:fldCharType="separate"/>
             </w:r>
             <w:r>
               <w:rPr>
-                <w:noProof/>
-                <w:webHidden/>
-              </w:rPr>
-              <w:t>3</w:t>
-            </w:r>
-            <w:r>
-              <w:rPr>
-                <w:noProof/>
+                <w:webHidden/>
+              </w:rPr>
+              <w:t>4</w:t>
+            </w:r>
+            <w:r>
+              <w:rPr>
                 <w:webHidden/>
               </w:rPr>
               <w:fldChar w:fldCharType="end"/>
@@ -1929,143 +1778,56 @@
         <w:p>
           <w:pPr>
             <w:pStyle w:val="TOC1"/>
-            <w:tabs>
-              <w:tab w:val="right" w:leader="dot" w:pos="9016"/>
-            </w:tabs>
             <w:rPr>
               <w:rFonts w:asciiTheme="minorHAnsi" w:eastAsiaTheme="minorEastAsia" w:hAnsiTheme="minorHAnsi" w:cstheme="minorBidi"/>
-              <w:noProof/>
               <w:kern w:val="2"/>
-              <w:sz w:val="24"/>
-              <w:szCs w:val="24"/>
               <w14:ligatures w14:val="standardContextual"/>
             </w:rPr>
           </w:pPr>
-          <w:hyperlink w:anchor="_Toc243420347" w:history="1">
+          <w:hyperlink w:anchor="_Toc243421400" w:history="1">
             <w:r>
               <w:rPr>
                 <w:rStyle w:val="Hyperlink"/>
-                <w:noProof/>
-              </w:rPr>
-              <w:t>10. Ethical and legal considerations</w:t>
-            </w:r>
-            <w:r>
-              <w:rPr>
-                <w:noProof/>
+              </w:rPr>
+              <w:t>11. References</w:t>
+            </w:r>
+            <w:r>
+              <w:rPr>
                 <w:webHidden/>
               </w:rPr>
               <w:tab/>
             </w:r>
             <w:r>
               <w:rPr>
-                <w:noProof/>
                 <w:webHidden/>
               </w:rPr>
               <w:fldChar w:fldCharType="begin"/>
             </w:r>
             <w:r>
               <w:rPr>
-                <w:noProof/>
-                <w:webHidden/>
-              </w:rPr>
-              <w:instrText xml:space="preserve"> PAGEREF _Toc243420347 \h </w:instrText>
-            </w:r>
-            <w:r>
-              <w:rPr>
-                <w:noProof/>
-                <w:webHidden/>
-              </w:rPr>
-            </w:r>
-            <w:r>
-              <w:rPr>
-                <w:noProof/>
+                <w:webHidden/>
+              </w:rPr>
+              <w:instrText xml:space="preserve"> PAGEREF _Toc243421400 \h </w:instrText>
+            </w:r>
+            <w:r>
+              <w:rPr>
+                <w:webHidden/>
+              </w:rPr>
+            </w:r>
+            <w:r>
+              <w:rPr>
                 <w:webHidden/>
               </w:rPr>
               <w:fldChar w:fldCharType="separate"/>
             </w:r>
             <w:r>
               <w:rPr>
-                <w:noProof/>
-                <w:webHidden/>
-              </w:rPr>
-              <w:t>3</w:t>
-            </w:r>
-            <w:r>
-              <w:rPr>
-                <w:noProof/>
-                <w:webHidden/>
-              </w:rPr>
-              <w:fldChar w:fldCharType="end"/>
-            </w:r>
-          </w:hyperlink>
-        </w:p>
-        <w:p>
-          <w:pPr>
-            <w:pStyle w:val="TOC1"/>
-            <w:tabs>
-              <w:tab w:val="right" w:leader="dot" w:pos="9016"/>
-            </w:tabs>
-            <w:rPr>
-              <w:rFonts w:asciiTheme="minorHAnsi" w:eastAsiaTheme="minorEastAsia" w:hAnsiTheme="minorHAnsi" w:cstheme="minorBidi"/>
-              <w:noProof/>
-              <w:kern w:val="2"/>
-              <w:sz w:val="24"/>
-              <w:szCs w:val="24"/>
-              <w14:ligatures w14:val="standardContextual"/>
-            </w:rPr>
-          </w:pPr>
-          <w:hyperlink w:anchor="_Toc243420348" w:history="1">
-            <w:r>
-              <w:rPr>
-                <w:rStyle w:val="Hyperlink"/>
-                <w:noProof/>
-              </w:rPr>
-              <w:t>11.References</w:t>
-            </w:r>
-            <w:r>
-              <w:rPr>
-                <w:noProof/>
-                <w:webHidden/>
-              </w:rPr>
-              <w:tab/>
-            </w:r>
-            <w:r>
-              <w:rPr>
-                <w:noProof/>
-                <w:webHidden/>
-              </w:rPr>
-              <w:fldChar w:fldCharType="begin"/>
-            </w:r>
-            <w:r>
-              <w:rPr>
-                <w:noProof/>
-                <w:webHidden/>
-              </w:rPr>
-              <w:instrText xml:space="preserve"> PAGEREF _Toc243420348 \h </w:instrText>
-            </w:r>
-            <w:r>
-              <w:rPr>
-                <w:noProof/>
-                <w:webHidden/>
-              </w:rPr>
-            </w:r>
-            <w:r>
-              <w:rPr>
-                <w:noProof/>
-                <w:webHidden/>
-              </w:rPr>
-              <w:fldChar w:fldCharType="separate"/>
-            </w:r>
-            <w:r>
-              <w:rPr>
-                <w:noProof/>
-                <w:webHidden/>
-              </w:rPr>
-              <w:t>4</w:t>
-            </w:r>
-            <w:r>
-              <w:rPr>
-                <w:noProof/>
+                <w:webHidden/>
+              </w:rPr>
+              <w:t>5</w:t>
+            </w:r>
+            <w:r>
+              <w:rPr>
                 <w:webHidden/>
               </w:rPr>
               <w:fldChar w:fldCharType="end"/>
@@ -2097,49 +1859,91 @@
     <w:p>
       <w:pPr>
         <w:pStyle w:val="Heading1"/>
-      </w:pPr>
-      <w:bookmarkStart w:id="17" w:name="_heading=h.gjdgxs" w:colFirst="0" w:colLast="0"/>
-      <w:bookmarkStart w:id="18" w:name="_heading=h.2et92p0" w:colFirst="0" w:colLast="0"/>
-      <w:bookmarkStart w:id="19" w:name="_Toc243420338"/>
-      <w:bookmarkEnd w:id="17"/>
-      <w:bookmarkEnd w:id="18"/>
-      <w:r>
+        <w:spacing w:line="360" w:lineRule="auto"/>
+        <w:rPr>
+          <w:rFonts w:ascii="Arial" w:hAnsi="Arial" w:cs="Arial"/>
+          <w:sz w:val="32"/>
+          <w:szCs w:val="32"/>
+        </w:rPr>
+      </w:pPr>
+      <w:bookmarkStart w:id="6" w:name="_heading=h.gjdgxs" w:colFirst="0" w:colLast="0"/>
+      <w:bookmarkStart w:id="7" w:name="_heading=h.2et92p0" w:colFirst="0" w:colLast="0"/>
+      <w:bookmarkStart w:id="8" w:name="_Toc243421390"/>
+      <w:bookmarkEnd w:id="6"/>
+      <w:bookmarkEnd w:id="7"/>
+      <w:r>
+        <w:rPr>
+          <w:rFonts w:ascii="Arial" w:hAnsi="Arial" w:cs="Arial"/>
+          <w:sz w:val="32"/>
+          <w:szCs w:val="32"/>
+        </w:rPr>
         <w:lastRenderedPageBreak/>
         <w:t>1. Project Title</w:t>
       </w:r>
-      <w:bookmarkEnd w:id="19"/>
-    </w:p>
-    <w:p>
-      <w:r>
+      <w:bookmarkEnd w:id="8"/>
+    </w:p>
+    <w:p>
+      <w:pPr>
+        <w:spacing w:line="360" w:lineRule="auto"/>
+        <w:rPr>
+          <w:rFonts w:ascii="Arial" w:hAnsi="Arial" w:cs="Arial"/>
+          <w:sz w:val="24"/>
+          <w:szCs w:val="24"/>
+        </w:rPr>
+      </w:pPr>
+      <w:r>
+        <w:rPr>
+          <w:rFonts w:ascii="Arial" w:hAnsi="Arial" w:cs="Arial"/>
+          <w:sz w:val="24"/>
+          <w:szCs w:val="24"/>
+        </w:rPr>
         <w:t xml:space="preserve">Consumer shopping </w:t>
       </w:r>
       <w:r>
+        <w:rPr>
+          <w:rFonts w:ascii="Arial" w:hAnsi="Arial" w:cs="Arial"/>
+          <w:sz w:val="24"/>
+          <w:szCs w:val="24"/>
+        </w:rPr>
         <w:t>behaviour evolution in Ireland</w:t>
       </w:r>
     </w:p>
     <w:p>
       <w:pPr>
         <w:pStyle w:val="Heading1"/>
-      </w:pPr>
-      <w:bookmarkStart w:id="20" w:name="_Toc243420339"/>
-      <w:r>
+        <w:spacing w:line="360" w:lineRule="auto"/>
+        <w:rPr>
+          <w:rFonts w:ascii="Arial" w:hAnsi="Arial" w:cs="Arial"/>
+          <w:sz w:val="32"/>
+          <w:szCs w:val="32"/>
+        </w:rPr>
+      </w:pPr>
+      <w:bookmarkStart w:id="9" w:name="_Toc243421391"/>
+      <w:r>
+        <w:rPr>
+          <w:rFonts w:ascii="Arial" w:hAnsi="Arial" w:cs="Arial"/>
+          <w:sz w:val="32"/>
+          <w:szCs w:val="32"/>
+        </w:rPr>
         <w:t>2. Introduction</w:t>
       </w:r>
-      <w:bookmarkEnd w:id="20"/>
-    </w:p>
-    <w:p>
-      <w:pPr>
-        <w:spacing w:after="100" w:line="276" w:lineRule="auto"/>
-        <w:rPr>
-          <w:rFonts w:ascii="Aptos" w:eastAsia="MS Mincho" w:hAnsi="Aptos" w:cs="Times New Roman"/>
-          <w:sz w:val="20"/>
+      <w:bookmarkEnd w:id="9"/>
+    </w:p>
+    <w:p>
+      <w:pPr>
+        <w:spacing w:after="100" w:line="360" w:lineRule="auto"/>
+        <w:rPr>
+          <w:rFonts w:ascii="Arial" w:eastAsia="MS Mincho" w:hAnsi="Arial" w:cs="Arial"/>
+          <w:sz w:val="24"/>
+          <w:szCs w:val="24"/>
           <w:lang w:val="en-US" w:eastAsia="en-US"/>
         </w:rPr>
       </w:pPr>
       <w:r>
         <w:rPr>
-          <w:rFonts w:ascii="Aptos" w:eastAsia="MS Mincho" w:hAnsi="Aptos" w:cs="Times New Roman"/>
-          <w:sz w:val="20"/>
+          <w:rFonts w:ascii="Arial" w:eastAsia="MS Mincho" w:hAnsi="Arial" w:cs="Arial"/>
+          <w:sz w:val="24"/>
+          <w:szCs w:val="24"/>
           <w:lang w:val="en-US" w:eastAsia="en-US"/>
         </w:rPr>
         <w:t>There have been changes in how customers look for goods, price them and buy them because of digital commerce. For Irish businesses, it is no longer a case of just looking at whether online commerce is increasing or not; rather, it is about understanding the relationship between digital activity and physical activity in retail and the implications for investments that will have to be made in the future. A business can get advantage from online searching, click-and-collect and face-to-face selling all at once. Therefore, both online and offline marketing activities should not be considered contradictory without justification.</w:t>
@@ -2147,17 +1951,19 @@
     </w:p>
     <w:p>
       <w:pPr>
-        <w:spacing w:after="100" w:line="276" w:lineRule="auto"/>
-        <w:rPr>
-          <w:rFonts w:ascii="Aptos" w:eastAsia="MS Mincho" w:hAnsi="Aptos" w:cs="Times New Roman"/>
-          <w:sz w:val="20"/>
+        <w:spacing w:after="100" w:line="360" w:lineRule="auto"/>
+        <w:rPr>
+          <w:rFonts w:ascii="Arial" w:eastAsia="MS Mincho" w:hAnsi="Arial" w:cs="Arial"/>
+          <w:sz w:val="24"/>
+          <w:szCs w:val="24"/>
           <w:lang w:val="en-US" w:eastAsia="en-US"/>
         </w:rPr>
       </w:pPr>
       <w:r>
         <w:rPr>
-          <w:rFonts w:ascii="Aptos" w:eastAsia="MS Mincho" w:hAnsi="Aptos" w:cs="Times New Roman"/>
-          <w:sz w:val="20"/>
+          <w:rFonts w:ascii="Arial" w:eastAsia="MS Mincho" w:hAnsi="Arial" w:cs="Arial"/>
+          <w:sz w:val="24"/>
+          <w:szCs w:val="24"/>
           <w:lang w:val="en-US" w:eastAsia="en-US"/>
         </w:rPr>
         <w:t>The analysis and subsequent prediction will focus on observable shifts in the pattern of Irish retail and e-commerce activity. This study can be used to make business decisions regarding resource allocation and digital readiness. The entire project will take two semesters, and this is the proposed approach to the project, not a report on its findings.</w:t>
@@ -2166,293 +1972,770 @@
     <w:p>
       <w:pPr>
         <w:pStyle w:val="Heading1"/>
-        <w:rPr>
-          <w:rFonts w:eastAsia="MS Mincho"/>
+        <w:spacing w:line="360" w:lineRule="auto"/>
+        <w:rPr>
+          <w:rFonts w:ascii="Arial" w:eastAsia="MS Mincho" w:hAnsi="Arial" w:cs="Arial"/>
+          <w:sz w:val="32"/>
+          <w:szCs w:val="32"/>
           <w:lang w:val="en-US" w:eastAsia="en-US"/>
         </w:rPr>
       </w:pPr>
-      <w:bookmarkStart w:id="21" w:name="_Toc243420340"/>
-      <w:r>
-        <w:rPr>
-          <w:rFonts w:eastAsia="MS Mincho"/>
+      <w:bookmarkStart w:id="10" w:name="_Toc243421392"/>
+      <w:r>
+        <w:rPr>
+          <w:rFonts w:ascii="Arial" w:eastAsia="MS Mincho" w:hAnsi="Arial" w:cs="Arial"/>
+          <w:sz w:val="32"/>
+          <w:szCs w:val="32"/>
           <w:lang w:val="en-US" w:eastAsia="en-US"/>
         </w:rPr>
         <w:t>3. Problem Definition</w:t>
       </w:r>
-      <w:bookmarkEnd w:id="21"/>
-    </w:p>
-    <w:p>
-      <w:r>
+      <w:bookmarkEnd w:id="10"/>
+    </w:p>
+    <w:p>
+      <w:pPr>
+        <w:spacing w:line="360" w:lineRule="auto"/>
+        <w:rPr>
+          <w:rFonts w:ascii="Arial" w:hAnsi="Arial" w:cs="Arial"/>
+          <w:sz w:val="24"/>
+          <w:szCs w:val="24"/>
+        </w:rPr>
+      </w:pPr>
+      <w:r>
+        <w:rPr>
+          <w:rFonts w:ascii="Arial" w:hAnsi="Arial" w:cs="Arial"/>
+          <w:sz w:val="24"/>
+          <w:szCs w:val="24"/>
+        </w:rPr>
         <w:t>Despite the uncertainty regarding the future requirements for the channels, retailers have to make strategic decisions on their e-commerce infrastructures, stocks, marketing, and store management. The commonly accepted belief regarding the growth of online shopping replacing brick-and-mortar shopping can lead to wrong investments. An empirically-based strategy demands making a distinction between consumer involvement into online shopping and the share of turnover of the retailer realized online.</w:t>
       </w:r>
     </w:p>
     <w:p>
-      <w:r>
-        <w:t>In that regard, the issue facing the firm becomes that of the absence of easily understandable evidence to allow them to predict the direction of their digital retailing activities in Ireland. This study seeks to investigate the following: What has been the pattern of involvement in online shopping and online retail sales in Ireland, and how well does historical retailing data predict the proportion of online sales to total retail sales?</w:t>
+      <w:pPr>
+        <w:spacing w:line="360" w:lineRule="auto"/>
+        <w:rPr>
+          <w:rFonts w:ascii="Arial" w:hAnsi="Arial" w:cs="Arial"/>
+          <w:sz w:val="24"/>
+          <w:szCs w:val="24"/>
+        </w:rPr>
+      </w:pPr>
+      <w:r>
+        <w:rPr>
+          <w:rFonts w:ascii="Arial" w:hAnsi="Arial" w:cs="Arial"/>
+          <w:sz w:val="24"/>
+          <w:szCs w:val="24"/>
+        </w:rPr>
+        <w:t xml:space="preserve">In that regard, the issue facing the firm becomes that of the absence of easily understandable evidence to allow them to predict the direction of their digital retailing activities in Ireland. This study seeks to investigate the following: What has been the pattern of involvement in online shopping and online retail sales in Ireland, and how </w:t>
+      </w:r>
+      <w:r>
+        <w:rPr>
+          <w:rFonts w:ascii="Arial" w:hAnsi="Arial" w:cs="Arial"/>
+          <w:sz w:val="24"/>
+          <w:szCs w:val="24"/>
+        </w:rPr>
+        <w:lastRenderedPageBreak/>
+        <w:t>well does historical retailing data predict the proportion of online sales to total retail sales?</w:t>
       </w:r>
     </w:p>
     <w:p>
       <w:pPr>
         <w:pStyle w:val="Heading1"/>
-      </w:pPr>
-      <w:bookmarkStart w:id="22" w:name="_Toc243420341"/>
-      <w:r>
+        <w:spacing w:line="360" w:lineRule="auto"/>
+        <w:rPr>
+          <w:rFonts w:ascii="Arial" w:hAnsi="Arial" w:cs="Arial"/>
+          <w:sz w:val="32"/>
+          <w:szCs w:val="32"/>
+        </w:rPr>
+      </w:pPr>
+      <w:bookmarkStart w:id="11" w:name="_Toc243421393"/>
+      <w:r>
+        <w:rPr>
+          <w:rFonts w:ascii="Arial" w:hAnsi="Arial" w:cs="Arial"/>
+          <w:sz w:val="32"/>
+          <w:szCs w:val="32"/>
+        </w:rPr>
         <w:t>4. Objectives</w:t>
       </w:r>
-      <w:bookmarkEnd w:id="22"/>
-    </w:p>
-    <w:p>
-      <w:r>
+      <w:bookmarkEnd w:id="11"/>
+    </w:p>
+    <w:p>
+      <w:pPr>
+        <w:spacing w:line="360" w:lineRule="auto"/>
+        <w:rPr>
+          <w:rFonts w:ascii="Arial" w:hAnsi="Arial" w:cs="Arial"/>
+          <w:sz w:val="24"/>
+          <w:szCs w:val="24"/>
+        </w:rPr>
+      </w:pPr>
+      <w:r>
+        <w:rPr>
+          <w:rFonts w:ascii="Arial" w:hAnsi="Arial" w:cs="Arial"/>
+          <w:sz w:val="24"/>
+          <w:szCs w:val="24"/>
+        </w:rPr>
         <w:t xml:space="preserve">Objective: To study the shifts in online shopping </w:t>
       </w:r>
       <w:r>
+        <w:rPr>
+          <w:rFonts w:ascii="Arial" w:hAnsi="Arial" w:cs="Arial"/>
+          <w:sz w:val="24"/>
+          <w:szCs w:val="24"/>
+        </w:rPr>
         <w:t>behaviour</w:t>
       </w:r>
       <w:r>
+        <w:rPr>
+          <w:rFonts w:ascii="Arial" w:hAnsi="Arial" w:cs="Arial"/>
+          <w:sz w:val="24"/>
+          <w:szCs w:val="24"/>
+        </w:rPr>
         <w:t xml:space="preserve"> in Ireland and to create a scientific forecasting strategy for making decisions on behalf of retailers running their business online and in the store.</w:t>
       </w:r>
     </w:p>
     <w:p>
-      <w:r>
+      <w:pPr>
+        <w:spacing w:line="360" w:lineRule="auto"/>
+        <w:rPr>
+          <w:rFonts w:ascii="Arial" w:hAnsi="Arial" w:cs="Arial"/>
+          <w:sz w:val="24"/>
+          <w:szCs w:val="24"/>
+        </w:rPr>
+      </w:pPr>
+      <w:r>
+        <w:rPr>
+          <w:rFonts w:ascii="Arial" w:hAnsi="Arial" w:cs="Arial"/>
+          <w:sz w:val="24"/>
+          <w:szCs w:val="24"/>
+        </w:rPr>
         <w:t>• Historical developments in online shopping involvement and online sales turnover in Ireland.</w:t>
       </w:r>
     </w:p>
     <w:p>
-      <w:r>
+      <w:pPr>
+        <w:spacing w:line="360" w:lineRule="auto"/>
+        <w:rPr>
+          <w:rFonts w:ascii="Arial" w:hAnsi="Arial" w:cs="Arial"/>
+          <w:sz w:val="24"/>
+          <w:szCs w:val="24"/>
+        </w:rPr>
+      </w:pPr>
+      <w:r>
+        <w:rPr>
+          <w:rFonts w:ascii="Arial" w:hAnsi="Arial" w:cs="Arial"/>
+          <w:sz w:val="24"/>
+          <w:szCs w:val="24"/>
+        </w:rPr>
         <w:t>• Study variations among different demographic categories and retail industries, based on dataset availability.</w:t>
       </w:r>
     </w:p>
     <w:p>
-      <w:r>
+      <w:pPr>
+        <w:spacing w:line="360" w:lineRule="auto"/>
+        <w:rPr>
+          <w:rFonts w:ascii="Arial" w:hAnsi="Arial" w:cs="Arial"/>
+          <w:sz w:val="24"/>
+          <w:szCs w:val="24"/>
+        </w:rPr>
+      </w:pPr>
+      <w:r>
+        <w:rPr>
+          <w:rFonts w:ascii="Arial" w:hAnsi="Arial" w:cs="Arial"/>
+          <w:sz w:val="24"/>
+          <w:szCs w:val="24"/>
+        </w:rPr>
         <w:t>• Assess the quality, comparability and limitations of relevant official datasets.</w:t>
       </w:r>
     </w:p>
     <w:p>
-      <w:r>
+      <w:pPr>
+        <w:spacing w:line="360" w:lineRule="auto"/>
+        <w:rPr>
+          <w:rFonts w:ascii="Arial" w:hAnsi="Arial" w:cs="Arial"/>
+          <w:sz w:val="24"/>
+          <w:szCs w:val="24"/>
+        </w:rPr>
+      </w:pPr>
+      <w:r>
+        <w:rPr>
+          <w:rFonts w:ascii="Arial" w:hAnsi="Arial" w:cs="Arial"/>
+          <w:sz w:val="24"/>
+          <w:szCs w:val="24"/>
+        </w:rPr>
         <w:t>• Construct and assess models for a chosen online retail turnover share time series.</w:t>
       </w:r>
     </w:p>
     <w:p>
-      <w:r>
+      <w:pPr>
+        <w:spacing w:line="360" w:lineRule="auto"/>
+        <w:rPr>
+          <w:rFonts w:ascii="Arial" w:hAnsi="Arial" w:cs="Arial"/>
+          <w:sz w:val="24"/>
+          <w:szCs w:val="24"/>
+        </w:rPr>
+      </w:pPr>
+      <w:r>
+        <w:rPr>
+          <w:rFonts w:ascii="Arial" w:hAnsi="Arial" w:cs="Arial"/>
+          <w:sz w:val="24"/>
+          <w:szCs w:val="24"/>
+        </w:rPr>
         <w:t>• Translate findings and forecast uncertainty into practical retail strategy recommendations.</w:t>
       </w:r>
     </w:p>
     <w:p>
-      <w:r>
+      <w:pPr>
+        <w:spacing w:line="360" w:lineRule="auto"/>
+        <w:rPr>
+          <w:rFonts w:ascii="Arial" w:hAnsi="Arial" w:cs="Arial"/>
+          <w:sz w:val="24"/>
+          <w:szCs w:val="24"/>
+        </w:rPr>
+      </w:pPr>
+      <w:r>
+        <w:rPr>
+          <w:rFonts w:ascii="Arial" w:hAnsi="Arial" w:cs="Arial"/>
+          <w:sz w:val="24"/>
+          <w:szCs w:val="24"/>
+        </w:rPr>
+        <w:t>Working hypothesis: Past trends include helpful elements for forecasting turnover share in online retail for the near future; however, the forecast might not be better than a naive on</w:t>
+      </w:r>
+      <w:r>
+        <w:rPr>
+          <w:rFonts w:ascii="Arial" w:hAnsi="Arial" w:cs="Arial"/>
+          <w:sz w:val="24"/>
+          <w:szCs w:val="24"/>
+        </w:rPr>
+        <w:t>es.</w:t>
+      </w:r>
+    </w:p>
+    <w:p>
+      <w:pPr>
+        <w:pStyle w:val="Heading1"/>
+        <w:spacing w:line="360" w:lineRule="auto"/>
+        <w:rPr>
+          <w:rFonts w:ascii="Arial" w:hAnsi="Arial" w:cs="Arial"/>
+          <w:sz w:val="32"/>
+          <w:szCs w:val="32"/>
+        </w:rPr>
+      </w:pPr>
+      <w:bookmarkStart w:id="12" w:name="_Toc243421394"/>
+      <w:r>
+        <w:rPr>
+          <w:rFonts w:ascii="Arial" w:hAnsi="Arial" w:cs="Arial"/>
+          <w:sz w:val="32"/>
+          <w:szCs w:val="32"/>
+        </w:rPr>
+        <w:t>5. Scopes</w:t>
+      </w:r>
+      <w:bookmarkEnd w:id="12"/>
+    </w:p>
+    <w:p>
+      <w:pPr>
+        <w:spacing w:after="100" w:line="360" w:lineRule="auto"/>
+        <w:rPr>
+          <w:rFonts w:ascii="Arial" w:eastAsia="MS Mincho" w:hAnsi="Arial" w:cs="Arial"/>
+          <w:sz w:val="24"/>
+          <w:szCs w:val="24"/>
+          <w:lang w:val="en-US" w:eastAsia="en-US"/>
+        </w:rPr>
+      </w:pPr>
+      <w:r>
+        <w:rPr>
+          <w:rFonts w:ascii="Arial" w:eastAsia="MS Mincho" w:hAnsi="Arial" w:cs="Arial"/>
+          <w:sz w:val="24"/>
+          <w:szCs w:val="24"/>
+          <w:lang w:val="en-US" w:eastAsia="en-US"/>
+        </w:rPr>
+        <w:t>The area in question is the Republic of Ireland. The analysis will place more importance on the comparable time series data that can be found for each of the years covered by the selected sources rather than any random year of interest. Factors such as participation in online buying and online turnover by sectors will be considered. The main variable to predict would be the percentage of retailer turnover made up of online sales for a certain sector.</w:t>
+      </w:r>
+    </w:p>
+    <w:p>
+      <w:pPr>
+        <w:spacing w:after="100" w:line="360" w:lineRule="auto"/>
+        <w:rPr>
+          <w:rFonts w:ascii="Arial" w:eastAsia="MS Mincho" w:hAnsi="Arial" w:cs="Arial"/>
+          <w:sz w:val="24"/>
+          <w:szCs w:val="24"/>
+          <w:lang w:val="en-US" w:eastAsia="en-US"/>
+        </w:rPr>
+      </w:pPr>
+      <w:r>
+        <w:rPr>
+          <w:rFonts w:ascii="Arial" w:eastAsia="MS Mincho" w:hAnsi="Arial" w:cs="Arial"/>
+          <w:sz w:val="24"/>
+          <w:szCs w:val="24"/>
+          <w:lang w:val="en-US" w:eastAsia="en-US"/>
+        </w:rPr>
+        <w:t xml:space="preserve">It is worth noting that the research will not make any assumptions regarding the preferences of individuals based on aggregate data, identify cause-and-effect relationships between online trading and store closures, nor will it provide prediction </w:t>
+      </w:r>
+      <w:r>
+        <w:rPr>
+          <w:rFonts w:ascii="Arial" w:eastAsia="MS Mincho" w:hAnsi="Arial" w:cs="Arial"/>
+          <w:sz w:val="24"/>
+          <w:szCs w:val="24"/>
+          <w:lang w:val="en-US" w:eastAsia="en-US"/>
+        </w:rPr>
         <w:lastRenderedPageBreak/>
-        <w:t>Working hypothesis: Past trends include helpful elements for forecasting turnover share in online retail for the near future; however, the forecast might not be better than a naive on</w:t>
-      </w:r>
-      <w:r>
-        <w:t>es.</w:t>
+        <w:t>for all types of retailing. Surveys, personal interviews and personal transactions will not form part of the main research methodology.</w:t>
       </w:r>
     </w:p>
     <w:p>
       <w:pPr>
         <w:pStyle w:val="Heading1"/>
-      </w:pPr>
-      <w:bookmarkStart w:id="23" w:name="_Toc243420342"/>
-      <w:r>
-        <w:t>5. Scopes</w:t>
-      </w:r>
-      <w:bookmarkEnd w:id="23"/>
-    </w:p>
-    <w:p>
-      <w:pPr>
-        <w:spacing w:after="100" w:line="276" w:lineRule="auto"/>
-        <w:rPr>
-          <w:rFonts w:ascii="Aptos" w:eastAsia="MS Mincho" w:hAnsi="Aptos" w:cs="Times New Roman"/>
-          <w:sz w:val="20"/>
-          <w:lang w:val="en-US" w:eastAsia="en-US"/>
-        </w:rPr>
-      </w:pPr>
-      <w:r>
-        <w:rPr>
-          <w:rFonts w:ascii="Aptos" w:eastAsia="MS Mincho" w:hAnsi="Aptos" w:cs="Times New Roman"/>
-          <w:sz w:val="20"/>
-          <w:lang w:val="en-US" w:eastAsia="en-US"/>
-        </w:rPr>
-        <w:t>The area in question is the Republic of Ireland. The analysis will place more importance on the comparable time series data that can be found for each of the years covered by the selected sources rather than any random year of interest. Factors such as participation in online buying and online turnover by sectors will be considered. The main variable to predict would be the percentage of retailer turnover made up of online sales for a certain sector.</w:t>
-      </w:r>
-    </w:p>
-    <w:p>
-      <w:pPr>
-        <w:spacing w:after="100" w:line="276" w:lineRule="auto"/>
-        <w:rPr>
-          <w:rFonts w:ascii="Aptos" w:eastAsia="MS Mincho" w:hAnsi="Aptos" w:cs="Times New Roman"/>
-          <w:sz w:val="20"/>
-          <w:lang w:val="en-US" w:eastAsia="en-US"/>
-        </w:rPr>
-      </w:pPr>
-      <w:r>
-        <w:rPr>
-          <w:rFonts w:ascii="Aptos" w:eastAsia="MS Mincho" w:hAnsi="Aptos" w:cs="Times New Roman"/>
-          <w:sz w:val="20"/>
-          <w:lang w:val="en-US" w:eastAsia="en-US"/>
-        </w:rPr>
-        <w:t>It is worth noting that the research will not make any assumptions regarding the preferences of individuals based on aggregate data, identify cause-and-effect relationships between online trading and store closures, nor will it provide prediction for all types of retailing. Surveys, personal interviews and personal transactions will not form part of the main research methodology.</w:t>
+        <w:spacing w:line="360" w:lineRule="auto"/>
+        <w:rPr>
+          <w:rFonts w:ascii="Arial" w:hAnsi="Arial" w:cs="Arial"/>
+          <w:sz w:val="32"/>
+          <w:szCs w:val="32"/>
+          <w:lang w:val="en-US"/>
+        </w:rPr>
+      </w:pPr>
+      <w:bookmarkStart w:id="13" w:name="_Toc243421395"/>
+      <w:r>
+        <w:rPr>
+          <w:rFonts w:ascii="Arial" w:hAnsi="Arial" w:cs="Arial"/>
+          <w:sz w:val="32"/>
+          <w:szCs w:val="32"/>
+          <w:lang w:val="en-US"/>
+        </w:rPr>
+        <w:t>6. Methodology</w:t>
+      </w:r>
+      <w:bookmarkEnd w:id="13"/>
+    </w:p>
+    <w:p>
+      <w:pPr>
+        <w:spacing w:line="360" w:lineRule="auto"/>
+        <w:rPr>
+          <w:rFonts w:ascii="Arial" w:hAnsi="Arial" w:cs="Arial"/>
+          <w:sz w:val="24"/>
+          <w:szCs w:val="24"/>
+        </w:rPr>
+      </w:pPr>
+      <w:r>
+        <w:rPr>
+          <w:rFonts w:ascii="Arial" w:hAnsi="Arial" w:cs="Arial"/>
+          <w:sz w:val="24"/>
+          <w:szCs w:val="24"/>
+        </w:rPr>
+        <w:t>The project shall be structured using an analytics workflow that includes data collection, data documentation, cleaning, exploratory analysis, forecasting, validation, and business insights. The series would be obtained using a format that can be used repeatedly, noting details such as the variables used, their units of measurement, frequencies, missing data, and revisions. Jupyter Notebook shall be used alongside pandas for data preparation, matplotlib/seaborn for visual explorations and scikit-learn or other statistical packages for models.</w:t>
+      </w:r>
+    </w:p>
+    <w:p>
+      <w:pPr>
+        <w:spacing w:line="360" w:lineRule="auto"/>
+        <w:rPr>
+          <w:rFonts w:ascii="Arial" w:hAnsi="Arial" w:cs="Arial"/>
+          <w:sz w:val="24"/>
+          <w:szCs w:val="24"/>
+        </w:rPr>
+      </w:pPr>
+      <w:r>
+        <w:rPr>
+          <w:rFonts w:ascii="Arial" w:hAnsi="Arial" w:cs="Arial"/>
+          <w:sz w:val="24"/>
+          <w:szCs w:val="24"/>
+        </w:rPr>
+        <w:t>Exploratory analysis will be performed with respect to time trends, sector-wise variations, seasonality if data frequency allows it, and possible structural breaks. The primary forecasting model choice will involve comparing a last-value or seasonal model against a basic regression/time series model and, if possible, depending on dataset size, a more complex model like random forest. Time ordering of training/testing will avoid contamination from future periods.</w:t>
       </w:r>
     </w:p>
     <w:p>
       <w:pPr>
         <w:pStyle w:val="Heading1"/>
-        <w:rPr>
-          <w:lang w:val="en-US"/>
-        </w:rPr>
-      </w:pPr>
-      <w:bookmarkStart w:id="24" w:name="_Toc243420343"/>
-      <w:r>
-        <w:rPr>
-          <w:lang w:val="en-US"/>
-        </w:rPr>
-        <w:t>6. Methodology</w:t>
-      </w:r>
-      <w:bookmarkEnd w:id="24"/>
-    </w:p>
-    <w:p>
-      <w:r>
-        <w:t>The project shall be structured using an analytics workflow that includes data collection, data documentation, cleaning, exploratory analysis, forecasting, validation, and business insights. The series would be obtained using a format that can be used repeatedly, noting details such as the variables used, their units of measurement, frequencies, missing data, and revisions. Python and Jupyter Notebook shall be used alongside pandas for data preparation, matplotlib/seaborn for visual explorations and scikit-learn or other statistical packages for models.</w:t>
-      </w:r>
-    </w:p>
-    <w:p>
-      <w:r>
-        <w:t>Exploratory analysis will be performed with respect to time trends, sector-wise variations, seasonality if data frequency allows it, and possible structural breaks. The primary forecasting model choice will involve comparing a naïve last-value or seasonal naïve model against a basic regression/time series model and, if possible, depending on dataset size, a more complex model like random forest. Time ordering of training/testing will avoid contamination from future periods.</w:t>
+        <w:spacing w:line="360" w:lineRule="auto"/>
+        <w:rPr>
+          <w:rFonts w:ascii="Arial" w:hAnsi="Arial" w:cs="Arial"/>
+          <w:sz w:val="32"/>
+          <w:szCs w:val="32"/>
+        </w:rPr>
+      </w:pPr>
+      <w:bookmarkStart w:id="14" w:name="_Toc243421396"/>
+      <w:r>
+        <w:rPr>
+          <w:rFonts w:ascii="Arial" w:hAnsi="Arial" w:cs="Arial"/>
+          <w:sz w:val="32"/>
+          <w:szCs w:val="32"/>
+        </w:rPr>
+        <w:t xml:space="preserve">7 . </w:t>
+      </w:r>
+      <w:r>
+        <w:rPr>
+          <w:rFonts w:ascii="Arial" w:hAnsi="Arial" w:cs="Arial"/>
+          <w:sz w:val="32"/>
+          <w:szCs w:val="32"/>
+        </w:rPr>
+        <w:t>Data Sources</w:t>
+      </w:r>
+      <w:bookmarkEnd w:id="14"/>
+    </w:p>
+    <w:p>
+      <w:pPr>
+        <w:spacing w:line="360" w:lineRule="auto"/>
+        <w:rPr>
+          <w:rFonts w:ascii="Arial" w:hAnsi="Arial" w:cs="Arial"/>
+          <w:sz w:val="24"/>
+          <w:szCs w:val="24"/>
+        </w:rPr>
+      </w:pPr>
+      <w:r>
+        <w:rPr>
+          <w:rFonts w:ascii="Arial" w:hAnsi="Arial" w:cs="Arial"/>
+          <w:sz w:val="24"/>
+          <w:szCs w:val="24"/>
+        </w:rPr>
+        <w:t>Potential sources for will be CSO Retail Sales Index tables on online sales and CSO Household Digital Consumer Behaviour reports. Eurostat data on the digital economy can serve as background information for definitions</w:t>
+      </w:r>
+      <w:r>
+        <w:rPr>
+          <w:rFonts w:ascii="Arial" w:hAnsi="Arial" w:cs="Arial"/>
+          <w:sz w:val="24"/>
+          <w:szCs w:val="24"/>
+        </w:rPr>
+        <w:t>.</w:t>
       </w:r>
     </w:p>
     <w:p>
       <w:pPr>
         <w:pStyle w:val="Heading1"/>
-      </w:pPr>
-      <w:bookmarkStart w:id="25" w:name="_Toc243420344"/>
-      <w:r>
-        <w:t xml:space="preserve">7 . </w:t>
-      </w:r>
-      <w:r>
-        <w:t>Data Sources</w:t>
-      </w:r>
-      <w:bookmarkEnd w:id="25"/>
-    </w:p>
-    <w:p>
-      <w:r>
-        <w:t>Potential sources for will be CSO Retail Sales Index tables on online sales and CSO Household Digital Consumer Behaviour reports. Eurostat data on the digital economy can serve as background information for definitions</w:t>
-      </w:r>
-      <w:r>
-        <w:t>.</w:t>
+        <w:spacing w:line="360" w:lineRule="auto"/>
+        <w:rPr>
+          <w:rFonts w:ascii="Arial" w:hAnsi="Arial" w:cs="Arial"/>
+          <w:sz w:val="32"/>
+          <w:szCs w:val="32"/>
+        </w:rPr>
+      </w:pPr>
+      <w:bookmarkStart w:id="15" w:name="_Toc243421397"/>
+      <w:r>
+        <w:rPr>
+          <w:rFonts w:ascii="Arial" w:hAnsi="Arial" w:cs="Arial"/>
+          <w:sz w:val="32"/>
+          <w:szCs w:val="32"/>
+        </w:rPr>
+        <w:t xml:space="preserve">8 . </w:t>
+      </w:r>
+      <w:r>
+        <w:rPr>
+          <w:rFonts w:ascii="Arial" w:hAnsi="Arial" w:cs="Arial"/>
+          <w:sz w:val="32"/>
+          <w:szCs w:val="32"/>
+        </w:rPr>
+        <w:t xml:space="preserve">Expect </w:t>
+      </w:r>
+      <w:r>
+        <w:rPr>
+          <w:rFonts w:ascii="Arial" w:hAnsi="Arial" w:cs="Arial"/>
+          <w:sz w:val="32"/>
+          <w:szCs w:val="32"/>
+        </w:rPr>
+        <w:t>Deliverables</w:t>
+      </w:r>
+      <w:bookmarkEnd w:id="15"/>
+    </w:p>
+    <w:p>
+      <w:pPr>
+        <w:spacing w:line="360" w:lineRule="auto"/>
+        <w:rPr>
+          <w:rFonts w:ascii="Arial" w:hAnsi="Arial" w:cs="Arial"/>
+          <w:sz w:val="24"/>
+          <w:szCs w:val="24"/>
+        </w:rPr>
+      </w:pPr>
+      <w:r>
+        <w:rPr>
+          <w:rFonts w:ascii="Arial" w:hAnsi="Arial" w:cs="Arial"/>
+          <w:sz w:val="24"/>
+          <w:szCs w:val="24"/>
+        </w:rPr>
+        <w:t xml:space="preserve">The project is expected to have accomplished the following: </w:t>
+      </w:r>
+    </w:p>
+    <w:p>
+      <w:pPr>
+        <w:spacing w:line="360" w:lineRule="auto"/>
+        <w:rPr>
+          <w:rFonts w:ascii="Arial" w:hAnsi="Arial" w:cs="Arial"/>
+          <w:sz w:val="24"/>
+          <w:szCs w:val="24"/>
+        </w:rPr>
+      </w:pPr>
+      <w:r>
+        <w:rPr>
+          <w:rFonts w:ascii="Arial" w:hAnsi="Arial" w:cs="Arial"/>
+          <w:sz w:val="24"/>
+          <w:szCs w:val="24"/>
+        </w:rPr>
+        <w:t xml:space="preserve">1 . </w:t>
+      </w:r>
+      <w:r>
+        <w:rPr>
+          <w:rFonts w:ascii="Arial" w:hAnsi="Arial" w:cs="Arial"/>
+          <w:sz w:val="24"/>
+          <w:szCs w:val="24"/>
+        </w:rPr>
+        <w:t xml:space="preserve">An analysis dataset that has been documented and cleaned with a data dictionary; </w:t>
+      </w:r>
+    </w:p>
+    <w:p>
+      <w:pPr>
+        <w:spacing w:line="360" w:lineRule="auto"/>
+        <w:rPr>
+          <w:rFonts w:ascii="Arial" w:hAnsi="Arial" w:cs="Arial"/>
+          <w:sz w:val="24"/>
+          <w:szCs w:val="24"/>
+        </w:rPr>
+      </w:pPr>
+      <w:r>
+        <w:rPr>
+          <w:rFonts w:ascii="Arial" w:hAnsi="Arial" w:cs="Arial"/>
+          <w:sz w:val="24"/>
+          <w:szCs w:val="24"/>
+        </w:rPr>
+        <w:t xml:space="preserve">2. </w:t>
+      </w:r>
+      <w:r>
+        <w:rPr>
+          <w:rFonts w:ascii="Arial" w:hAnsi="Arial" w:cs="Arial"/>
+          <w:sz w:val="24"/>
+          <w:szCs w:val="24"/>
+        </w:rPr>
+        <w:t xml:space="preserve"> Reproducible </w:t>
+      </w:r>
+      <w:r>
+        <w:rPr>
+          <w:rFonts w:ascii="Arial" w:hAnsi="Arial" w:cs="Arial"/>
+          <w:sz w:val="24"/>
+          <w:szCs w:val="24"/>
+        </w:rPr>
+        <w:t>Jupyter</w:t>
+      </w:r>
+      <w:r>
+        <w:rPr>
+          <w:rFonts w:ascii="Arial" w:hAnsi="Arial" w:cs="Arial"/>
+          <w:sz w:val="24"/>
+          <w:szCs w:val="24"/>
+        </w:rPr>
+        <w:t xml:space="preserve"> notebooks with a version-controlled repository; </w:t>
+      </w:r>
+    </w:p>
+    <w:p>
+      <w:pPr>
+        <w:spacing w:line="360" w:lineRule="auto"/>
+        <w:rPr>
+          <w:rFonts w:ascii="Arial" w:hAnsi="Arial" w:cs="Arial"/>
+          <w:sz w:val="24"/>
+          <w:szCs w:val="24"/>
+        </w:rPr>
+      </w:pPr>
+      <w:r>
+        <w:rPr>
+          <w:rFonts w:ascii="Arial" w:hAnsi="Arial" w:cs="Arial"/>
+          <w:sz w:val="24"/>
+          <w:szCs w:val="24"/>
+        </w:rPr>
+        <w:t xml:space="preserve">3. </w:t>
+      </w:r>
+      <w:r>
+        <w:rPr>
+          <w:rFonts w:ascii="Arial" w:hAnsi="Arial" w:cs="Arial"/>
+          <w:sz w:val="24"/>
+          <w:szCs w:val="24"/>
+        </w:rPr>
+        <w:t xml:space="preserve"> Descriptive charts on trends of online purchases and retail </w:t>
+      </w:r>
+      <w:r>
+        <w:rPr>
+          <w:rFonts w:ascii="Arial" w:hAnsi="Arial" w:cs="Arial"/>
+          <w:sz w:val="24"/>
+          <w:szCs w:val="24"/>
+        </w:rPr>
+        <w:t>rotation of customers</w:t>
+      </w:r>
+      <w:r>
+        <w:rPr>
+          <w:rFonts w:ascii="Arial" w:hAnsi="Arial" w:cs="Arial"/>
+          <w:sz w:val="24"/>
+          <w:szCs w:val="24"/>
+        </w:rPr>
+        <w:t xml:space="preserve">; </w:t>
+      </w:r>
+    </w:p>
+    <w:p>
+      <w:pPr>
+        <w:spacing w:line="360" w:lineRule="auto"/>
+        <w:rPr>
+          <w:rFonts w:ascii="Arial" w:hAnsi="Arial" w:cs="Arial"/>
+          <w:sz w:val="24"/>
+          <w:szCs w:val="24"/>
+        </w:rPr>
+      </w:pPr>
+      <w:r>
+        <w:rPr>
+          <w:rFonts w:ascii="Arial" w:hAnsi="Arial" w:cs="Arial"/>
+          <w:sz w:val="24"/>
+          <w:szCs w:val="24"/>
+        </w:rPr>
+        <w:t xml:space="preserve">4. </w:t>
+      </w:r>
+      <w:r>
+        <w:rPr>
+          <w:rFonts w:ascii="Arial" w:hAnsi="Arial" w:cs="Arial"/>
+          <w:sz w:val="24"/>
+          <w:szCs w:val="24"/>
+        </w:rPr>
+        <w:t>A dashboard or visual report;</w:t>
+      </w:r>
+    </w:p>
+    <w:p>
+      <w:pPr>
+        <w:spacing w:line="360" w:lineRule="auto"/>
+        <w:rPr>
+          <w:rFonts w:ascii="Arial" w:hAnsi="Arial" w:cs="Arial"/>
+          <w:sz w:val="24"/>
+          <w:szCs w:val="24"/>
+        </w:rPr>
+      </w:pPr>
+      <w:r>
+        <w:rPr>
+          <w:rFonts w:ascii="Arial" w:hAnsi="Arial" w:cs="Arial"/>
+          <w:sz w:val="24"/>
+          <w:szCs w:val="24"/>
+        </w:rPr>
+        <w:lastRenderedPageBreak/>
+        <w:t xml:space="preserve">5. </w:t>
+      </w:r>
+      <w:r>
+        <w:rPr>
+          <w:rFonts w:ascii="Arial" w:hAnsi="Arial" w:cs="Arial"/>
+          <w:sz w:val="24"/>
+          <w:szCs w:val="24"/>
+        </w:rPr>
+        <w:t xml:space="preserve">The final critical report. </w:t>
+      </w:r>
+    </w:p>
+    <w:p>
+      <w:pPr>
+        <w:spacing w:line="360" w:lineRule="auto"/>
+        <w:rPr>
+          <w:rFonts w:ascii="Arial" w:hAnsi="Arial" w:cs="Arial"/>
+          <w:sz w:val="24"/>
+          <w:szCs w:val="24"/>
+        </w:rPr>
+      </w:pPr>
+      <w:r>
+        <w:rPr>
+          <w:rFonts w:ascii="Arial" w:hAnsi="Arial" w:cs="Arial"/>
+          <w:sz w:val="24"/>
+          <w:szCs w:val="24"/>
+        </w:rPr>
+        <w:t>This is just an outline of the deliverables and not the finished product.</w:t>
       </w:r>
     </w:p>
     <w:p>
       <w:pPr>
         <w:pStyle w:val="Heading1"/>
-      </w:pPr>
-      <w:bookmarkStart w:id="26" w:name="_Toc243420345"/>
-      <w:r>
-        <w:t xml:space="preserve">8 . </w:t>
-      </w:r>
-      <w:r>
-        <w:t xml:space="preserve">Expect </w:t>
-      </w:r>
-      <w:r>
-        <w:t>Deliverables</w:t>
-      </w:r>
-      <w:bookmarkEnd w:id="26"/>
-    </w:p>
-    <w:p>
-      <w:r>
-        <w:t xml:space="preserve">The project is expected to have accomplished the following: </w:t>
-      </w:r>
-    </w:p>
-    <w:p>
-      <w:r>
-        <w:t xml:space="preserve">1 . </w:t>
-      </w:r>
-      <w:r>
-        <w:t xml:space="preserve">An analysis dataset that has been documented and cleaned with a data dictionary; </w:t>
-      </w:r>
-    </w:p>
-    <w:p>
-      <w:r>
-        <w:t xml:space="preserve">2. </w:t>
-      </w:r>
-      <w:r>
-        <w:t xml:space="preserve"> Reproducible python notebooks with a version-controlled repository; </w:t>
-      </w:r>
-    </w:p>
-    <w:p>
-      <w:r>
-        <w:t xml:space="preserve">3. </w:t>
-      </w:r>
-      <w:r>
-        <w:t xml:space="preserve"> Descriptive charts on trends of online purchases and retail </w:t>
-      </w:r>
-      <w:r>
-        <w:t>rotation of customers</w:t>
-      </w:r>
-      <w:r>
-        <w:t xml:space="preserve">; </w:t>
-      </w:r>
-    </w:p>
-    <w:p>
-      <w:r>
-        <w:t xml:space="preserve">4. </w:t>
-      </w:r>
-      <w:r>
-        <w:t>A dashboard or visual report;</w:t>
-      </w:r>
-    </w:p>
-    <w:p>
-      <w:r>
-        <w:t xml:space="preserve">5. </w:t>
-      </w:r>
-      <w:r>
-        <w:t xml:space="preserve">The final critical report. </w:t>
-      </w:r>
-    </w:p>
-    <w:p>
-      <w:r>
-        <w:lastRenderedPageBreak/>
-        <w:t>This is just an outline of the deliverables and not the finished product.</w:t>
+        <w:spacing w:line="360" w:lineRule="auto"/>
+        <w:rPr>
+          <w:rFonts w:ascii="Arial" w:hAnsi="Arial" w:cs="Arial"/>
+          <w:sz w:val="32"/>
+          <w:szCs w:val="32"/>
+        </w:rPr>
+      </w:pPr>
+      <w:bookmarkStart w:id="16" w:name="_Toc243421398"/>
+      <w:r>
+        <w:rPr>
+          <w:rFonts w:ascii="Arial" w:hAnsi="Arial" w:cs="Arial"/>
+          <w:sz w:val="32"/>
+          <w:szCs w:val="32"/>
+        </w:rPr>
+        <w:t>9. Project Timeline</w:t>
+      </w:r>
+      <w:bookmarkEnd w:id="16"/>
+    </w:p>
+    <w:p>
+      <w:pPr>
+        <w:spacing w:line="360" w:lineRule="auto"/>
+        <w:rPr>
+          <w:rFonts w:ascii="Arial" w:hAnsi="Arial" w:cs="Arial"/>
+          <w:sz w:val="24"/>
+          <w:szCs w:val="24"/>
+        </w:rPr>
+      </w:pPr>
+      <w:r>
+        <w:rPr>
+          <w:rFonts w:ascii="Arial" w:hAnsi="Arial" w:cs="Arial"/>
+          <w:sz w:val="24"/>
+          <w:szCs w:val="24"/>
+        </w:rPr>
+        <w:t>Suggested two-semester schedule; specific  week dates to be correlated with the academic year.</w:t>
       </w:r>
     </w:p>
     <w:p>
       <w:pPr>
         <w:pStyle w:val="Heading1"/>
-      </w:pPr>
-      <w:bookmarkStart w:id="27" w:name="_Toc243420346"/>
-      <w:r>
-        <w:t>9. Project Timeline</w:t>
-      </w:r>
-      <w:bookmarkEnd w:id="27"/>
-    </w:p>
-    <w:p>
-      <w:r>
-        <w:t>Suggested two-semester schedule; specific  week dates to be correlated with the academic year.</w:t>
-      </w:r>
-    </w:p>
-    <w:p>
-      <w:pPr>
-        <w:pStyle w:val="Heading1"/>
-      </w:pPr>
-      <w:bookmarkStart w:id="28" w:name="_Toc243420347"/>
-      <w:r>
+        <w:spacing w:line="360" w:lineRule="auto"/>
+        <w:rPr>
+          <w:rFonts w:ascii="Arial" w:hAnsi="Arial" w:cs="Arial"/>
+          <w:sz w:val="32"/>
+          <w:szCs w:val="32"/>
+        </w:rPr>
+      </w:pPr>
+      <w:bookmarkStart w:id="17" w:name="_Toc243421399"/>
+      <w:r>
+        <w:rPr>
+          <w:rFonts w:ascii="Arial" w:hAnsi="Arial" w:cs="Arial"/>
+          <w:sz w:val="32"/>
+          <w:szCs w:val="32"/>
+        </w:rPr>
         <w:t xml:space="preserve">10. Ethical </w:t>
       </w:r>
       <w:r>
+        <w:rPr>
+          <w:rFonts w:ascii="Arial" w:hAnsi="Arial" w:cs="Arial"/>
+          <w:sz w:val="32"/>
+          <w:szCs w:val="32"/>
+        </w:rPr>
         <w:t>and legal considerations</w:t>
       </w:r>
-      <w:bookmarkEnd w:id="28"/>
-    </w:p>
-    <w:p>
-      <w:r>
+      <w:bookmarkEnd w:id="17"/>
+    </w:p>
+    <w:p>
+      <w:pPr>
+        <w:spacing w:line="360" w:lineRule="auto"/>
+        <w:rPr>
+          <w:rFonts w:ascii="Arial" w:hAnsi="Arial" w:cs="Arial"/>
+          <w:sz w:val="24"/>
+          <w:szCs w:val="24"/>
+        </w:rPr>
+      </w:pPr>
+      <w:r>
+        <w:rPr>
+          <w:rFonts w:ascii="Arial" w:hAnsi="Arial" w:cs="Arial"/>
+          <w:sz w:val="24"/>
+          <w:szCs w:val="24"/>
+        </w:rPr>
         <w:t>However, the primary project shall utilize publicly available aggregate statistics instead of personal customer information. Licensing and citing of the dataset will be ensured. Irish Data Protection Act 2018 and EU General Data Protection Regulation provide pertinent guidelines on privacy considerations should the scope shift towards collecting personal data (European Union, 2016; Ireland, 2018). Should any survey or personal data be collected in the future, a specific ethical review, legal justification, and measures will be ensured prior to data collection. The data files will be</w:t>
       </w:r>
       <w:r>
+        <w:rPr>
+          <w:rFonts w:ascii="Arial" w:hAnsi="Arial" w:cs="Arial"/>
+          <w:sz w:val="24"/>
+          <w:szCs w:val="24"/>
+        </w:rPr>
         <w:t xml:space="preserve"> kept safe, restricted access to the repository will be put in place, and re-identification issues will be addressed in the published results. The project will also consider measurement bias, missing data, model drift and potential causality of forecasts.</w:t>
       </w:r>
     </w:p>
-    <w:p/>
-    <w:p/>
-    <w:p>
-      <w:pPr>
-        <w:spacing w:after="100" w:line="276" w:lineRule="auto"/>
+    <w:p>
+      <w:pPr>
+        <w:spacing w:line="360" w:lineRule="auto"/>
+      </w:pPr>
+    </w:p>
+    <w:p>
+      <w:pPr>
+        <w:spacing w:line="360" w:lineRule="auto"/>
+      </w:pPr>
+    </w:p>
+    <w:p>
+      <w:pPr>
+        <w:spacing w:after="100" w:line="360" w:lineRule="auto"/>
         <w:rPr>
           <w:rFonts w:ascii="Aptos" w:eastAsia="MS Mincho" w:hAnsi="Aptos" w:cs="Times New Roman"/>
           <w:sz w:val="20"/>
@@ -2462,102 +2745,195 @@
     </w:p>
     <w:p>
       <w:pPr>
+        <w:spacing w:line="360" w:lineRule="auto"/>
         <w:rPr>
           <w:lang w:val="en-US"/>
+        </w:rPr>
+      </w:pPr>
+    </w:p>
+    <w:p>
+      <w:pPr>
+        <w:pStyle w:val="Heading1"/>
+        <w:spacing w:line="360" w:lineRule="auto"/>
+        <w:rPr>
+          <w:rFonts w:ascii="Arial" w:hAnsi="Arial" w:cs="Arial"/>
+          <w:sz w:val="32"/>
+          <w:szCs w:val="32"/>
+        </w:rPr>
+      </w:pPr>
+      <w:bookmarkStart w:id="18" w:name="_heading=h.kfkjs3rwl2c1" w:colFirst="0" w:colLast="0"/>
+      <w:bookmarkEnd w:id="18"/>
+    </w:p>
+    <w:p>
+      <w:pPr>
+        <w:pStyle w:val="Heading1"/>
+        <w:spacing w:line="360" w:lineRule="auto"/>
+        <w:rPr>
+          <w:rFonts w:ascii="Arial" w:hAnsi="Arial" w:cs="Arial"/>
+          <w:sz w:val="32"/>
+          <w:szCs w:val="32"/>
+        </w:rPr>
+      </w:pPr>
+    </w:p>
+    <w:p>
+      <w:pPr>
+        <w:pStyle w:val="Heading1"/>
+        <w:spacing w:before="0" w:line="360" w:lineRule="auto"/>
+        <w:rPr>
+          <w:rFonts w:ascii="Arial" w:hAnsi="Arial" w:cs="Arial"/>
+          <w:sz w:val="32"/>
+          <w:szCs w:val="32"/>
         </w:rPr>
       </w:pPr>
     </w:p>
     <w:p/>
     <w:p/>
+    <w:p>
+      <w:pPr>
+        <w:pStyle w:val="Heading1"/>
+        <w:rPr>
+          <w:sz w:val="32"/>
+          <w:szCs w:val="32"/>
+        </w:rPr>
+      </w:pPr>
+      <w:bookmarkStart w:id="19" w:name="_Toc243421400"/>
+      <w:r>
+        <w:rPr>
+          <w:sz w:val="32"/>
+          <w:szCs w:val="32"/>
+        </w:rPr>
+        <w:lastRenderedPageBreak/>
+        <w:t>11. References</w:t>
+      </w:r>
+      <w:bookmarkEnd w:id="19"/>
+    </w:p>
     <w:p/>
-    <w:p/>
-    <w:p/>
-    <w:p/>
-    <w:p/>
-    <w:p/>
-    <w:p/>
-    <w:p/>
-    <w:p>
-      <w:pPr>
-        <w:pBdr>
-          <w:top w:val="nil"/>
-          <w:left w:val="nil"/>
-          <w:bottom w:val="nil"/>
-          <w:right w:val="nil"/>
-          <w:between w:val="nil"/>
-        </w:pBdr>
-        <w:spacing w:after="0" w:line="240" w:lineRule="auto"/>
-        <w:rPr>
-          <w:color w:val="000000"/>
-        </w:rPr>
-      </w:pPr>
-    </w:p>
-    <w:p/>
-    <w:p>
-      <w:pPr>
-        <w:pStyle w:val="Heading1"/>
-      </w:pPr>
-      <w:bookmarkStart w:id="29" w:name="_heading=h.kfkjs3rwl2c1" w:colFirst="0" w:colLast="0"/>
-      <w:bookmarkEnd w:id="29"/>
-    </w:p>
-    <w:p/>
-    <w:p>
-      <w:pPr>
-        <w:pStyle w:val="Heading1"/>
-      </w:pPr>
-      <w:bookmarkStart w:id="30" w:name="_Toc243420348"/>
-      <w:r>
-        <w:lastRenderedPageBreak/>
-        <w:t>11</w:t>
-      </w:r>
-      <w:r>
+    <w:p>
+      <w:pPr>
+        <w:spacing w:line="360" w:lineRule="auto"/>
+        <w:rPr>
+          <w:rFonts w:ascii="Arial" w:hAnsi="Arial" w:cs="Arial"/>
+          <w:sz w:val="24"/>
+          <w:szCs w:val="24"/>
+        </w:rPr>
+      </w:pPr>
+      <w:r>
+        <w:rPr>
+          <w:rFonts w:ascii="Arial" w:hAnsi="Arial" w:cs="Arial"/>
+          <w:sz w:val="24"/>
+          <w:szCs w:val="24"/>
+        </w:rPr>
+        <w:t xml:space="preserve">CSO (Central Statistics Office) (2025a). Household Digital Consumer Behaviour 2025. Retrieved from https://www.cso.ie/ </w:t>
+      </w:r>
+      <w:r>
+        <w:rPr>
+          <w:rFonts w:ascii="Arial" w:hAnsi="Arial" w:cs="Arial"/>
+          <w:sz w:val="24"/>
+          <w:szCs w:val="24"/>
+        </w:rPr>
+        <w:t>(</w:t>
+      </w:r>
+      <w:r>
+        <w:rPr>
+          <w:rFonts w:ascii="Arial" w:hAnsi="Arial" w:cs="Arial"/>
+          <w:sz w:val="24"/>
+          <w:szCs w:val="24"/>
+        </w:rPr>
+        <w:t>Accessed 10 October 2026</w:t>
+      </w:r>
+      <w:r>
+        <w:rPr>
+          <w:rFonts w:ascii="Arial" w:hAnsi="Arial" w:cs="Arial"/>
+          <w:sz w:val="24"/>
+          <w:szCs w:val="24"/>
+        </w:rPr>
+        <w:t>)</w:t>
+      </w:r>
+      <w:r>
+        <w:rPr>
+          <w:rFonts w:ascii="Arial" w:hAnsi="Arial" w:cs="Arial"/>
+          <w:sz w:val="24"/>
+          <w:szCs w:val="24"/>
+        </w:rPr>
         <w:t>.</w:t>
       </w:r>
-      <w:r>
-        <w:t>References</w:t>
-      </w:r>
-      <w:bookmarkEnd w:id="30"/>
-    </w:p>
-    <w:p/>
-    <w:p>
-      <w:r>
-        <w:t>CSO (Central Statistics Office) (2025a). Household Digital Consumer Behaviour 2025. Retrieved from https://www.cso.ie/ [Accessed 10 October 2026].</w:t>
-      </w:r>
-    </w:p>
-    <w:p>
-      <w:r>
+    </w:p>
+    <w:p>
+      <w:pPr>
+        <w:spacing w:line="360" w:lineRule="auto"/>
+        <w:rPr>
+          <w:rFonts w:ascii="Arial" w:hAnsi="Arial" w:cs="Arial"/>
+          <w:sz w:val="24"/>
+          <w:szCs w:val="24"/>
+        </w:rPr>
+      </w:pPr>
+      <w:r>
+        <w:rPr>
+          <w:rFonts w:ascii="Arial" w:hAnsi="Arial" w:cs="Arial"/>
+          <w:sz w:val="24"/>
+          <w:szCs w:val="24"/>
+        </w:rPr>
         <w:t>Central Statistics Office (CSO). (n.d.). Retail Sales Index &amp; online sales tables. Available from: https://data.cso.ie/ (accessed on October 10, 2026).</w:t>
       </w:r>
     </w:p>
     <w:p>
-      <w:r>
+      <w:pPr>
+        <w:spacing w:line="360" w:lineRule="auto"/>
+        <w:rPr>
+          <w:rFonts w:ascii="Arial" w:hAnsi="Arial" w:cs="Arial"/>
+          <w:sz w:val="24"/>
+          <w:szCs w:val="24"/>
+        </w:rPr>
+      </w:pPr>
+      <w:r>
+        <w:rPr>
+          <w:rFonts w:ascii="Arial" w:hAnsi="Arial" w:cs="Arial"/>
+          <w:sz w:val="24"/>
+          <w:szCs w:val="24"/>
+        </w:rPr>
         <w:t>Statistics on digital economy and society: individuals and e-commerce (n.d.). Eurostat. Available at: https://ec.europa.eu/eurostat/ (Accessed: 10 October 2026).</w:t>
       </w:r>
     </w:p>
     <w:p>
-      <w:r>
-        <w:rPr>
+      <w:pPr>
+        <w:spacing w:line="360" w:lineRule="auto"/>
+        <w:rPr>
+          <w:rFonts w:ascii="Arial" w:hAnsi="Arial" w:cs="Arial"/>
+          <w:sz w:val="24"/>
+          <w:szCs w:val="24"/>
+        </w:rPr>
+      </w:pPr>
+      <w:r>
+        <w:rPr>
+          <w:rFonts w:ascii="Arial" w:hAnsi="Arial" w:cs="Arial"/>
+          <w:sz w:val="24"/>
+          <w:szCs w:val="24"/>
           <w:lang w:val="pt-BR"/>
         </w:rPr>
         <w:t xml:space="preserve">EU (2016) Reg (EU) 2016/679 (General Data Protection Regulation). </w:t>
       </w:r>
       <w:r>
+        <w:rPr>
+          <w:rFonts w:ascii="Arial" w:hAnsi="Arial" w:cs="Arial"/>
+          <w:sz w:val="24"/>
+          <w:szCs w:val="24"/>
+        </w:rPr>
         <w:t>Official Journal of the European Union.</w:t>
       </w:r>
     </w:p>
     <w:p>
-      <w:r>
-        <w:t>Data Protection Act 2018 of Ireland (2018) Irish Statute Book. Available at: http://www.irishstatutebook.ie/ (Accessed: 10 October 2026).</w:t>
-      </w:r>
-    </w:p>
-    <w:p>
-      <w:pPr>
+      <w:pPr>
+        <w:spacing w:line="360" w:lineRule="auto"/>
         <w:rPr>
           <w:color w:val="FF0000"/>
         </w:rPr>
       </w:pPr>
     </w:p>
-    <w:p/>
+    <w:p>
+      <w:pPr>
+        <w:spacing w:line="360" w:lineRule="auto"/>
+      </w:pPr>
+    </w:p>
     <w:sectPr>
       <w:footerReference w:type="default" r:id="rId14"/>
       <w:pgSz w:w="11906" w:h="16838"/>
@@ -4160,7 +4536,6 @@
   <w:style w:type="character" w:default="1" w:styleId="DefaultParagraphFont">
     <w:name w:val="Default Paragraph Font"/>
     <w:uiPriority w:val="1"/>
-    <w:semiHidden/>
     <w:unhideWhenUsed/>
   </w:style>
   <w:style w:type="table" w:default="1" w:styleId="TableNormal">
@@ -4553,10 +4928,19 @@
     <w:autoRedefine/>
     <w:uiPriority w:val="39"/>
     <w:unhideWhenUsed/>
-    <w:rsid w:val="00E60722"/>
+    <w:rsid w:val="009E5E5E"/>
     <w:pPr>
+      <w:tabs>
+        <w:tab w:val="right" w:leader="dot" w:pos="9016"/>
+      </w:tabs>
       <w:spacing w:after="100"/>
     </w:pPr>
+    <w:rPr>
+      <w:rFonts w:ascii="Arial" w:hAnsi="Arial" w:cs="Arial"/>
+      <w:noProof/>
+      <w:sz w:val="24"/>
+      <w:szCs w:val="24"/>
+    </w:rPr>
   </w:style>
   <w:style w:type="paragraph" w:styleId="TOC2">
     <w:name w:val="toc 2"/>
@@ -4969,20 +5353,6 @@
 </file>
 
 <file path=customXml/item1.xml><?xml version="1.0" encoding="utf-8"?>
-<p:properties xmlns:p="http://schemas.microsoft.com/office/2006/metadata/properties" xmlns:xsi="http://www.w3.org/2001/XMLSchema-instance" xmlns:pc="http://schemas.microsoft.com/office/infopath/2007/PartnerControls">
-  <documentManagement>
-    <_activity xmlns="b16a9495-4dfd-42d3-807b-98cb11f03b43" xsi:nil="true"/>
-  </documentManagement>
-</p:properties>
-</file>
-
-<file path=customXml/item2.xml><?xml version="1.0" encoding="utf-8"?>
-<go:gDocsCustomXmlDataStorage xmlns:go="http://customooxmlschemas.google.com/" xmlns:r="http://schemas.openxmlformats.org/officeDocument/2006/relationships" uri="GoogleDocsCustomDataVersion2">
-  <go:docsCustomData xmlns:go="http://customooxmlschemas.google.com/" roundtripDataSignature="AMtx7miehlgh2pzFvkmpnhkVaeODs3Wnuw==">CgMxLjAyCGguZ2pkZ3hzMgloLjMwajB6bGwyCWguMWZvYjl0ZTIJaC4zem55c2g3MgloLjJldDkycDAyDmgua2ZranMzcndsMmMxOAByITF6bEVRVXYyWkdtTjZWemdfYk5uaGpmb0x1c2hhYUo3dw==</go:docsCustomData>
-</go:gDocsCustomXmlDataStorage>
-</file>
-
-<file path=customXml/item3.xml><?xml version="1.0" encoding="utf-8"?>
 <ct:contentTypeSchema xmlns:ct="http://schemas.microsoft.com/office/2006/metadata/contentType" xmlns:ma="http://schemas.microsoft.com/office/2006/metadata/properties/metaAttributes" ct:_="" ma:_="" ma:contentTypeName="Document" ma:contentTypeID="0x01010091CA7052A48FB44E8BAE44044031FC77" ma:contentTypeVersion="5" ma:contentTypeDescription="Create a new document." ma:contentTypeScope="" ma:versionID="72110da391d7bf7bbbd9879cda66318c">
   <xsd:schema xmlns:xsd="http://www.w3.org/2001/XMLSchema" xmlns:xs="http://www.w3.org/2001/XMLSchema" xmlns:p="http://schemas.microsoft.com/office/2006/metadata/properties" xmlns:ns3="b16a9495-4dfd-42d3-807b-98cb11f03b43" targetNamespace="http://schemas.microsoft.com/office/2006/metadata/properties" ma:root="true" ma:fieldsID="65d4c4ab10123b5e2192ffab3149626d" ns3:_="">
     <xsd:import namespace="b16a9495-4dfd-42d3-807b-98cb11f03b43"/>
@@ -5132,11 +5502,21 @@
 </ct:contentTypeSchema>
 </file>
 
-<file path=customXml/item4.xml><?xml version="1.0" encoding="utf-8"?>
-<b:Sources xmlns:b="http://schemas.openxmlformats.org/officeDocument/2006/bibliography" xmlns="http://schemas.openxmlformats.org/officeDocument/2006/bibliography" SelectedStyle="\APASixthEditionOfficeOnline.xsl" StyleName="APA" Version="6"/>
+<file path=customXml/item2.xml><?xml version="1.0" encoding="utf-8"?>
+<go:gDocsCustomXmlDataStorage xmlns:go="http://customooxmlschemas.google.com/" xmlns:r="http://schemas.openxmlformats.org/officeDocument/2006/relationships" uri="GoogleDocsCustomDataVersion2">
+  <go:docsCustomData xmlns:go="http://customooxmlschemas.google.com/" roundtripDataSignature="AMtx7miehlgh2pzFvkmpnhkVaeODs3Wnuw==">CgMxLjAyCGguZ2pkZ3hzMgloLjMwajB6bGwyCWguMWZvYjl0ZTIJaC4zem55c2g3MgloLjJldDkycDAyDmgua2ZranMzcndsMmMxOAByITF6bEVRVXYyWkdtTjZWemdfYk5uaGpmb0x1c2hhYUo3dw==</go:docsCustomData>
+</go:gDocsCustomXmlDataStorage>
 </file>
 
-<file path=customXml/item5.xml><?xml version="1.0" encoding="utf-8"?>
+<file path=customXml/item3.xml><?xml version="1.0" encoding="utf-8"?>
+<p:properties xmlns:p="http://schemas.microsoft.com/office/2006/metadata/properties" xmlns:xsi="http://www.w3.org/2001/XMLSchema-instance" xmlns:pc="http://schemas.microsoft.com/office/infopath/2007/PartnerControls">
+  <documentManagement>
+    <_activity xmlns="b16a9495-4dfd-42d3-807b-98cb11f03b43" xsi:nil="true"/>
+  </documentManagement>
+</p:properties>
+</file>
+
+<file path=customXml/item4.xml><?xml version="1.0" encoding="utf-8"?>
 <?mso-contentType ?>
 <FormTemplates xmlns="http://schemas.microsoft.com/sharepoint/v3/contenttype/forms">
   <Display>DocumentLibraryForm</Display>
@@ -5145,26 +5525,11 @@
 </FormTemplates>
 </file>
 
-<file path=customXml/itemProps1.xml><?xml version="1.0" encoding="utf-8"?>
-<ds:datastoreItem xmlns:ds="http://schemas.openxmlformats.org/officeDocument/2006/customXml" ds:itemID="{D51EB97A-8C7A-4EE1-A3AD-E57FDBFA6BEE}">
-  <ds:schemaRefs>
-    <ds:schemaRef ds:uri="http://schemas.microsoft.com/office/2006/metadata/properties"/>
-    <ds:schemaRef ds:uri="http://schemas.microsoft.com/office/infopath/2007/PartnerControls"/>
-    <ds:schemaRef ds:uri="b16a9495-4dfd-42d3-807b-98cb11f03b43"/>
-  </ds:schemaRefs>
-</ds:datastoreItem>
+<file path=customXml/item5.xml><?xml version="1.0" encoding="utf-8"?>
+<b:Sources xmlns:b="http://schemas.openxmlformats.org/officeDocument/2006/bibliography" xmlns="http://schemas.openxmlformats.org/officeDocument/2006/bibliography" SelectedStyle="\APASixthEditionOfficeOnline.xsl" StyleName="APA" Version="6"/>
 </file>
 
-<file path=customXml/itemProps2.xml><?xml version="1.0" encoding="utf-8"?>
-<ds:datastoreItem xmlns:ds="http://schemas.openxmlformats.org/officeDocument/2006/customXml" ds:itemID="{11111111-1234-1234-1234-123412341234}">
-  <ds:schemaRefs>
-    <ds:schemaRef ds:uri="http://customooxmlschemas.google.com/"/>
-    <ds:schemaRef ds:uri="http://schemas.openxmlformats.org/officeDocument/2006/relationships"/>
-  </ds:schemaRefs>
-</ds:datastoreItem>
-</file>
-
-<file path=customXml/itemProps3.xml><?xml version="1.0" encoding="utf-8"?>
+<file path=customXml/itemProps1.xml><?xml version="1.0" encoding="utf-8"?>
 <ds:datastoreItem xmlns:ds="http://schemas.openxmlformats.org/officeDocument/2006/customXml" ds:itemID="{1CD39011-2B34-4226-8638-59B13D86301D}">
   <ds:schemaRefs>
     <ds:schemaRef ds:uri="http://schemas.microsoft.com/office/2006/metadata/contentType"/>
@@ -5182,18 +5547,37 @@
 </ds:datastoreItem>
 </file>
 
+<file path=customXml/itemProps2.xml><?xml version="1.0" encoding="utf-8"?>
+<ds:datastoreItem xmlns:ds="http://schemas.openxmlformats.org/officeDocument/2006/customXml" ds:itemID="{11111111-1234-1234-1234-123412341234}">
+  <ds:schemaRefs>
+    <ds:schemaRef ds:uri="http://customooxmlschemas.google.com/"/>
+    <ds:schemaRef ds:uri="http://schemas.openxmlformats.org/officeDocument/2006/relationships"/>
+  </ds:schemaRefs>
+</ds:datastoreItem>
+</file>
+
+<file path=customXml/itemProps3.xml><?xml version="1.0" encoding="utf-8"?>
+<ds:datastoreItem xmlns:ds="http://schemas.openxmlformats.org/officeDocument/2006/customXml" ds:itemID="{D51EB97A-8C7A-4EE1-A3AD-E57FDBFA6BEE}">
+  <ds:schemaRefs>
+    <ds:schemaRef ds:uri="http://schemas.microsoft.com/office/2006/metadata/properties"/>
+    <ds:schemaRef ds:uri="http://schemas.microsoft.com/office/infopath/2007/PartnerControls"/>
+    <ds:schemaRef ds:uri="b16a9495-4dfd-42d3-807b-98cb11f03b43"/>
+  </ds:schemaRefs>
+</ds:datastoreItem>
+</file>
+
 <file path=customXml/itemProps4.xml><?xml version="1.0" encoding="utf-8"?>
+<ds:datastoreItem xmlns:ds="http://schemas.openxmlformats.org/officeDocument/2006/customXml" ds:itemID="{AD64260C-1345-4C21-A804-B9FBE7B91489}">
+  <ds:schemaRefs>
+    <ds:schemaRef ds:uri="http://schemas.microsoft.com/sharepoint/v3/contenttype/forms"/>
+  </ds:schemaRefs>
+</ds:datastoreItem>
+</file>
+
+<file path=customXml/itemProps5.xml><?xml version="1.0" encoding="utf-8"?>
 <ds:datastoreItem xmlns:ds="http://schemas.openxmlformats.org/officeDocument/2006/customXml" ds:itemID="{A5C61161-19E4-4D42-A5DA-EC591AFE0A7D}">
   <ds:schemaRefs>
     <ds:schemaRef ds:uri="http://schemas.openxmlformats.org/officeDocument/2006/bibliography"/>
   </ds:schemaRefs>
 </ds:datastoreItem>
-</file>
-
-<file path=customXml/itemProps5.xml><?xml version="1.0" encoding="utf-8"?>
-<ds:datastoreItem xmlns:ds="http://schemas.openxmlformats.org/officeDocument/2006/customXml" ds:itemID="{AD64260C-1345-4C21-A804-B9FBE7B91489}">
-  <ds:schemaRefs>
-    <ds:schemaRef ds:uri="http://schemas.microsoft.com/sharepoint/v3/contenttype/forms"/>
-  </ds:schemaRefs>
-</ds:datastoreItem>
 </file>